--- a/Results/04_Analyses_Educ.docx
+++ b/Results/04_Analyses_Educ.docx
@@ -28,7 +28,7 @@
     </w:p>
     <w:sdt>
       <w:sdtPr>
-        <w:id w:val="-818411302"/>
+        <w:id w:val="-1386952496"/>
         <w:docPartObj>
           <w:docPartGallery w:val="Table of Contents"/>
           <w:docPartUnique/>
@@ -73,7 +73,7 @@
           <w:r>
             <w:fldChar w:fldCharType="separate"/>
           </w:r>
-          <w:hyperlink w:anchor="_Toc228972422" w:history="1">
+          <w:hyperlink w:anchor="_Toc228973914" w:history="1">
             <w:r>
               <w:rPr>
                 <w:rStyle w:val="Hyperlink"/>
@@ -100,7 +100,7 @@
                 <w:noProof/>
                 <w:webHidden/>
               </w:rPr>
-              <w:instrText xml:space="preserve"> PAGEREF _Toc228972422 \h </w:instrText>
+              <w:instrText xml:space="preserve"> PAGEREF _Toc228973914 \h </w:instrText>
             </w:r>
             <w:r>
               <w:rPr>
@@ -141,7 +141,7 @@
               <w:noProof/>
             </w:rPr>
           </w:pPr>
-          <w:hyperlink w:anchor="_Toc228972423" w:history="1">
+          <w:hyperlink w:anchor="_Toc228973915" w:history="1">
             <w:r>
               <w:rPr>
                 <w:rStyle w:val="Hyperlink"/>
@@ -168,7 +168,7 @@
                 <w:noProof/>
                 <w:webHidden/>
               </w:rPr>
-              <w:instrText xml:space="preserve"> PAGEREF _Toc228972423 \h </w:instrText>
+              <w:instrText xml:space="preserve"> PAGEREF _Toc228973915 \h </w:instrText>
             </w:r>
             <w:r>
               <w:rPr>
@@ -209,7 +209,7 @@
               <w:noProof/>
             </w:rPr>
           </w:pPr>
-          <w:hyperlink w:anchor="_Toc228972424" w:history="1">
+          <w:hyperlink w:anchor="_Toc228973916" w:history="1">
             <w:r>
               <w:rPr>
                 <w:rStyle w:val="Hyperlink"/>
@@ -236,7 +236,7 @@
                 <w:noProof/>
                 <w:webHidden/>
               </w:rPr>
-              <w:instrText xml:space="preserve"> PAGEREF _Toc228972424 \h </w:instrText>
+              <w:instrText xml:space="preserve"> PAGEREF _Toc228973916 \h </w:instrText>
             </w:r>
             <w:r>
               <w:rPr>
@@ -277,13 +277,13 @@
               <w:noProof/>
             </w:rPr>
           </w:pPr>
-          <w:hyperlink w:anchor="_Toc228972425" w:history="1">
+          <w:hyperlink w:anchor="_Toc228973917" w:history="1">
             <w:r>
               <w:rPr>
                 <w:rStyle w:val="Hyperlink"/>
                 <w:noProof/>
               </w:rPr>
-              <w:t>Data Prep &amp; Centering</w:t>
+              <w:t>The GLM 5-way</w:t>
             </w:r>
             <w:r>
               <w:rPr>
@@ -304,7 +304,7 @@
                 <w:noProof/>
                 <w:webHidden/>
               </w:rPr>
-              <w:instrText xml:space="preserve"> PAGEREF _Toc228972425 \h </w:instrText>
+              <w:instrText xml:space="preserve"> PAGEREF _Toc228973917 \h </w:instrText>
             </w:r>
             <w:r>
               <w:rPr>
@@ -324,7 +324,7 @@
                 <w:noProof/>
                 <w:webHidden/>
               </w:rPr>
-              <w:t>1</w:t>
+              <w:t>2</w:t>
             </w:r>
             <w:r>
               <w:rPr>
@@ -345,7 +345,7 @@
               <w:noProof/>
             </w:rPr>
           </w:pPr>
-          <w:hyperlink w:anchor="_Toc228972426" w:history="1">
+          <w:hyperlink w:anchor="_Toc228973918" w:history="1">
             <w:r>
               <w:rPr>
                 <w:rStyle w:val="Hyperlink"/>
@@ -372,7 +372,7 @@
                 <w:noProof/>
                 <w:webHidden/>
               </w:rPr>
-              <w:instrText xml:space="preserve"> PAGEREF _Toc228972426 \h </w:instrText>
+              <w:instrText xml:space="preserve"> PAGEREF _Toc228973918 \h </w:instrText>
             </w:r>
             <w:r>
               <w:rPr>
@@ -392,7 +392,7 @@
                 <w:noProof/>
                 <w:webHidden/>
               </w:rPr>
-              <w:t>7</w:t>
+              <w:t>5</w:t>
             </w:r>
             <w:r>
               <w:rPr>
@@ -413,7 +413,7 @@
               <w:noProof/>
             </w:rPr>
           </w:pPr>
-          <w:hyperlink w:anchor="_Toc228972427" w:history="1">
+          <w:hyperlink w:anchor="_Toc228973919" w:history="1">
             <w:r>
               <w:rPr>
                 <w:rStyle w:val="Hyperlink"/>
@@ -440,7 +440,7 @@
                 <w:noProof/>
                 <w:webHidden/>
               </w:rPr>
-              <w:instrText xml:space="preserve"> PAGEREF _Toc228972427 \h </w:instrText>
+              <w:instrText xml:space="preserve"> PAGEREF _Toc228973919 \h </w:instrText>
             </w:r>
             <w:r>
               <w:rPr>
@@ -460,7 +460,7 @@
                 <w:noProof/>
                 <w:webHidden/>
               </w:rPr>
-              <w:t>8</w:t>
+              <w:t>7</w:t>
             </w:r>
             <w:r>
               <w:rPr>
@@ -481,7 +481,7 @@
               <w:noProof/>
             </w:rPr>
           </w:pPr>
-          <w:hyperlink w:anchor="_Toc228972428" w:history="1">
+          <w:hyperlink w:anchor="_Toc228973920" w:history="1">
             <w:r>
               <w:rPr>
                 <w:rStyle w:val="Hyperlink"/>
@@ -508,7 +508,7 @@
                 <w:noProof/>
                 <w:webHidden/>
               </w:rPr>
-              <w:instrText xml:space="preserve"> PAGEREF _Toc228972428 \h </w:instrText>
+              <w:instrText xml:space="preserve"> PAGEREF _Toc228973920 \h </w:instrText>
             </w:r>
             <w:r>
               <w:rPr>
@@ -528,7 +528,7 @@
                 <w:noProof/>
                 <w:webHidden/>
               </w:rPr>
-              <w:t>9</w:t>
+              <w:t>7</w:t>
             </w:r>
             <w:r>
               <w:rPr>
@@ -549,7 +549,7 @@
               <w:noProof/>
             </w:rPr>
           </w:pPr>
-          <w:hyperlink w:anchor="_Toc228972429" w:history="1">
+          <w:hyperlink w:anchor="_Toc228973921" w:history="1">
             <w:r>
               <w:rPr>
                 <w:rStyle w:val="Hyperlink"/>
@@ -576,7 +576,7 @@
                 <w:noProof/>
                 <w:webHidden/>
               </w:rPr>
-              <w:instrText xml:space="preserve"> PAGEREF _Toc228972429 \h </w:instrText>
+              <w:instrText xml:space="preserve"> PAGEREF _Toc228973921 \h </w:instrText>
             </w:r>
             <w:r>
               <w:rPr>
@@ -596,7 +596,7 @@
                 <w:noProof/>
                 <w:webHidden/>
               </w:rPr>
-              <w:t>10</w:t>
+              <w:t>8</w:t>
             </w:r>
             <w:r>
               <w:rPr>
@@ -617,7 +617,7 @@
               <w:noProof/>
             </w:rPr>
           </w:pPr>
-          <w:hyperlink w:anchor="_Toc228972430" w:history="1">
+          <w:hyperlink w:anchor="_Toc228973922" w:history="1">
             <w:r>
               <w:rPr>
                 <w:rStyle w:val="Hyperlink"/>
@@ -644,7 +644,7 @@
                 <w:noProof/>
                 <w:webHidden/>
               </w:rPr>
-              <w:instrText xml:space="preserve"> PAGEREF _Toc228972430 \h </w:instrText>
+              <w:instrText xml:space="preserve"> PAGEREF _Toc228973922 \h </w:instrText>
             </w:r>
             <w:r>
               <w:rPr>
@@ -664,7 +664,7 @@
                 <w:noProof/>
                 <w:webHidden/>
               </w:rPr>
-              <w:t>10</w:t>
+              <w:t>9</w:t>
             </w:r>
             <w:r>
               <w:rPr>
@@ -685,7 +685,7 @@
               <w:noProof/>
             </w:rPr>
           </w:pPr>
-          <w:hyperlink w:anchor="_Toc228972431" w:history="1">
+          <w:hyperlink w:anchor="_Toc228973923" w:history="1">
             <w:r>
               <w:rPr>
                 <w:rStyle w:val="Hyperlink"/>
@@ -712,7 +712,7 @@
                 <w:noProof/>
                 <w:webHidden/>
               </w:rPr>
-              <w:instrText xml:space="preserve"> PAGEREF _Toc228972431 \h </w:instrText>
+              <w:instrText xml:space="preserve"> PAGEREF _Toc228973923 \h </w:instrText>
             </w:r>
             <w:r>
               <w:rPr>
@@ -732,7 +732,7 @@
                 <w:noProof/>
                 <w:webHidden/>
               </w:rPr>
-              <w:t>11</w:t>
+              <w:t>10</w:t>
             </w:r>
             <w:r>
               <w:rPr>
@@ -753,7 +753,7 @@
               <w:noProof/>
             </w:rPr>
           </w:pPr>
-          <w:hyperlink w:anchor="_Toc228972432" w:history="1">
+          <w:hyperlink w:anchor="_Toc228973924" w:history="1">
             <w:r>
               <w:rPr>
                 <w:rStyle w:val="Hyperlink"/>
@@ -780,7 +780,7 @@
                 <w:noProof/>
                 <w:webHidden/>
               </w:rPr>
-              <w:instrText xml:space="preserve"> PAGEREF _Toc228972432 \h </w:instrText>
+              <w:instrText xml:space="preserve"> PAGEREF _Toc228973924 \h </w:instrText>
             </w:r>
             <w:r>
               <w:rPr>
@@ -800,7 +800,7 @@
                 <w:noProof/>
                 <w:webHidden/>
               </w:rPr>
-              <w:t>11</w:t>
+              <w:t>10</w:t>
             </w:r>
             <w:r>
               <w:rPr>
@@ -821,7 +821,7 @@
               <w:noProof/>
             </w:rPr>
           </w:pPr>
-          <w:hyperlink w:anchor="_Toc228972433" w:history="1">
+          <w:hyperlink w:anchor="_Toc228973925" w:history="1">
             <w:r>
               <w:rPr>
                 <w:rStyle w:val="Hyperlink"/>
@@ -848,7 +848,7 @@
                 <w:noProof/>
                 <w:webHidden/>
               </w:rPr>
-              <w:instrText xml:space="preserve"> PAGEREF _Toc228972433 \h </w:instrText>
+              <w:instrText xml:space="preserve"> PAGEREF _Toc228973925 \h </w:instrText>
             </w:r>
             <w:r>
               <w:rPr>
@@ -868,7 +868,7 @@
                 <w:noProof/>
                 <w:webHidden/>
               </w:rPr>
-              <w:t>12</w:t>
+              <w:t>11</w:t>
             </w:r>
             <w:r>
               <w:rPr>
@@ -889,7 +889,7 @@
               <w:noProof/>
             </w:rPr>
           </w:pPr>
-          <w:hyperlink w:anchor="_Toc228972434" w:history="1">
+          <w:hyperlink w:anchor="_Toc228973926" w:history="1">
             <w:r>
               <w:rPr>
                 <w:rStyle w:val="Hyperlink"/>
@@ -916,7 +916,7 @@
                 <w:noProof/>
                 <w:webHidden/>
               </w:rPr>
-              <w:instrText xml:space="preserve"> PAGEREF _Toc228972434 \h </w:instrText>
+              <w:instrText xml:space="preserve"> PAGEREF _Toc228973926 \h </w:instrText>
             </w:r>
             <w:r>
               <w:rPr>
@@ -936,7 +936,7 @@
                 <w:noProof/>
                 <w:webHidden/>
               </w:rPr>
-              <w:t>14</w:t>
+              <w:t>13</w:t>
             </w:r>
             <w:r>
               <w:rPr>
@@ -957,7 +957,7 @@
               <w:noProof/>
             </w:rPr>
           </w:pPr>
-          <w:hyperlink w:anchor="_Toc228972435" w:history="1">
+          <w:hyperlink w:anchor="_Toc228973927" w:history="1">
             <w:r>
               <w:rPr>
                 <w:rStyle w:val="Hyperlink"/>
@@ -985,7 +985,7 @@
                 <w:noProof/>
                 <w:webHidden/>
               </w:rPr>
-              <w:instrText xml:space="preserve"> PAGEREF _Toc228972435 \h </w:instrText>
+              <w:instrText xml:space="preserve"> PAGEREF _Toc228973927 \h </w:instrText>
             </w:r>
             <w:r>
               <w:rPr>
@@ -1005,7 +1005,7 @@
                 <w:noProof/>
                 <w:webHidden/>
               </w:rPr>
-              <w:t>14</w:t>
+              <w:t>13</w:t>
             </w:r>
             <w:r>
               <w:rPr>
@@ -1026,7 +1026,7 @@
               <w:noProof/>
             </w:rPr>
           </w:pPr>
-          <w:hyperlink w:anchor="_Toc228972436" w:history="1">
+          <w:hyperlink w:anchor="_Toc228973928" w:history="1">
             <w:r>
               <w:rPr>
                 <w:rStyle w:val="Hyperlink"/>
@@ -1053,7 +1053,7 @@
                 <w:noProof/>
                 <w:webHidden/>
               </w:rPr>
-              <w:instrText xml:space="preserve"> PAGEREF _Toc228972436 \h </w:instrText>
+              <w:instrText xml:space="preserve"> PAGEREF _Toc228973928 \h </w:instrText>
             </w:r>
             <w:r>
               <w:rPr>
@@ -1073,7 +1073,7 @@
                 <w:noProof/>
                 <w:webHidden/>
               </w:rPr>
-              <w:t>16</w:t>
+              <w:t>15</w:t>
             </w:r>
             <w:r>
               <w:rPr>
@@ -1096,17 +1096,13 @@
         </w:p>
       </w:sdtContent>
     </w:sdt>
-    <w:p>
-      <w:pPr>
-        <w:pStyle w:val="BodyText"/>
-      </w:pPr>
-    </w:p>
+    <w:p/>
     <w:p>
       <w:pPr>
         <w:pStyle w:val="Heading2"/>
       </w:pPr>
       <w:bookmarkStart w:id="0" w:name="setup"/>
-      <w:bookmarkStart w:id="1" w:name="_Toc228972422"/>
+      <w:bookmarkStart w:id="1" w:name="_Toc228973914"/>
       <w:r>
         <w:t>Setup</w:t>
       </w:r>
@@ -1654,12 +1650,20 @@
         <w:pStyle w:val="Heading2"/>
       </w:pPr>
       <w:bookmarkStart w:id="2" w:name="data"/>
-      <w:bookmarkStart w:id="3" w:name="_Toc228972423"/>
+      <w:bookmarkStart w:id="3" w:name="_Toc228973915"/>
       <w:bookmarkEnd w:id="0"/>
       <w:r>
         <w:t>Data</w:t>
       </w:r>
       <w:bookmarkEnd w:id="3"/>
+    </w:p>
+    <w:p>
+      <w:pPr>
+        <w:pStyle w:val="FirstParagraph"/>
+      </w:pPr>
+      <w:r>
+        <w:t>This only works after 03_Analyses.Rmd has been run, which saves the file df2_sub.rds</w:t>
+      </w:r>
     </w:p>
     <w:p>
       <w:pPr>
@@ -1730,6 +1734,75 @@
           <w:rStyle w:val="NormalTok"/>
         </w:rPr>
         <w:t xml:space="preserve">)) </w:t>
+      </w:r>
+      <w:r>
+        <w:br/>
+      </w:r>
+      <w:r>
+        <w:rPr>
+          <w:rStyle w:val="NormalTok"/>
+        </w:rPr>
+        <w:t xml:space="preserve">df2_sub </w:t>
+      </w:r>
+      <w:r>
+        <w:rPr>
+          <w:rStyle w:val="OtherTok"/>
+        </w:rPr>
+        <w:t>&lt;-</w:t>
+      </w:r>
+      <w:r>
+        <w:rPr>
+          <w:rStyle w:val="NormalTok"/>
+        </w:rPr>
+        <w:t xml:space="preserve"> </w:t>
+      </w:r>
+      <w:r>
+        <w:rPr>
+          <w:rStyle w:val="FunctionTok"/>
+        </w:rPr>
+        <w:t>read_rds</w:t>
+      </w:r>
+      <w:r>
+        <w:rPr>
+          <w:rStyle w:val="NormalTok"/>
+        </w:rPr>
+        <w:t>(</w:t>
+      </w:r>
+      <w:r>
+        <w:rPr>
+          <w:rStyle w:val="FunctionTok"/>
+        </w:rPr>
+        <w:t>here</w:t>
+      </w:r>
+      <w:r>
+        <w:rPr>
+          <w:rStyle w:val="NormalTok"/>
+        </w:rPr>
+        <w:t>(</w:t>
+      </w:r>
+      <w:r>
+        <w:rPr>
+          <w:rStyle w:val="StringTok"/>
+        </w:rPr>
+        <w:t>"Data"</w:t>
+      </w:r>
+      <w:r>
+        <w:rPr>
+          <w:rStyle w:val="NormalTok"/>
+        </w:rPr>
+        <w:t xml:space="preserve">, </w:t>
+      </w:r>
+      <w:r>
+        <w:rPr>
+          <w:rStyle w:val="StringTok"/>
+        </w:rPr>
+        <w:t>"df2_sub.rds"</w:t>
+      </w:r>
+      <w:r>
+        <w:rPr>
+          <w:rStyle w:val="NormalTok"/>
+        </w:rPr>
+        <w:t>))</w:t>
       </w:r>
     </w:p>
     <w:p>
@@ -1737,7 +1810,7 @@
         <w:pStyle w:val="Heading2"/>
       </w:pPr>
       <w:bookmarkStart w:id="4" w:name="table-a5.-glmmultilevel"/>
-      <w:bookmarkStart w:id="5" w:name="_Toc228972424"/>
+      <w:bookmarkStart w:id="5" w:name="_Toc228973916"/>
       <w:bookmarkEnd w:id="2"/>
       <w:r>
         <w:t>Table A5. GLM/Multilevel</w:t>
@@ -1756,10 +1829,10 @@
       <w:pPr>
         <w:pStyle w:val="Heading3"/>
       </w:pPr>
-      <w:bookmarkStart w:id="6" w:name="data-prep-centering"/>
-      <w:bookmarkStart w:id="7" w:name="_Toc228972425"/>
-      <w:r>
-        <w:t>Data Prep &amp; Centering</w:t>
+      <w:bookmarkStart w:id="6" w:name="the-glm-5-way"/>
+      <w:bookmarkStart w:id="7" w:name="_Toc228973917"/>
+      <w:r>
+        <w:t>The GLM 5-way</w:t>
       </w:r>
       <w:bookmarkEnd w:id="7"/>
     </w:p>
@@ -1767,10 +1840,650 @@
       <w:pPr>
         <w:pStyle w:val="SourceCode"/>
         <w:rPr>
-          <w:rFonts w:ascii="Consolas" w:hAnsi="Consolas"/>
-          <w:sz w:val="22"/>
-          <w:shd w:val="clear" w:color="auto" w:fill="F8F8F8"/>
-        </w:rPr>
+          <w:rStyle w:val="NormalTok"/>
+        </w:rPr>
+      </w:pPr>
+      <w:r>
+        <w:rPr>
+          <w:rStyle w:val="NormalTok"/>
+        </w:rPr>
+        <w:t xml:space="preserve">m5 </w:t>
+      </w:r>
+      <w:r>
+        <w:rPr>
+          <w:rStyle w:val="OtherTok"/>
+        </w:rPr>
+        <w:t>&lt;-</w:t>
+      </w:r>
+      <w:r>
+        <w:rPr>
+          <w:rStyle w:val="NormalTok"/>
+        </w:rPr>
+        <w:t xml:space="preserve"> </w:t>
+      </w:r>
+      <w:r>
+        <w:rPr>
+          <w:rStyle w:val="FunctionTok"/>
+        </w:rPr>
+        <w:t>lmer</w:t>
+      </w:r>
+      <w:r>
+        <w:rPr>
+          <w:rStyle w:val="NormalTok"/>
+        </w:rPr>
+        <w:t>(</w:t>
+      </w:r>
+      <w:r>
+        <w:br/>
+      </w:r>
+      <w:r>
+        <w:rPr>
+          <w:rStyle w:val="NormalTok"/>
+        </w:rPr>
+        <w:t xml:space="preserve">  skill_reading </w:t>
+      </w:r>
+      <w:r>
+        <w:rPr>
+          <w:rStyle w:val="SpecialCharTok"/>
+        </w:rPr>
+        <w:t>~</w:t>
+      </w:r>
+      <w:r>
+        <w:rPr>
+          <w:rStyle w:val="NormalTok"/>
+        </w:rPr>
+        <w:t xml:space="preserve"> </w:t>
+      </w:r>
+      <w:r>
+        <w:br/>
+      </w:r>
+      <w:r>
+        <w:rPr>
+          <w:rStyle w:val="NormalTok"/>
+        </w:rPr>
+        <w:t xml:space="preserve">    </w:t>
+      </w:r>
+      <w:r>
+        <w:rPr>
+          <w:rStyle w:val="CommentTok"/>
+        </w:rPr>
+        <w:t># Base fixed effects</w:t>
+      </w:r>
+      <w:r>
+        <w:br/>
+      </w:r>
+      <w:r>
+        <w:rPr>
+          <w:rStyle w:val="NormalTok"/>
+        </w:rPr>
+        <w:t xml:space="preserve">    NFE12_within </w:t>
+      </w:r>
+      <w:r>
+        <w:rPr>
+          <w:rStyle w:val="SpecialCharTok"/>
+        </w:rPr>
+        <w:t>+</w:t>
+      </w:r>
+      <w:r>
+        <w:rPr>
+          <w:rStyle w:val="NormalTok"/>
+        </w:rPr>
+        <w:t xml:space="preserve"> NFE12_between_z </w:t>
+      </w:r>
+      <w:r>
+        <w:rPr>
+          <w:rStyle w:val="SpecialCharTok"/>
+        </w:rPr>
+        <w:t>+</w:t>
+      </w:r>
+      <w:r>
+        <w:br/>
+      </w:r>
+      <w:r>
+        <w:rPr>
+          <w:rStyle w:val="NormalTok"/>
+        </w:rPr>
+        <w:t xml:space="preserve">    female_within </w:t>
+      </w:r>
+      <w:r>
+        <w:rPr>
+          <w:rStyle w:val="SpecialCharTok"/>
+        </w:rPr>
+        <w:t>+</w:t>
+      </w:r>
+      <w:r>
+        <w:rPr>
+          <w:rStyle w:val="NormalTok"/>
+        </w:rPr>
+        <w:t xml:space="preserve"> female_between_z </w:t>
+      </w:r>
+      <w:r>
+        <w:rPr>
+          <w:rStyle w:val="SpecialCharTok"/>
+        </w:rPr>
+        <w:t>+</w:t>
+      </w:r>
+      <w:r>
+        <w:rPr>
+          <w:rStyle w:val="NormalTok"/>
+        </w:rPr>
+        <w:t xml:space="preserve"> </w:t>
+      </w:r>
+      <w:r>
+        <w:br/>
+      </w:r>
+      <w:r>
+        <w:rPr>
+          <w:rStyle w:val="NormalTok"/>
+        </w:rPr>
+        <w:t xml:space="preserve">    children_within </w:t>
+      </w:r>
+      <w:r>
+        <w:rPr>
+          <w:rStyle w:val="SpecialCharTok"/>
+        </w:rPr>
+        <w:t>+</w:t>
+      </w:r>
+      <w:r>
+        <w:rPr>
+          <w:rStyle w:val="NormalTok"/>
+        </w:rPr>
+        <w:t xml:space="preserve"> children_between_z </w:t>
+      </w:r>
+      <w:r>
+        <w:rPr>
+          <w:rStyle w:val="SpecialCharTok"/>
+        </w:rPr>
+        <w:t>+</w:t>
+      </w:r>
+      <w:r>
+        <w:br/>
+      </w:r>
+      <w:r>
+        <w:rPr>
+          <w:rStyle w:val="NormalTok"/>
+        </w:rPr>
+        <w:t xml:space="preserve">    forlang_within </w:t>
+      </w:r>
+      <w:r>
+        <w:rPr>
+          <w:rStyle w:val="SpecialCharTok"/>
+        </w:rPr>
+        <w:t>+</w:t>
+      </w:r>
+      <w:r>
+        <w:rPr>
+          <w:rStyle w:val="NormalTok"/>
+        </w:rPr>
+        <w:t xml:space="preserve"> forlang_between_z </w:t>
+      </w:r>
+      <w:r>
+        <w:rPr>
+          <w:rStyle w:val="SpecialCharTok"/>
+        </w:rPr>
+        <w:t>+</w:t>
+      </w:r>
+      <w:r>
+        <w:br/>
+      </w:r>
+      <w:r>
+        <w:rPr>
+          <w:rStyle w:val="NormalTok"/>
+        </w:rPr>
+        <w:t xml:space="preserve">    forborn_within </w:t>
+      </w:r>
+      <w:r>
+        <w:rPr>
+          <w:rStyle w:val="SpecialCharTok"/>
+        </w:rPr>
+        <w:t>+</w:t>
+      </w:r>
+      <w:r>
+        <w:rPr>
+          <w:rStyle w:val="NormalTok"/>
+        </w:rPr>
+        <w:t xml:space="preserve"> forborn_between_z </w:t>
+      </w:r>
+      <w:r>
+        <w:rPr>
+          <w:rStyle w:val="SpecialCharTok"/>
+        </w:rPr>
+        <w:t>+</w:t>
+      </w:r>
+      <w:r>
+        <w:br/>
+      </w:r>
+      <w:r>
+        <w:rPr>
+          <w:rStyle w:val="NormalTok"/>
+        </w:rPr>
+        <w:t xml:space="preserve">    </w:t>
+      </w:r>
+      <w:r>
+        <w:rPr>
+          <w:rStyle w:val="CommentTok"/>
+        </w:rPr>
+        <w:t>#collinearity problem?</w:t>
+      </w:r>
+      <w:r>
+        <w:br/>
+      </w:r>
+      <w:r>
+        <w:rPr>
+          <w:rStyle w:val="NormalTok"/>
+        </w:rPr>
+        <w:t xml:space="preserve">    ed3_secondary_within </w:t>
+      </w:r>
+      <w:r>
+        <w:rPr>
+          <w:rStyle w:val="SpecialCharTok"/>
+        </w:rPr>
+        <w:t>+</w:t>
+      </w:r>
+      <w:r>
+        <w:rPr>
+          <w:rStyle w:val="NormalTok"/>
+        </w:rPr>
+        <w:t xml:space="preserve"> ed3_secondary_between_z </w:t>
+      </w:r>
+      <w:r>
+        <w:rPr>
+          <w:rStyle w:val="SpecialCharTok"/>
+        </w:rPr>
+        <w:t>+</w:t>
+      </w:r>
+      <w:r>
+        <w:rPr>
+          <w:rStyle w:val="NormalTok"/>
+        </w:rPr>
+        <w:t xml:space="preserve"> </w:t>
+      </w:r>
+      <w:r>
+        <w:br/>
+      </w:r>
+      <w:r>
+        <w:rPr>
+          <w:rStyle w:val="NormalTok"/>
+        </w:rPr>
+        <w:t xml:space="preserve">    ed3_tertiary_within </w:t>
+      </w:r>
+      <w:r>
+        <w:rPr>
+          <w:rStyle w:val="SpecialCharTok"/>
+        </w:rPr>
+        <w:t>+</w:t>
+      </w:r>
+      <w:r>
+        <w:rPr>
+          <w:rStyle w:val="NormalTok"/>
+        </w:rPr>
+        <w:t xml:space="preserve"> ed3_tertiary_between_z </w:t>
+      </w:r>
+      <w:r>
+        <w:rPr>
+          <w:rStyle w:val="SpecialCharTok"/>
+        </w:rPr>
+        <w:t>+</w:t>
+      </w:r>
+      <w:r>
+        <w:br/>
+      </w:r>
+      <w:r>
+        <w:rPr>
+          <w:rStyle w:val="NormalTok"/>
+        </w:rPr>
+        <w:t xml:space="preserve">    gdppc_k_log </w:t>
+      </w:r>
+      <w:r>
+        <w:rPr>
+          <w:rStyle w:val="SpecialCharTok"/>
+        </w:rPr>
+        <w:t>+</w:t>
+      </w:r>
+      <w:r>
+        <w:br/>
+      </w:r>
+      <w:r>
+        <w:rPr>
+          <w:rStyle w:val="NormalTok"/>
+        </w:rPr>
+        <w:t xml:space="preserve">    </w:t>
+      </w:r>
+      <w:r>
+        <w:rPr>
+          <w:rStyle w:val="CommentTok"/>
+        </w:rPr>
+        <w:t>#Intercategorical approach</w:t>
+      </w:r>
+      <w:r>
+        <w:br/>
+      </w:r>
+      <w:r>
+        <w:rPr>
+          <w:rStyle w:val="NormalTok"/>
+        </w:rPr>
+        <w:t xml:space="preserve">    female_within </w:t>
+      </w:r>
+      <w:r>
+        <w:rPr>
+          <w:rStyle w:val="SpecialCharTok"/>
+        </w:rPr>
+        <w:t>*</w:t>
+      </w:r>
+      <w:r>
+        <w:rPr>
+          <w:rStyle w:val="NormalTok"/>
+        </w:rPr>
+        <w:t xml:space="preserve"> forborn_within </w:t>
+      </w:r>
+      <w:r>
+        <w:rPr>
+          <w:rStyle w:val="SpecialCharTok"/>
+        </w:rPr>
+        <w:t>*</w:t>
+      </w:r>
+      <w:r>
+        <w:rPr>
+          <w:rStyle w:val="NormalTok"/>
+        </w:rPr>
+        <w:t xml:space="preserve"> children_within </w:t>
+      </w:r>
+      <w:r>
+        <w:rPr>
+          <w:rStyle w:val="SpecialCharTok"/>
+        </w:rPr>
+        <w:t>*</w:t>
+      </w:r>
+      <w:r>
+        <w:rPr>
+          <w:rStyle w:val="NormalTok"/>
+        </w:rPr>
+        <w:t xml:space="preserve"> forlang_within </w:t>
+      </w:r>
+      <w:r>
+        <w:rPr>
+          <w:rStyle w:val="SpecialCharTok"/>
+        </w:rPr>
+        <w:t>*</w:t>
+      </w:r>
+      <w:r>
+        <w:rPr>
+          <w:rStyle w:val="NormalTok"/>
+        </w:rPr>
+        <w:t xml:space="preserve"> NFE12_within </w:t>
+      </w:r>
+      <w:r>
+        <w:rPr>
+          <w:rStyle w:val="SpecialCharTok"/>
+        </w:rPr>
+        <w:t>*</w:t>
+      </w:r>
+      <w:r>
+        <w:rPr>
+          <w:rStyle w:val="NormalTok"/>
+        </w:rPr>
+        <w:t xml:space="preserve"> ed3_tertiary_within </w:t>
+      </w:r>
+      <w:r>
+        <w:rPr>
+          <w:rStyle w:val="SpecialCharTok"/>
+        </w:rPr>
+        <w:t>+</w:t>
+      </w:r>
+      <w:r>
+        <w:br/>
+      </w:r>
+      <w:r>
+        <w:rPr>
+          <w:rStyle w:val="NormalTok"/>
+        </w:rPr>
+        <w:t xml:space="preserve">    (</w:t>
+      </w:r>
+      <w:r>
+        <w:rPr>
+          <w:rStyle w:val="DecValTok"/>
+        </w:rPr>
+        <w:t>1</w:t>
+      </w:r>
+      <w:r>
+        <w:rPr>
+          <w:rStyle w:val="NormalTok"/>
+        </w:rPr>
+        <w:t xml:space="preserve"> </w:t>
+      </w:r>
+      <w:r>
+        <w:rPr>
+          <w:rStyle w:val="SpecialCharTok"/>
+        </w:rPr>
+        <w:t>|</w:t>
+      </w:r>
+      <w:r>
+        <w:rPr>
+          <w:rStyle w:val="NormalTok"/>
+        </w:rPr>
+        <w:t xml:space="preserve"> iso3c),</w:t>
+      </w:r>
+      <w:r>
+        <w:br/>
+      </w:r>
+      <w:r>
+        <w:rPr>
+          <w:rStyle w:val="NormalTok"/>
+        </w:rPr>
+        <w:t xml:space="preserve">  </w:t>
+      </w:r>
+      <w:r>
+        <w:rPr>
+          <w:rStyle w:val="AttributeTok"/>
+        </w:rPr>
+        <w:t>data =</w:t>
+      </w:r>
+      <w:r>
+        <w:rPr>
+          <w:rStyle w:val="NormalTok"/>
+        </w:rPr>
+        <w:t xml:space="preserve"> df2_sub</w:t>
+      </w:r>
+      <w:r>
+        <w:br/>
+      </w:r>
+      <w:r>
+        <w:rPr>
+          <w:rStyle w:val="NormalTok"/>
+        </w:rPr>
+        <w:t>)</w:t>
+      </w:r>
+      <w:r>
+        <w:br/>
+      </w:r>
+      <w:r>
+        <w:br/>
+      </w:r>
+      <w:r>
+        <w:br/>
+      </w:r>
+      <w:r>
+        <w:br/>
+      </w:r>
+      <w:r>
+        <w:rPr>
+          <w:rStyle w:val="CommentTok"/>
+        </w:rPr>
+        <w:t xml:space="preserve"># Export summary </w:t>
+      </w:r>
+      <w:r>
+        <w:br/>
+      </w:r>
+      <w:r>
+        <w:rPr>
+          <w:rStyle w:val="FunctionTok"/>
+        </w:rPr>
+        <w:lastRenderedPageBreak/>
+        <w:t>export_summs</w:t>
+      </w:r>
+      <w:r>
+        <w:rPr>
+          <w:rStyle w:val="NormalTok"/>
+        </w:rPr>
+        <w:t xml:space="preserve">(m5, </w:t>
+      </w:r>
+      <w:r>
+        <w:rPr>
+          <w:rStyle w:val="AttributeTok"/>
+        </w:rPr>
+        <w:t>statistics =</w:t>
+      </w:r>
+      <w:r>
+        <w:rPr>
+          <w:rStyle w:val="NormalTok"/>
+        </w:rPr>
+        <w:t xml:space="preserve"> </w:t>
+      </w:r>
+      <w:r>
+        <w:rPr>
+          <w:rStyle w:val="StringTok"/>
+        </w:rPr>
+        <w:t>"all"</w:t>
+      </w:r>
+      <w:r>
+        <w:rPr>
+          <w:rStyle w:val="NormalTok"/>
+        </w:rPr>
+        <w:t xml:space="preserve">, </w:t>
+      </w:r>
+      <w:r>
+        <w:rPr>
+          <w:rStyle w:val="AttributeTok"/>
+        </w:rPr>
+        <w:t>error_pos =</w:t>
+      </w:r>
+      <w:r>
+        <w:rPr>
+          <w:rStyle w:val="NormalTok"/>
+        </w:rPr>
+        <w:t xml:space="preserve"> </w:t>
+      </w:r>
+      <w:r>
+        <w:rPr>
+          <w:rStyle w:val="StringTok"/>
+        </w:rPr>
+        <w:t>"right"</w:t>
+      </w:r>
+      <w:r>
+        <w:rPr>
+          <w:rStyle w:val="NormalTok"/>
+        </w:rPr>
+        <w:t xml:space="preserve">, </w:t>
+      </w:r>
+      <w:r>
+        <w:rPr>
+          <w:rStyle w:val="AttributeTok"/>
+        </w:rPr>
+        <w:t>error_format =</w:t>
+      </w:r>
+      <w:r>
+        <w:rPr>
+          <w:rStyle w:val="NormalTok"/>
+        </w:rPr>
+        <w:t xml:space="preserve"> </w:t>
+      </w:r>
+      <w:r>
+        <w:rPr>
+          <w:rStyle w:val="StringTok"/>
+        </w:rPr>
+        <w:t>"({std.error})"</w:t>
+      </w:r>
+      <w:r>
+        <w:rPr>
+          <w:rStyle w:val="NormalTok"/>
+        </w:rPr>
+        <w:t xml:space="preserve">, </w:t>
+      </w:r>
+      <w:r>
+        <w:br/>
+      </w:r>
+      <w:r>
+        <w:rPr>
+          <w:rStyle w:val="NormalTok"/>
+        </w:rPr>
+        <w:t xml:space="preserve">             </w:t>
+      </w:r>
+      <w:r>
+        <w:rPr>
+          <w:rStyle w:val="AttributeTok"/>
+        </w:rPr>
+        <w:t>to.file =</w:t>
+      </w:r>
+      <w:r>
+        <w:rPr>
+          <w:rStyle w:val="NormalTok"/>
+        </w:rPr>
+        <w:t xml:space="preserve"> </w:t>
+      </w:r>
+      <w:r>
+        <w:rPr>
+          <w:rStyle w:val="StringTok"/>
+        </w:rPr>
+        <w:t>"docx"</w:t>
+      </w:r>
+      <w:r>
+        <w:rPr>
+          <w:rStyle w:val="NormalTok"/>
+        </w:rPr>
+        <w:t xml:space="preserve">, </w:t>
+      </w:r>
+      <w:r>
+        <w:rPr>
+          <w:rStyle w:val="AttributeTok"/>
+        </w:rPr>
+        <w:t>file.name =</w:t>
+      </w:r>
+      <w:r>
+        <w:rPr>
+          <w:rStyle w:val="NormalTok"/>
+        </w:rPr>
+        <w:t xml:space="preserve"> </w:t>
+      </w:r>
+      <w:r>
+        <w:rPr>
+          <w:rStyle w:val="FunctionTok"/>
+        </w:rPr>
+        <w:t>here</w:t>
+      </w:r>
+      <w:r>
+        <w:rPr>
+          <w:rStyle w:val="NormalTok"/>
+        </w:rPr>
+        <w:t>(</w:t>
+      </w:r>
+      <w:r>
+        <w:rPr>
+          <w:rStyle w:val="StringTok"/>
+        </w:rPr>
+        <w:t>"Results"</w:t>
+      </w:r>
+      <w:r>
+        <w:rPr>
+          <w:rStyle w:val="NormalTok"/>
+        </w:rPr>
+        <w:t xml:space="preserve">, </w:t>
+      </w:r>
+      <w:r>
+        <w:rPr>
+          <w:rStyle w:val="StringTok"/>
+        </w:rPr>
+        <w:t>"TS1.docx"</w:t>
+      </w:r>
+      <w:r>
+        <w:rPr>
+          <w:rStyle w:val="NormalTok"/>
+        </w:rPr>
+        <w:t>))</w:t>
+      </w:r>
+    </w:p>
+    <w:p>
+      <w:pPr>
+        <w:pStyle w:val="SourceCode"/>
         <w:sectPr>
           <w:footerReference w:type="default" r:id="rId7"/>
           <w:footnotePr>
@@ -1781,3143 +2494,6 @@
           <w:cols w:space="720"/>
         </w:sectPr>
       </w:pPr>
-      <w:r>
-        <w:rPr>
-          <w:rStyle w:val="CommentTok"/>
-        </w:rPr>
-        <w:t># Create education dummies and filter full valid sample</w:t>
-      </w:r>
-      <w:r>
-        <w:br/>
-      </w:r>
-      <w:r>
-        <w:rPr>
-          <w:rStyle w:val="NormalTok"/>
-        </w:rPr>
-        <w:t xml:space="preserve">df2_sub </w:t>
-      </w:r>
-      <w:r>
-        <w:rPr>
-          <w:rStyle w:val="OtherTok"/>
-        </w:rPr>
-        <w:t>&lt;-</w:t>
-      </w:r>
-      <w:r>
-        <w:rPr>
-          <w:rStyle w:val="NormalTok"/>
-        </w:rPr>
-        <w:t xml:space="preserve"> df2 </w:t>
-      </w:r>
-      <w:r>
-        <w:rPr>
-          <w:rStyle w:val="SpecialCharTok"/>
-        </w:rPr>
-        <w:t>%&gt;%</w:t>
-      </w:r>
-      <w:r>
-        <w:br/>
-      </w:r>
-      <w:r>
-        <w:rPr>
-          <w:rStyle w:val="NormalTok"/>
-        </w:rPr>
-        <w:t xml:space="preserve">  </w:t>
-      </w:r>
-      <w:r>
-        <w:rPr>
-          <w:rStyle w:val="FunctionTok"/>
-        </w:rPr>
-        <w:t>mutate</w:t>
-      </w:r>
-      <w:r>
-        <w:rPr>
-          <w:rStyle w:val="NormalTok"/>
-        </w:rPr>
-        <w:t>(</w:t>
-      </w:r>
-      <w:r>
-        <w:br/>
-      </w:r>
-      <w:r>
-        <w:rPr>
-          <w:rStyle w:val="NormalTok"/>
-        </w:rPr>
-        <w:t xml:space="preserve">    </w:t>
-      </w:r>
-      <w:r>
-        <w:rPr>
-          <w:rStyle w:val="AttributeTok"/>
-        </w:rPr>
-        <w:t>ed3_secondary =</w:t>
-      </w:r>
-      <w:r>
-        <w:rPr>
-          <w:rStyle w:val="NormalTok"/>
-        </w:rPr>
-        <w:t xml:space="preserve"> </w:t>
-      </w:r>
-      <w:r>
-        <w:rPr>
-          <w:rStyle w:val="FunctionTok"/>
-        </w:rPr>
-        <w:t>as.integer</w:t>
-      </w:r>
-      <w:r>
-        <w:rPr>
-          <w:rStyle w:val="NormalTok"/>
-        </w:rPr>
-        <w:t xml:space="preserve">(ed3 </w:t>
-      </w:r>
-      <w:r>
-        <w:rPr>
-          <w:rStyle w:val="SpecialCharTok"/>
-        </w:rPr>
-        <w:t>==</w:t>
-      </w:r>
-      <w:r>
-        <w:rPr>
-          <w:rStyle w:val="NormalTok"/>
-        </w:rPr>
-        <w:t xml:space="preserve"> </w:t>
-      </w:r>
-      <w:r>
-        <w:rPr>
-          <w:rStyle w:val="DecValTok"/>
-        </w:rPr>
-        <w:t>2</w:t>
-      </w:r>
-      <w:r>
-        <w:rPr>
-          <w:rStyle w:val="NormalTok"/>
-        </w:rPr>
-        <w:t xml:space="preserve"> </w:t>
-      </w:r>
-      <w:r>
-        <w:rPr>
-          <w:rStyle w:val="SpecialCharTok"/>
-        </w:rPr>
-        <w:t>|</w:t>
-      </w:r>
-      <w:r>
-        <w:rPr>
-          <w:rStyle w:val="NormalTok"/>
-        </w:rPr>
-        <w:t xml:space="preserve"> ed3 </w:t>
-      </w:r>
-      <w:r>
-        <w:rPr>
-          <w:rStyle w:val="SpecialCharTok"/>
-        </w:rPr>
-        <w:t>==</w:t>
-      </w:r>
-      <w:r>
-        <w:rPr>
-          <w:rStyle w:val="NormalTok"/>
-        </w:rPr>
-        <w:t xml:space="preserve"> </w:t>
-      </w:r>
-      <w:r>
-        <w:rPr>
-          <w:rStyle w:val="DecValTok"/>
-        </w:rPr>
-        <w:t>1</w:t>
-      </w:r>
-      <w:r>
-        <w:rPr>
-          <w:rStyle w:val="NormalTok"/>
-        </w:rPr>
-        <w:t>),</w:t>
-      </w:r>
-      <w:r>
-        <w:br/>
-      </w:r>
-      <w:r>
-        <w:rPr>
-          <w:rStyle w:val="NormalTok"/>
-        </w:rPr>
-        <w:t xml:space="preserve">    </w:t>
-      </w:r>
-      <w:r>
-        <w:rPr>
-          <w:rStyle w:val="AttributeTok"/>
-        </w:rPr>
-        <w:t>ed3_tertiary  =</w:t>
-      </w:r>
-      <w:r>
-        <w:rPr>
-          <w:rStyle w:val="NormalTok"/>
-        </w:rPr>
-        <w:t xml:space="preserve"> </w:t>
-      </w:r>
-      <w:r>
-        <w:rPr>
-          <w:rStyle w:val="FunctionTok"/>
-        </w:rPr>
-        <w:t>as.integer</w:t>
-      </w:r>
-      <w:r>
-        <w:rPr>
-          <w:rStyle w:val="NormalTok"/>
-        </w:rPr>
-        <w:t xml:space="preserve">(ed3 </w:t>
-      </w:r>
-      <w:r>
-        <w:rPr>
-          <w:rStyle w:val="SpecialCharTok"/>
-        </w:rPr>
-        <w:t>==</w:t>
-      </w:r>
-      <w:r>
-        <w:rPr>
-          <w:rStyle w:val="NormalTok"/>
-        </w:rPr>
-        <w:t xml:space="preserve"> </w:t>
-      </w:r>
-      <w:r>
-        <w:rPr>
-          <w:rStyle w:val="DecValTok"/>
-        </w:rPr>
-        <w:t>3</w:t>
-      </w:r>
-      <w:r>
-        <w:rPr>
-          <w:rStyle w:val="NormalTok"/>
-        </w:rPr>
-        <w:t>)</w:t>
-      </w:r>
-      <w:r>
-        <w:br/>
-      </w:r>
-      <w:r>
-        <w:rPr>
-          <w:rStyle w:val="NormalTok"/>
-        </w:rPr>
-        <w:t xml:space="preserve">  ) </w:t>
-      </w:r>
-      <w:r>
-        <w:rPr>
-          <w:rStyle w:val="SpecialCharTok"/>
-        </w:rPr>
-        <w:t>%&gt;%</w:t>
-      </w:r>
-      <w:r>
-        <w:br/>
-      </w:r>
-      <w:r>
-        <w:rPr>
-          <w:rStyle w:val="NormalTok"/>
-        </w:rPr>
-        <w:t xml:space="preserve">  </w:t>
-      </w:r>
-      <w:r>
-        <w:rPr>
-          <w:rStyle w:val="FunctionTok"/>
-        </w:rPr>
-        <w:t>subset</w:t>
-      </w:r>
-      <w:r>
-        <w:rPr>
-          <w:rStyle w:val="NormalTok"/>
-        </w:rPr>
-        <w:t xml:space="preserve">(ed_currently </w:t>
-      </w:r>
-      <w:r>
-        <w:rPr>
-          <w:rStyle w:val="SpecialCharTok"/>
-        </w:rPr>
-        <w:t>!=</w:t>
-      </w:r>
-      <w:r>
-        <w:rPr>
-          <w:rStyle w:val="NormalTok"/>
-        </w:rPr>
-        <w:t xml:space="preserve"> </w:t>
-      </w:r>
-      <w:r>
-        <w:rPr>
-          <w:rStyle w:val="DecValTok"/>
-        </w:rPr>
-        <w:t>1</w:t>
-      </w:r>
-      <w:r>
-        <w:rPr>
-          <w:rStyle w:val="NormalTok"/>
-        </w:rPr>
-        <w:t>)</w:t>
-      </w:r>
-      <w:r>
-        <w:br/>
-      </w:r>
-      <w:r>
-        <w:br/>
-      </w:r>
-      <w:r>
-        <w:rPr>
-          <w:rStyle w:val="CommentTok"/>
-        </w:rPr>
-        <w:t># Within/Between decomposition for the FULL sample</w:t>
-      </w:r>
-      <w:r>
-        <w:br/>
-      </w:r>
-      <w:r>
-        <w:rPr>
-          <w:rStyle w:val="NormalTok"/>
-        </w:rPr>
-        <w:t xml:space="preserve">df2_sub </w:t>
-      </w:r>
-      <w:r>
-        <w:rPr>
-          <w:rStyle w:val="OtherTok"/>
-        </w:rPr>
-        <w:t>&lt;-</w:t>
-      </w:r>
-      <w:r>
-        <w:rPr>
-          <w:rStyle w:val="NormalTok"/>
-        </w:rPr>
-        <w:t xml:space="preserve"> df2_sub </w:t>
-      </w:r>
-      <w:r>
-        <w:rPr>
-          <w:rStyle w:val="SpecialCharTok"/>
-        </w:rPr>
-        <w:t>%&gt;%</w:t>
-      </w:r>
-      <w:r>
-        <w:br/>
-      </w:r>
-      <w:r>
-        <w:rPr>
-          <w:rStyle w:val="NormalTok"/>
-        </w:rPr>
-        <w:t xml:space="preserve">  </w:t>
-      </w:r>
-      <w:r>
-        <w:rPr>
-          <w:rStyle w:val="FunctionTok"/>
-        </w:rPr>
-        <w:t>group_by</w:t>
-      </w:r>
-      <w:r>
-        <w:rPr>
-          <w:rStyle w:val="NormalTok"/>
-        </w:rPr>
-        <w:t xml:space="preserve">(iso3c) </w:t>
-      </w:r>
-      <w:r>
-        <w:rPr>
-          <w:rStyle w:val="SpecialCharTok"/>
-        </w:rPr>
-        <w:t>%&gt;%</w:t>
-      </w:r>
-      <w:r>
-        <w:br/>
-      </w:r>
-      <w:r>
-        <w:rPr>
-          <w:rStyle w:val="NormalTok"/>
-        </w:rPr>
-        <w:t xml:space="preserve">  </w:t>
-      </w:r>
-      <w:r>
-        <w:rPr>
-          <w:rStyle w:val="FunctionTok"/>
-        </w:rPr>
-        <w:t>mutate</w:t>
-      </w:r>
-      <w:r>
-        <w:rPr>
-          <w:rStyle w:val="NormalTok"/>
-        </w:rPr>
-        <w:t>(</w:t>
-      </w:r>
-      <w:r>
-        <w:br/>
-      </w:r>
-      <w:r>
-        <w:rPr>
-          <w:rStyle w:val="NormalTok"/>
-        </w:rPr>
-        <w:t xml:space="preserve">    </w:t>
-      </w:r>
-      <w:r>
-        <w:rPr>
-          <w:rStyle w:val="AttributeTok"/>
-        </w:rPr>
-        <w:t>male =</w:t>
-      </w:r>
-      <w:r>
-        <w:rPr>
-          <w:rStyle w:val="NormalTok"/>
-        </w:rPr>
-        <w:t xml:space="preserve"> </w:t>
-      </w:r>
-      <w:r>
-        <w:rPr>
-          <w:rStyle w:val="FunctionTok"/>
-        </w:rPr>
-        <w:t>ifelse</w:t>
-      </w:r>
-      <w:r>
-        <w:rPr>
-          <w:rStyle w:val="NormalTok"/>
-        </w:rPr>
-        <w:t xml:space="preserve">(female </w:t>
-      </w:r>
-      <w:r>
-        <w:rPr>
-          <w:rStyle w:val="SpecialCharTok"/>
-        </w:rPr>
-        <w:t>==</w:t>
-      </w:r>
-      <w:r>
-        <w:rPr>
-          <w:rStyle w:val="NormalTok"/>
-        </w:rPr>
-        <w:t xml:space="preserve"> </w:t>
-      </w:r>
-      <w:r>
-        <w:rPr>
-          <w:rStyle w:val="DecValTok"/>
-        </w:rPr>
-        <w:t>1</w:t>
-      </w:r>
-      <w:r>
-        <w:rPr>
-          <w:rStyle w:val="NormalTok"/>
-        </w:rPr>
-        <w:t xml:space="preserve">, </w:t>
-      </w:r>
-      <w:r>
-        <w:rPr>
-          <w:rStyle w:val="DecValTok"/>
-        </w:rPr>
-        <w:t>0</w:t>
-      </w:r>
-      <w:r>
-        <w:rPr>
-          <w:rStyle w:val="NormalTok"/>
-        </w:rPr>
-        <w:t xml:space="preserve">, </w:t>
-      </w:r>
-      <w:r>
-        <w:rPr>
-          <w:rStyle w:val="DecValTok"/>
-        </w:rPr>
-        <w:t>1</w:t>
-      </w:r>
-      <w:r>
-        <w:rPr>
-          <w:rStyle w:val="NormalTok"/>
-        </w:rPr>
-        <w:t>),</w:t>
-      </w:r>
-      <w:r>
-        <w:br/>
-      </w:r>
-      <w:r>
-        <w:rPr>
-          <w:rStyle w:val="NormalTok"/>
-        </w:rPr>
-        <w:t xml:space="preserve">    </w:t>
-      </w:r>
-      <w:r>
-        <w:rPr>
-          <w:rStyle w:val="AttributeTok"/>
-        </w:rPr>
-        <w:t>NFE12_between =</w:t>
-      </w:r>
-      <w:r>
-        <w:rPr>
-          <w:rStyle w:val="NormalTok"/>
-        </w:rPr>
-        <w:t xml:space="preserve"> </w:t>
-      </w:r>
-      <w:r>
-        <w:rPr>
-          <w:rStyle w:val="FunctionTok"/>
-        </w:rPr>
-        <w:t>sum</w:t>
-      </w:r>
-      <w:r>
-        <w:rPr>
-          <w:rStyle w:val="NormalTok"/>
-        </w:rPr>
-        <w:t xml:space="preserve">(SPFWT0 </w:t>
-      </w:r>
-      <w:r>
-        <w:rPr>
-          <w:rStyle w:val="SpecialCharTok"/>
-        </w:rPr>
-        <w:t>*</w:t>
-      </w:r>
-      <w:r>
-        <w:rPr>
-          <w:rStyle w:val="NormalTok"/>
-        </w:rPr>
-        <w:t xml:space="preserve"> NFE12, </w:t>
-      </w:r>
-      <w:r>
-        <w:rPr>
-          <w:rStyle w:val="AttributeTok"/>
-        </w:rPr>
-        <w:t>na.rm =</w:t>
-      </w:r>
-      <w:r>
-        <w:rPr>
-          <w:rStyle w:val="NormalTok"/>
-        </w:rPr>
-        <w:t xml:space="preserve"> </w:t>
-      </w:r>
-      <w:r>
-        <w:rPr>
-          <w:rStyle w:val="ConstantTok"/>
-        </w:rPr>
-        <w:t>TRUE</w:t>
-      </w:r>
-      <w:r>
-        <w:rPr>
-          <w:rStyle w:val="NormalTok"/>
-        </w:rPr>
-        <w:t xml:space="preserve">) </w:t>
-      </w:r>
-      <w:r>
-        <w:rPr>
-          <w:rStyle w:val="SpecialCharTok"/>
-        </w:rPr>
-        <w:t>/</w:t>
-      </w:r>
-      <w:r>
-        <w:rPr>
-          <w:rStyle w:val="NormalTok"/>
-        </w:rPr>
-        <w:t xml:space="preserve"> </w:t>
-      </w:r>
-      <w:r>
-        <w:rPr>
-          <w:rStyle w:val="FunctionTok"/>
-        </w:rPr>
-        <w:t>sum</w:t>
-      </w:r>
-      <w:r>
-        <w:rPr>
-          <w:rStyle w:val="NormalTok"/>
-        </w:rPr>
-        <w:t>(SPFWT0[</w:t>
-      </w:r>
-      <w:r>
-        <w:rPr>
-          <w:rStyle w:val="SpecialCharTok"/>
-        </w:rPr>
-        <w:t>!</w:t>
-      </w:r>
-      <w:r>
-        <w:rPr>
-          <w:rStyle w:val="FunctionTok"/>
-        </w:rPr>
-        <w:t>is.na</w:t>
-      </w:r>
-      <w:r>
-        <w:rPr>
-          <w:rStyle w:val="NormalTok"/>
-        </w:rPr>
-        <w:t xml:space="preserve">(NFE12)], </w:t>
-      </w:r>
-      <w:r>
-        <w:rPr>
-          <w:rStyle w:val="AttributeTok"/>
-        </w:rPr>
-        <w:t>na.rm =</w:t>
-      </w:r>
-      <w:r>
-        <w:rPr>
-          <w:rStyle w:val="NormalTok"/>
-        </w:rPr>
-        <w:t xml:space="preserve"> </w:t>
-      </w:r>
-      <w:r>
-        <w:rPr>
-          <w:rStyle w:val="ConstantTok"/>
-        </w:rPr>
-        <w:t>TRUE</w:t>
-      </w:r>
-      <w:r>
-        <w:rPr>
-          <w:rStyle w:val="NormalTok"/>
-        </w:rPr>
-        <w:t>),</w:t>
-      </w:r>
-      <w:r>
-        <w:br/>
-      </w:r>
-      <w:r>
-        <w:rPr>
-          <w:rStyle w:val="NormalTok"/>
-        </w:rPr>
-        <w:t xml:space="preserve">    </w:t>
-      </w:r>
-      <w:r>
-        <w:rPr>
-          <w:rStyle w:val="AttributeTok"/>
-        </w:rPr>
-        <w:t>female_between =</w:t>
-      </w:r>
-      <w:r>
-        <w:rPr>
-          <w:rStyle w:val="NormalTok"/>
-        </w:rPr>
-        <w:t xml:space="preserve"> </w:t>
-      </w:r>
-      <w:r>
-        <w:rPr>
-          <w:rStyle w:val="FunctionTok"/>
-        </w:rPr>
-        <w:t>sum</w:t>
-      </w:r>
-      <w:r>
-        <w:rPr>
-          <w:rStyle w:val="NormalTok"/>
-        </w:rPr>
-        <w:t xml:space="preserve">(SPFWT0 </w:t>
-      </w:r>
-      <w:r>
-        <w:rPr>
-          <w:rStyle w:val="SpecialCharTok"/>
-        </w:rPr>
-        <w:t>*</w:t>
-      </w:r>
-      <w:r>
-        <w:rPr>
-          <w:rStyle w:val="NormalTok"/>
-        </w:rPr>
-        <w:t xml:space="preserve"> female, </w:t>
-      </w:r>
-      <w:r>
-        <w:rPr>
-          <w:rStyle w:val="AttributeTok"/>
-        </w:rPr>
-        <w:t>na.rm =</w:t>
-      </w:r>
-      <w:r>
-        <w:rPr>
-          <w:rStyle w:val="NormalTok"/>
-        </w:rPr>
-        <w:t xml:space="preserve"> </w:t>
-      </w:r>
-      <w:r>
-        <w:rPr>
-          <w:rStyle w:val="ConstantTok"/>
-        </w:rPr>
-        <w:t>TRUE</w:t>
-      </w:r>
-      <w:r>
-        <w:rPr>
-          <w:rStyle w:val="NormalTok"/>
-        </w:rPr>
-        <w:t xml:space="preserve">) </w:t>
-      </w:r>
-      <w:r>
-        <w:rPr>
-          <w:rStyle w:val="SpecialCharTok"/>
-        </w:rPr>
-        <w:t>/</w:t>
-      </w:r>
-      <w:r>
-        <w:rPr>
-          <w:rStyle w:val="NormalTok"/>
-        </w:rPr>
-        <w:t xml:space="preserve"> </w:t>
-      </w:r>
-      <w:r>
-        <w:rPr>
-          <w:rStyle w:val="FunctionTok"/>
-        </w:rPr>
-        <w:t>sum</w:t>
-      </w:r>
-      <w:r>
-        <w:rPr>
-          <w:rStyle w:val="NormalTok"/>
-        </w:rPr>
-        <w:t>(SPFWT0[</w:t>
-      </w:r>
-      <w:r>
-        <w:rPr>
-          <w:rStyle w:val="SpecialCharTok"/>
-        </w:rPr>
-        <w:t>!</w:t>
-      </w:r>
-      <w:r>
-        <w:rPr>
-          <w:rStyle w:val="FunctionTok"/>
-        </w:rPr>
-        <w:t>is.na</w:t>
-      </w:r>
-      <w:r>
-        <w:rPr>
-          <w:rStyle w:val="NormalTok"/>
-        </w:rPr>
-        <w:t xml:space="preserve">(female)], </w:t>
-      </w:r>
-      <w:r>
-        <w:rPr>
-          <w:rStyle w:val="AttributeTok"/>
-        </w:rPr>
-        <w:t>na.rm =</w:t>
-      </w:r>
-      <w:r>
-        <w:rPr>
-          <w:rStyle w:val="NormalTok"/>
-        </w:rPr>
-        <w:t xml:space="preserve"> </w:t>
-      </w:r>
-      <w:r>
-        <w:rPr>
-          <w:rStyle w:val="ConstantTok"/>
-        </w:rPr>
-        <w:t>TRUE</w:t>
-      </w:r>
-      <w:r>
-        <w:rPr>
-          <w:rStyle w:val="NormalTok"/>
-        </w:rPr>
-        <w:t>),</w:t>
-      </w:r>
-      <w:r>
-        <w:br/>
-      </w:r>
-      <w:r>
-        <w:rPr>
-          <w:rStyle w:val="NormalTok"/>
-        </w:rPr>
-        <w:t xml:space="preserve">    </w:t>
-      </w:r>
-      <w:r>
-        <w:rPr>
-          <w:rStyle w:val="AttributeTok"/>
-        </w:rPr>
-        <w:t>male_between =</w:t>
-      </w:r>
-      <w:r>
-        <w:rPr>
-          <w:rStyle w:val="NormalTok"/>
-        </w:rPr>
-        <w:t xml:space="preserve"> </w:t>
-      </w:r>
-      <w:r>
-        <w:rPr>
-          <w:rStyle w:val="FunctionTok"/>
-        </w:rPr>
-        <w:t>sum</w:t>
-      </w:r>
-      <w:r>
-        <w:rPr>
-          <w:rStyle w:val="NormalTok"/>
-        </w:rPr>
-        <w:t xml:space="preserve">(SPFWT0 </w:t>
-      </w:r>
-      <w:r>
-        <w:rPr>
-          <w:rStyle w:val="SpecialCharTok"/>
-        </w:rPr>
-        <w:t>*</w:t>
-      </w:r>
-      <w:r>
-        <w:rPr>
-          <w:rStyle w:val="NormalTok"/>
-        </w:rPr>
-        <w:t xml:space="preserve"> male, </w:t>
-      </w:r>
-      <w:r>
-        <w:rPr>
-          <w:rStyle w:val="AttributeTok"/>
-        </w:rPr>
-        <w:t>na.rm =</w:t>
-      </w:r>
-      <w:r>
-        <w:rPr>
-          <w:rStyle w:val="NormalTok"/>
-        </w:rPr>
-        <w:t xml:space="preserve"> T) </w:t>
-      </w:r>
-      <w:r>
-        <w:rPr>
-          <w:rStyle w:val="SpecialCharTok"/>
-        </w:rPr>
-        <w:t>/</w:t>
-      </w:r>
-      <w:r>
-        <w:rPr>
-          <w:rStyle w:val="NormalTok"/>
-        </w:rPr>
-        <w:t xml:space="preserve"> </w:t>
-      </w:r>
-      <w:r>
-        <w:rPr>
-          <w:rStyle w:val="FunctionTok"/>
-        </w:rPr>
-        <w:t>sum</w:t>
-      </w:r>
-      <w:r>
-        <w:rPr>
-          <w:rStyle w:val="NormalTok"/>
-        </w:rPr>
-        <w:t>(SPFWT0[</w:t>
-      </w:r>
-      <w:r>
-        <w:rPr>
-          <w:rStyle w:val="SpecialCharTok"/>
-        </w:rPr>
-        <w:t>!</w:t>
-      </w:r>
-      <w:r>
-        <w:rPr>
-          <w:rStyle w:val="FunctionTok"/>
-        </w:rPr>
-        <w:t>is.na</w:t>
-      </w:r>
-      <w:r>
-        <w:rPr>
-          <w:rStyle w:val="NormalTok"/>
-        </w:rPr>
-        <w:t xml:space="preserve">(male)], </w:t>
-      </w:r>
-      <w:r>
-        <w:rPr>
-          <w:rStyle w:val="AttributeTok"/>
-        </w:rPr>
-        <w:t>na.rm =</w:t>
-      </w:r>
-      <w:r>
-        <w:rPr>
-          <w:rStyle w:val="NormalTok"/>
-        </w:rPr>
-        <w:t xml:space="preserve"> </w:t>
-      </w:r>
-      <w:r>
-        <w:rPr>
-          <w:rStyle w:val="ConstantTok"/>
-        </w:rPr>
-        <w:t>TRUE</w:t>
-      </w:r>
-      <w:r>
-        <w:rPr>
-          <w:rStyle w:val="NormalTok"/>
-        </w:rPr>
-        <w:t>),</w:t>
-      </w:r>
-      <w:r>
-        <w:br/>
-      </w:r>
-      <w:r>
-        <w:rPr>
-          <w:rStyle w:val="NormalTok"/>
-        </w:rPr>
-        <w:t xml:space="preserve">    </w:t>
-      </w:r>
-      <w:r>
-        <w:rPr>
-          <w:rStyle w:val="AttributeTok"/>
-        </w:rPr>
-        <w:t>children_between =</w:t>
-      </w:r>
-      <w:r>
-        <w:rPr>
-          <w:rStyle w:val="NormalTok"/>
-        </w:rPr>
-        <w:t xml:space="preserve"> </w:t>
-      </w:r>
-      <w:r>
-        <w:rPr>
-          <w:rStyle w:val="FunctionTok"/>
-        </w:rPr>
-        <w:t>sum</w:t>
-      </w:r>
-      <w:r>
-        <w:rPr>
-          <w:rStyle w:val="NormalTok"/>
-        </w:rPr>
-        <w:t xml:space="preserve">(SPFWT0 </w:t>
-      </w:r>
-      <w:r>
-        <w:rPr>
-          <w:rStyle w:val="SpecialCharTok"/>
-        </w:rPr>
-        <w:t>*</w:t>
-      </w:r>
-      <w:r>
-        <w:rPr>
-          <w:rStyle w:val="NormalTok"/>
-        </w:rPr>
-        <w:t xml:space="preserve"> children, </w:t>
-      </w:r>
-      <w:r>
-        <w:rPr>
-          <w:rStyle w:val="AttributeTok"/>
-        </w:rPr>
-        <w:t>na.rm =</w:t>
-      </w:r>
-      <w:r>
-        <w:rPr>
-          <w:rStyle w:val="NormalTok"/>
-        </w:rPr>
-        <w:t xml:space="preserve"> </w:t>
-      </w:r>
-      <w:r>
-        <w:rPr>
-          <w:rStyle w:val="ConstantTok"/>
-        </w:rPr>
-        <w:t>TRUE</w:t>
-      </w:r>
-      <w:r>
-        <w:rPr>
-          <w:rStyle w:val="NormalTok"/>
-        </w:rPr>
-        <w:t xml:space="preserve">) </w:t>
-      </w:r>
-      <w:r>
-        <w:rPr>
-          <w:rStyle w:val="SpecialCharTok"/>
-        </w:rPr>
-        <w:t>/</w:t>
-      </w:r>
-      <w:r>
-        <w:rPr>
-          <w:rStyle w:val="NormalTok"/>
-        </w:rPr>
-        <w:t xml:space="preserve"> </w:t>
-      </w:r>
-      <w:r>
-        <w:rPr>
-          <w:rStyle w:val="FunctionTok"/>
-        </w:rPr>
-        <w:t>sum</w:t>
-      </w:r>
-      <w:r>
-        <w:rPr>
-          <w:rStyle w:val="NormalTok"/>
-        </w:rPr>
-        <w:t>(SPFWT0[</w:t>
-      </w:r>
-      <w:r>
-        <w:rPr>
-          <w:rStyle w:val="SpecialCharTok"/>
-        </w:rPr>
-        <w:t>!</w:t>
-      </w:r>
-      <w:r>
-        <w:rPr>
-          <w:rStyle w:val="FunctionTok"/>
-        </w:rPr>
-        <w:t>is.na</w:t>
-      </w:r>
-      <w:r>
-        <w:rPr>
-          <w:rStyle w:val="NormalTok"/>
-        </w:rPr>
-        <w:t xml:space="preserve">(children)], </w:t>
-      </w:r>
-      <w:r>
-        <w:rPr>
-          <w:rStyle w:val="AttributeTok"/>
-        </w:rPr>
-        <w:t>na.rm =</w:t>
-      </w:r>
-      <w:r>
-        <w:rPr>
-          <w:rStyle w:val="NormalTok"/>
-        </w:rPr>
-        <w:t xml:space="preserve"> </w:t>
-      </w:r>
-      <w:r>
-        <w:rPr>
-          <w:rStyle w:val="ConstantTok"/>
-        </w:rPr>
-        <w:t>TRUE</w:t>
-      </w:r>
-      <w:r>
-        <w:rPr>
-          <w:rStyle w:val="NormalTok"/>
-        </w:rPr>
-        <w:t>),</w:t>
-      </w:r>
-      <w:r>
-        <w:br/>
-      </w:r>
-      <w:r>
-        <w:rPr>
-          <w:rStyle w:val="NormalTok"/>
-        </w:rPr>
-        <w:t xml:space="preserve">    </w:t>
-      </w:r>
-      <w:r>
-        <w:rPr>
-          <w:rStyle w:val="AttributeTok"/>
-        </w:rPr>
-        <w:t>ed3_secondary_between =</w:t>
-      </w:r>
-      <w:r>
-        <w:rPr>
-          <w:rStyle w:val="NormalTok"/>
-        </w:rPr>
-        <w:t xml:space="preserve"> </w:t>
-      </w:r>
-      <w:r>
-        <w:rPr>
-          <w:rStyle w:val="FunctionTok"/>
-        </w:rPr>
-        <w:t>sum</w:t>
-      </w:r>
-      <w:r>
-        <w:rPr>
-          <w:rStyle w:val="NormalTok"/>
-        </w:rPr>
-        <w:t xml:space="preserve">(SPFWT0 </w:t>
-      </w:r>
-      <w:r>
-        <w:rPr>
-          <w:rStyle w:val="SpecialCharTok"/>
-        </w:rPr>
-        <w:t>*</w:t>
-      </w:r>
-      <w:r>
-        <w:rPr>
-          <w:rStyle w:val="NormalTok"/>
-        </w:rPr>
-        <w:t xml:space="preserve"> ed3_secondary, </w:t>
-      </w:r>
-      <w:r>
-        <w:rPr>
-          <w:rStyle w:val="AttributeTok"/>
-        </w:rPr>
-        <w:t>na.rm =</w:t>
-      </w:r>
-      <w:r>
-        <w:rPr>
-          <w:rStyle w:val="NormalTok"/>
-        </w:rPr>
-        <w:t xml:space="preserve"> </w:t>
-      </w:r>
-      <w:r>
-        <w:rPr>
-          <w:rStyle w:val="ConstantTok"/>
-        </w:rPr>
-        <w:t>TRUE</w:t>
-      </w:r>
-      <w:r>
-        <w:rPr>
-          <w:rStyle w:val="NormalTok"/>
-        </w:rPr>
-        <w:t xml:space="preserve">) </w:t>
-      </w:r>
-      <w:r>
-        <w:rPr>
-          <w:rStyle w:val="SpecialCharTok"/>
-        </w:rPr>
-        <w:t>/</w:t>
-      </w:r>
-      <w:r>
-        <w:rPr>
-          <w:rStyle w:val="NormalTok"/>
-        </w:rPr>
-        <w:t xml:space="preserve"> </w:t>
-      </w:r>
-      <w:r>
-        <w:rPr>
-          <w:rStyle w:val="FunctionTok"/>
-        </w:rPr>
-        <w:t>sum</w:t>
-      </w:r>
-      <w:r>
-        <w:rPr>
-          <w:rStyle w:val="NormalTok"/>
-        </w:rPr>
-        <w:t>(SPFWT0[</w:t>
-      </w:r>
-      <w:r>
-        <w:rPr>
-          <w:rStyle w:val="SpecialCharTok"/>
-        </w:rPr>
-        <w:t>!</w:t>
-      </w:r>
-      <w:r>
-        <w:rPr>
-          <w:rStyle w:val="FunctionTok"/>
-        </w:rPr>
-        <w:t>is.na</w:t>
-      </w:r>
-      <w:r>
-        <w:rPr>
-          <w:rStyle w:val="NormalTok"/>
-        </w:rPr>
-        <w:t xml:space="preserve">(ed3_secondary)], </w:t>
-      </w:r>
-      <w:r>
-        <w:rPr>
-          <w:rStyle w:val="AttributeTok"/>
-        </w:rPr>
-        <w:t>na.rm =</w:t>
-      </w:r>
-      <w:r>
-        <w:rPr>
-          <w:rStyle w:val="NormalTok"/>
-        </w:rPr>
-        <w:t xml:space="preserve"> </w:t>
-      </w:r>
-      <w:r>
-        <w:rPr>
-          <w:rStyle w:val="ConstantTok"/>
-        </w:rPr>
-        <w:t>TRUE</w:t>
-      </w:r>
-      <w:r>
-        <w:rPr>
-          <w:rStyle w:val="NormalTok"/>
-        </w:rPr>
-        <w:t>),</w:t>
-      </w:r>
-      <w:r>
-        <w:br/>
-      </w:r>
-      <w:r>
-        <w:rPr>
-          <w:rStyle w:val="NormalTok"/>
-        </w:rPr>
-        <w:t xml:space="preserve">    </w:t>
-      </w:r>
-      <w:r>
-        <w:rPr>
-          <w:rStyle w:val="AttributeTok"/>
-        </w:rPr>
-        <w:t>ed3_tertiary_between  =</w:t>
-      </w:r>
-      <w:r>
-        <w:rPr>
-          <w:rStyle w:val="NormalTok"/>
-        </w:rPr>
-        <w:t xml:space="preserve"> </w:t>
-      </w:r>
-      <w:r>
-        <w:rPr>
-          <w:rStyle w:val="FunctionTok"/>
-        </w:rPr>
-        <w:t>sum</w:t>
-      </w:r>
-      <w:r>
-        <w:rPr>
-          <w:rStyle w:val="NormalTok"/>
-        </w:rPr>
-        <w:t xml:space="preserve">(SPFWT0 </w:t>
-      </w:r>
-      <w:r>
-        <w:rPr>
-          <w:rStyle w:val="SpecialCharTok"/>
-        </w:rPr>
-        <w:t>*</w:t>
-      </w:r>
-      <w:r>
-        <w:rPr>
-          <w:rStyle w:val="NormalTok"/>
-        </w:rPr>
-        <w:t xml:space="preserve"> ed3_tertiary,  </w:t>
-      </w:r>
-      <w:r>
-        <w:rPr>
-          <w:rStyle w:val="AttributeTok"/>
-        </w:rPr>
-        <w:t>na.rm =</w:t>
-      </w:r>
-      <w:r>
-        <w:rPr>
-          <w:rStyle w:val="NormalTok"/>
-        </w:rPr>
-        <w:t xml:space="preserve"> </w:t>
-      </w:r>
-      <w:r>
-        <w:rPr>
-          <w:rStyle w:val="ConstantTok"/>
-        </w:rPr>
-        <w:t>TRUE</w:t>
-      </w:r>
-      <w:r>
-        <w:rPr>
-          <w:rStyle w:val="NormalTok"/>
-        </w:rPr>
-        <w:t xml:space="preserve">) </w:t>
-      </w:r>
-      <w:r>
-        <w:rPr>
-          <w:rStyle w:val="SpecialCharTok"/>
-        </w:rPr>
-        <w:t>/</w:t>
-      </w:r>
-      <w:r>
-        <w:rPr>
-          <w:rStyle w:val="NormalTok"/>
-        </w:rPr>
-        <w:t xml:space="preserve"> </w:t>
-      </w:r>
-      <w:r>
-        <w:rPr>
-          <w:rStyle w:val="FunctionTok"/>
-        </w:rPr>
-        <w:t>sum</w:t>
-      </w:r>
-      <w:r>
-        <w:rPr>
-          <w:rStyle w:val="NormalTok"/>
-        </w:rPr>
-        <w:t>(SPFWT0[</w:t>
-      </w:r>
-      <w:r>
-        <w:rPr>
-          <w:rStyle w:val="SpecialCharTok"/>
-        </w:rPr>
-        <w:t>!</w:t>
-      </w:r>
-      <w:r>
-        <w:rPr>
-          <w:rStyle w:val="FunctionTok"/>
-        </w:rPr>
-        <w:t>is.na</w:t>
-      </w:r>
-      <w:r>
-        <w:rPr>
-          <w:rStyle w:val="NormalTok"/>
-        </w:rPr>
-        <w:t xml:space="preserve">(ed3_tertiary)],  </w:t>
-      </w:r>
-      <w:r>
-        <w:rPr>
-          <w:rStyle w:val="AttributeTok"/>
-        </w:rPr>
-        <w:t>na.rm =</w:t>
-      </w:r>
-      <w:r>
-        <w:rPr>
-          <w:rStyle w:val="NormalTok"/>
-        </w:rPr>
-        <w:t xml:space="preserve"> </w:t>
-      </w:r>
-      <w:r>
-        <w:rPr>
-          <w:rStyle w:val="ConstantTok"/>
-        </w:rPr>
-        <w:t>TRUE</w:t>
-      </w:r>
-      <w:r>
-        <w:rPr>
-          <w:rStyle w:val="NormalTok"/>
-        </w:rPr>
-        <w:t>),</w:t>
-      </w:r>
-      <w:r>
-        <w:br/>
-      </w:r>
-      <w:r>
-        <w:rPr>
-          <w:rStyle w:val="NormalTok"/>
-        </w:rPr>
-        <w:t xml:space="preserve">    </w:t>
-      </w:r>
-      <w:r>
-        <w:rPr>
-          <w:rStyle w:val="AttributeTok"/>
-        </w:rPr>
-        <w:t>forborn_between =</w:t>
-      </w:r>
-      <w:r>
-        <w:rPr>
-          <w:rStyle w:val="NormalTok"/>
-        </w:rPr>
-        <w:t xml:space="preserve"> </w:t>
-      </w:r>
-      <w:r>
-        <w:rPr>
-          <w:rStyle w:val="FunctionTok"/>
-        </w:rPr>
-        <w:t>sum</w:t>
-      </w:r>
-      <w:r>
-        <w:rPr>
-          <w:rStyle w:val="NormalTok"/>
-        </w:rPr>
-        <w:t xml:space="preserve">(SPFWT0 </w:t>
-      </w:r>
-      <w:r>
-        <w:rPr>
-          <w:rStyle w:val="SpecialCharTok"/>
-        </w:rPr>
-        <w:t>*</w:t>
-      </w:r>
-      <w:r>
-        <w:rPr>
-          <w:rStyle w:val="NormalTok"/>
-        </w:rPr>
-        <w:t xml:space="preserve"> FORBORN, </w:t>
-      </w:r>
-      <w:r>
-        <w:rPr>
-          <w:rStyle w:val="AttributeTok"/>
-        </w:rPr>
-        <w:t>na.rm =</w:t>
-      </w:r>
-      <w:r>
-        <w:rPr>
-          <w:rStyle w:val="NormalTok"/>
-        </w:rPr>
-        <w:t xml:space="preserve"> </w:t>
-      </w:r>
-      <w:r>
-        <w:rPr>
-          <w:rStyle w:val="ConstantTok"/>
-        </w:rPr>
-        <w:t>TRUE</w:t>
-      </w:r>
-      <w:r>
-        <w:rPr>
-          <w:rStyle w:val="NormalTok"/>
-        </w:rPr>
-        <w:t xml:space="preserve">) </w:t>
-      </w:r>
-      <w:r>
-        <w:rPr>
-          <w:rStyle w:val="SpecialCharTok"/>
-        </w:rPr>
-        <w:t>/</w:t>
-      </w:r>
-      <w:r>
-        <w:rPr>
-          <w:rStyle w:val="NormalTok"/>
-        </w:rPr>
-        <w:t xml:space="preserve"> </w:t>
-      </w:r>
-      <w:r>
-        <w:rPr>
-          <w:rStyle w:val="FunctionTok"/>
-        </w:rPr>
-        <w:lastRenderedPageBreak/>
-        <w:t>sum</w:t>
-      </w:r>
-      <w:r>
-        <w:rPr>
-          <w:rStyle w:val="NormalTok"/>
-        </w:rPr>
-        <w:t>(SPFWT0[</w:t>
-      </w:r>
-      <w:r>
-        <w:rPr>
-          <w:rStyle w:val="SpecialCharTok"/>
-        </w:rPr>
-        <w:t>!</w:t>
-      </w:r>
-      <w:r>
-        <w:rPr>
-          <w:rStyle w:val="FunctionTok"/>
-        </w:rPr>
-        <w:t>is.na</w:t>
-      </w:r>
-      <w:r>
-        <w:rPr>
-          <w:rStyle w:val="NormalTok"/>
-        </w:rPr>
-        <w:t xml:space="preserve">(FORBORN)], </w:t>
-      </w:r>
-      <w:r>
-        <w:rPr>
-          <w:rStyle w:val="AttributeTok"/>
-        </w:rPr>
-        <w:t>na.rm =</w:t>
-      </w:r>
-      <w:r>
-        <w:rPr>
-          <w:rStyle w:val="NormalTok"/>
-        </w:rPr>
-        <w:t xml:space="preserve"> </w:t>
-      </w:r>
-      <w:r>
-        <w:rPr>
-          <w:rStyle w:val="ConstantTok"/>
-        </w:rPr>
-        <w:t>TRUE</w:t>
-      </w:r>
-      <w:r>
-        <w:rPr>
-          <w:rStyle w:val="NormalTok"/>
-        </w:rPr>
-        <w:t>),</w:t>
-      </w:r>
-      <w:r>
-        <w:br/>
-      </w:r>
-      <w:r>
-        <w:rPr>
-          <w:rStyle w:val="NormalTok"/>
-        </w:rPr>
-        <w:t xml:space="preserve">    </w:t>
-      </w:r>
-      <w:r>
-        <w:rPr>
-          <w:rStyle w:val="AttributeTok"/>
-        </w:rPr>
-        <w:t>forlang_between =</w:t>
-      </w:r>
-      <w:r>
-        <w:rPr>
-          <w:rStyle w:val="NormalTok"/>
-        </w:rPr>
-        <w:t xml:space="preserve"> </w:t>
-      </w:r>
-      <w:r>
-        <w:rPr>
-          <w:rStyle w:val="FunctionTok"/>
-        </w:rPr>
-        <w:t>sum</w:t>
-      </w:r>
-      <w:r>
-        <w:rPr>
-          <w:rStyle w:val="NormalTok"/>
-        </w:rPr>
-        <w:t xml:space="preserve">(SPFWT0 </w:t>
-      </w:r>
-      <w:r>
-        <w:rPr>
-          <w:rStyle w:val="SpecialCharTok"/>
-        </w:rPr>
-        <w:t>*</w:t>
-      </w:r>
-      <w:r>
-        <w:rPr>
-          <w:rStyle w:val="NormalTok"/>
-        </w:rPr>
-        <w:t xml:space="preserve"> FORLANG, </w:t>
-      </w:r>
-      <w:r>
-        <w:rPr>
-          <w:rStyle w:val="AttributeTok"/>
-        </w:rPr>
-        <w:t>na.rm =</w:t>
-      </w:r>
-      <w:r>
-        <w:rPr>
-          <w:rStyle w:val="NormalTok"/>
-        </w:rPr>
-        <w:t xml:space="preserve"> </w:t>
-      </w:r>
-      <w:r>
-        <w:rPr>
-          <w:rStyle w:val="ConstantTok"/>
-        </w:rPr>
-        <w:t>TRUE</w:t>
-      </w:r>
-      <w:r>
-        <w:rPr>
-          <w:rStyle w:val="NormalTok"/>
-        </w:rPr>
-        <w:t xml:space="preserve">) </w:t>
-      </w:r>
-      <w:r>
-        <w:rPr>
-          <w:rStyle w:val="SpecialCharTok"/>
-        </w:rPr>
-        <w:t>/</w:t>
-      </w:r>
-      <w:r>
-        <w:rPr>
-          <w:rStyle w:val="NormalTok"/>
-        </w:rPr>
-        <w:t xml:space="preserve"> </w:t>
-      </w:r>
-      <w:r>
-        <w:rPr>
-          <w:rStyle w:val="FunctionTok"/>
-        </w:rPr>
-        <w:t>sum</w:t>
-      </w:r>
-      <w:r>
-        <w:rPr>
-          <w:rStyle w:val="NormalTok"/>
-        </w:rPr>
-        <w:t>(SPFWT0[</w:t>
-      </w:r>
-      <w:r>
-        <w:rPr>
-          <w:rStyle w:val="SpecialCharTok"/>
-        </w:rPr>
-        <w:t>!</w:t>
-      </w:r>
-      <w:r>
-        <w:rPr>
-          <w:rStyle w:val="FunctionTok"/>
-        </w:rPr>
-        <w:t>is.na</w:t>
-      </w:r>
-      <w:r>
-        <w:rPr>
-          <w:rStyle w:val="NormalTok"/>
-        </w:rPr>
-        <w:t xml:space="preserve">(FORLANG)], </w:t>
-      </w:r>
-      <w:r>
-        <w:rPr>
-          <w:rStyle w:val="AttributeTok"/>
-        </w:rPr>
-        <w:t>na.rm =</w:t>
-      </w:r>
-      <w:r>
-        <w:rPr>
-          <w:rStyle w:val="NormalTok"/>
-        </w:rPr>
-        <w:t xml:space="preserve"> </w:t>
-      </w:r>
-      <w:r>
-        <w:rPr>
-          <w:rStyle w:val="ConstantTok"/>
-        </w:rPr>
-        <w:t>TRUE</w:t>
-      </w:r>
-      <w:r>
-        <w:rPr>
-          <w:rStyle w:val="NormalTok"/>
-        </w:rPr>
-        <w:t>),</w:t>
-      </w:r>
-      <w:r>
-        <w:br/>
-      </w:r>
-      <w:r>
-        <w:br/>
-      </w:r>
-      <w:r>
-        <w:rPr>
-          <w:rStyle w:val="NormalTok"/>
-        </w:rPr>
-        <w:t xml:space="preserve">    </w:t>
-      </w:r>
-      <w:r>
-        <w:rPr>
-          <w:rStyle w:val="AttributeTok"/>
-        </w:rPr>
-        <w:t>NFE12_within =</w:t>
-      </w:r>
-      <w:r>
-        <w:rPr>
-          <w:rStyle w:val="NormalTok"/>
-        </w:rPr>
-        <w:t xml:space="preserve"> NFE12 </w:t>
-      </w:r>
-      <w:r>
-        <w:rPr>
-          <w:rStyle w:val="SpecialCharTok"/>
-        </w:rPr>
-        <w:t>-</w:t>
-      </w:r>
-      <w:r>
-        <w:rPr>
-          <w:rStyle w:val="NormalTok"/>
-        </w:rPr>
-        <w:t xml:space="preserve"> NFE12_between,</w:t>
-      </w:r>
-      <w:r>
-        <w:br/>
-      </w:r>
-      <w:r>
-        <w:rPr>
-          <w:rStyle w:val="NormalTok"/>
-        </w:rPr>
-        <w:t xml:space="preserve">    </w:t>
-      </w:r>
-      <w:r>
-        <w:rPr>
-          <w:rStyle w:val="AttributeTok"/>
-        </w:rPr>
-        <w:t>children_within =</w:t>
-      </w:r>
-      <w:r>
-        <w:rPr>
-          <w:rStyle w:val="NormalTok"/>
-        </w:rPr>
-        <w:t xml:space="preserve"> children </w:t>
-      </w:r>
-      <w:r>
-        <w:rPr>
-          <w:rStyle w:val="SpecialCharTok"/>
-        </w:rPr>
-        <w:t>-</w:t>
-      </w:r>
-      <w:r>
-        <w:rPr>
-          <w:rStyle w:val="NormalTok"/>
-        </w:rPr>
-        <w:t xml:space="preserve"> children_between,</w:t>
-      </w:r>
-      <w:r>
-        <w:br/>
-      </w:r>
-      <w:r>
-        <w:rPr>
-          <w:rStyle w:val="NormalTok"/>
-        </w:rPr>
-        <w:t xml:space="preserve">    </w:t>
-      </w:r>
-      <w:r>
-        <w:rPr>
-          <w:rStyle w:val="AttributeTok"/>
-        </w:rPr>
-        <w:t>female_within =</w:t>
-      </w:r>
-      <w:r>
-        <w:rPr>
-          <w:rStyle w:val="NormalTok"/>
-        </w:rPr>
-        <w:t xml:space="preserve"> female </w:t>
-      </w:r>
-      <w:r>
-        <w:rPr>
-          <w:rStyle w:val="SpecialCharTok"/>
-        </w:rPr>
-        <w:t>-</w:t>
-      </w:r>
-      <w:r>
-        <w:rPr>
-          <w:rStyle w:val="NormalTok"/>
-        </w:rPr>
-        <w:t xml:space="preserve"> female_between,</w:t>
-      </w:r>
-      <w:r>
-        <w:br/>
-      </w:r>
-      <w:r>
-        <w:rPr>
-          <w:rStyle w:val="NormalTok"/>
-        </w:rPr>
-        <w:t xml:space="preserve">    </w:t>
-      </w:r>
-      <w:r>
-        <w:rPr>
-          <w:rStyle w:val="AttributeTok"/>
-        </w:rPr>
-        <w:t>ed3_secondary_within =</w:t>
-      </w:r>
-      <w:r>
-        <w:rPr>
-          <w:rStyle w:val="NormalTok"/>
-        </w:rPr>
-        <w:t xml:space="preserve"> ed3_secondary </w:t>
-      </w:r>
-      <w:r>
-        <w:rPr>
-          <w:rStyle w:val="SpecialCharTok"/>
-        </w:rPr>
-        <w:t>-</w:t>
-      </w:r>
-      <w:r>
-        <w:rPr>
-          <w:rStyle w:val="NormalTok"/>
-        </w:rPr>
-        <w:t xml:space="preserve"> ed3_secondary_between,</w:t>
-      </w:r>
-      <w:r>
-        <w:br/>
-      </w:r>
-      <w:r>
-        <w:rPr>
-          <w:rStyle w:val="NormalTok"/>
-        </w:rPr>
-        <w:t xml:space="preserve">    </w:t>
-      </w:r>
-      <w:r>
-        <w:rPr>
-          <w:rStyle w:val="AttributeTok"/>
-        </w:rPr>
-        <w:t>ed3_tertiary_within =</w:t>
-      </w:r>
-      <w:r>
-        <w:rPr>
-          <w:rStyle w:val="NormalTok"/>
-        </w:rPr>
-        <w:t xml:space="preserve"> ed3_tertiary </w:t>
-      </w:r>
-      <w:r>
-        <w:rPr>
-          <w:rStyle w:val="SpecialCharTok"/>
-        </w:rPr>
-        <w:t>-</w:t>
-      </w:r>
-      <w:r>
-        <w:rPr>
-          <w:rStyle w:val="NormalTok"/>
-        </w:rPr>
-        <w:t xml:space="preserve"> ed3_tertiary_between,</w:t>
-      </w:r>
-      <w:r>
-        <w:br/>
-      </w:r>
-      <w:r>
-        <w:rPr>
-          <w:rStyle w:val="NormalTok"/>
-        </w:rPr>
-        <w:t xml:space="preserve">    </w:t>
-      </w:r>
-      <w:r>
-        <w:rPr>
-          <w:rStyle w:val="AttributeTok"/>
-        </w:rPr>
-        <w:t>forborn_within =</w:t>
-      </w:r>
-      <w:r>
-        <w:rPr>
-          <w:rStyle w:val="NormalTok"/>
-        </w:rPr>
-        <w:t xml:space="preserve"> FORBORN </w:t>
-      </w:r>
-      <w:r>
-        <w:rPr>
-          <w:rStyle w:val="SpecialCharTok"/>
-        </w:rPr>
-        <w:t>-</w:t>
-      </w:r>
-      <w:r>
-        <w:rPr>
-          <w:rStyle w:val="NormalTok"/>
-        </w:rPr>
-        <w:t xml:space="preserve"> forborn_between,</w:t>
-      </w:r>
-      <w:r>
-        <w:br/>
-      </w:r>
-      <w:r>
-        <w:rPr>
-          <w:rStyle w:val="NormalTok"/>
-        </w:rPr>
-        <w:t xml:space="preserve">    </w:t>
-      </w:r>
-      <w:r>
-        <w:rPr>
-          <w:rStyle w:val="AttributeTok"/>
-        </w:rPr>
-        <w:t>forlang_within =</w:t>
-      </w:r>
-      <w:r>
-        <w:rPr>
-          <w:rStyle w:val="NormalTok"/>
-        </w:rPr>
-        <w:t xml:space="preserve"> FORLANG </w:t>
-      </w:r>
-      <w:r>
-        <w:rPr>
-          <w:rStyle w:val="SpecialCharTok"/>
-        </w:rPr>
-        <w:t>-</w:t>
-      </w:r>
-      <w:r>
-        <w:rPr>
-          <w:rStyle w:val="NormalTok"/>
-        </w:rPr>
-        <w:t xml:space="preserve"> forlang_between</w:t>
-      </w:r>
-      <w:r>
-        <w:br/>
-      </w:r>
-      <w:r>
-        <w:rPr>
-          <w:rStyle w:val="NormalTok"/>
-        </w:rPr>
-        <w:t xml:space="preserve">  ) </w:t>
-      </w:r>
-      <w:r>
-        <w:rPr>
-          <w:rStyle w:val="SpecialCharTok"/>
-        </w:rPr>
-        <w:t>%&gt;%</w:t>
-      </w:r>
-      <w:r>
-        <w:br/>
-      </w:r>
-      <w:r>
-        <w:rPr>
-          <w:rStyle w:val="NormalTok"/>
-        </w:rPr>
-        <w:t xml:space="preserve">  </w:t>
-      </w:r>
-      <w:r>
-        <w:rPr>
-          <w:rStyle w:val="FunctionTok"/>
-        </w:rPr>
-        <w:t>ungroup</w:t>
-      </w:r>
-      <w:r>
-        <w:rPr>
-          <w:rStyle w:val="NormalTok"/>
-        </w:rPr>
-        <w:t>()</w:t>
-      </w:r>
-      <w:r>
-        <w:br/>
-      </w:r>
-      <w:r>
-        <w:br/>
-      </w:r>
-      <w:r>
-        <w:rPr>
-          <w:rStyle w:val="CommentTok"/>
-        </w:rPr>
-        <w:t># Build country-level z-scored between effects</w:t>
-      </w:r>
-      <w:r>
-        <w:br/>
-      </w:r>
-      <w:r>
-        <w:rPr>
-          <w:rStyle w:val="NormalTok"/>
-        </w:rPr>
-        <w:t xml:space="preserve">between_vars </w:t>
-      </w:r>
-      <w:r>
-        <w:rPr>
-          <w:rStyle w:val="OtherTok"/>
-        </w:rPr>
-        <w:t>&lt;-</w:t>
-      </w:r>
-      <w:r>
-        <w:rPr>
-          <w:rStyle w:val="NormalTok"/>
-        </w:rPr>
-        <w:t xml:space="preserve"> </w:t>
-      </w:r>
-      <w:r>
-        <w:rPr>
-          <w:rStyle w:val="FunctionTok"/>
-        </w:rPr>
-        <w:t>c</w:t>
-      </w:r>
-      <w:r>
-        <w:rPr>
-          <w:rStyle w:val="NormalTok"/>
-        </w:rPr>
-        <w:t>(</w:t>
-      </w:r>
-      <w:r>
-        <w:rPr>
-          <w:rStyle w:val="StringTok"/>
-        </w:rPr>
-        <w:t>"NFE12_between"</w:t>
-      </w:r>
-      <w:r>
-        <w:rPr>
-          <w:rStyle w:val="NormalTok"/>
-        </w:rPr>
-        <w:t xml:space="preserve">, </w:t>
-      </w:r>
-      <w:r>
-        <w:rPr>
-          <w:rStyle w:val="StringTok"/>
-        </w:rPr>
-        <w:t>"female_between"</w:t>
-      </w:r>
-      <w:r>
-        <w:rPr>
-          <w:rStyle w:val="NormalTok"/>
-        </w:rPr>
-        <w:t xml:space="preserve">, </w:t>
-      </w:r>
-      <w:r>
-        <w:rPr>
-          <w:rStyle w:val="StringTok"/>
-        </w:rPr>
-        <w:t>"children_between"</w:t>
-      </w:r>
-      <w:r>
-        <w:rPr>
-          <w:rStyle w:val="NormalTok"/>
-        </w:rPr>
-        <w:t xml:space="preserve">, </w:t>
-      </w:r>
-      <w:r>
-        <w:br/>
-      </w:r>
-      <w:r>
-        <w:rPr>
-          <w:rStyle w:val="NormalTok"/>
-        </w:rPr>
-        <w:t xml:space="preserve">                  </w:t>
-      </w:r>
-      <w:r>
-        <w:rPr>
-          <w:rStyle w:val="StringTok"/>
-        </w:rPr>
-        <w:t>"ed3_secondary_between"</w:t>
-      </w:r>
-      <w:r>
-        <w:rPr>
-          <w:rStyle w:val="NormalTok"/>
-        </w:rPr>
-        <w:t xml:space="preserve">, </w:t>
-      </w:r>
-      <w:r>
-        <w:rPr>
-          <w:rStyle w:val="StringTok"/>
-        </w:rPr>
-        <w:t>"ed3_tertiary_between"</w:t>
-      </w:r>
-      <w:r>
-        <w:rPr>
-          <w:rStyle w:val="NormalTok"/>
-        </w:rPr>
-        <w:t xml:space="preserve">, </w:t>
-      </w:r>
-      <w:r>
-        <w:br/>
-      </w:r>
-      <w:r>
-        <w:rPr>
-          <w:rStyle w:val="NormalTok"/>
-        </w:rPr>
-        <w:t xml:space="preserve">                  </w:t>
-      </w:r>
-      <w:r>
-        <w:rPr>
-          <w:rStyle w:val="StringTok"/>
-        </w:rPr>
-        <w:t>"forborn_between"</w:t>
-      </w:r>
-      <w:r>
-        <w:rPr>
-          <w:rStyle w:val="NormalTok"/>
-        </w:rPr>
-        <w:t xml:space="preserve">, </w:t>
-      </w:r>
-      <w:r>
-        <w:rPr>
-          <w:rStyle w:val="StringTok"/>
-        </w:rPr>
-        <w:t>"forlang_between"</w:t>
-      </w:r>
-      <w:r>
-        <w:rPr>
-          <w:rStyle w:val="NormalTok"/>
-        </w:rPr>
-        <w:t>)</w:t>
-      </w:r>
-      <w:r>
-        <w:br/>
-      </w:r>
-      <w:r>
-        <w:br/>
-      </w:r>
-      <w:r>
-        <w:rPr>
-          <w:rStyle w:val="NormalTok"/>
-        </w:rPr>
-        <w:t xml:space="preserve">country_between_scaled </w:t>
-      </w:r>
-      <w:r>
-        <w:rPr>
-          <w:rStyle w:val="OtherTok"/>
-        </w:rPr>
-        <w:t>&lt;-</w:t>
-      </w:r>
-      <w:r>
-        <w:rPr>
-          <w:rStyle w:val="NormalTok"/>
-        </w:rPr>
-        <w:t xml:space="preserve"> </w:t>
-      </w:r>
-      <w:r>
-        <w:rPr>
-          <w:rStyle w:val="ControlFlowTok"/>
-        </w:rPr>
-        <w:t>function</w:t>
-      </w:r>
-      <w:r>
-        <w:rPr>
-          <w:rStyle w:val="NormalTok"/>
-        </w:rPr>
-        <w:t xml:space="preserve">(dat, between_vars, </w:t>
-      </w:r>
-      <w:r>
-        <w:rPr>
-          <w:rStyle w:val="AttributeTok"/>
-        </w:rPr>
-        <w:t>suffix =</w:t>
-      </w:r>
-      <w:r>
-        <w:rPr>
-          <w:rStyle w:val="NormalTok"/>
-        </w:rPr>
-        <w:t xml:space="preserve"> </w:t>
-      </w:r>
-      <w:r>
-        <w:rPr>
-          <w:rStyle w:val="StringTok"/>
-        </w:rPr>
-        <w:t>"_z"</w:t>
-      </w:r>
-      <w:r>
-        <w:rPr>
-          <w:rStyle w:val="NormalTok"/>
-        </w:rPr>
-        <w:t>) {</w:t>
-      </w:r>
-      <w:r>
-        <w:br/>
-      </w:r>
-      <w:r>
-        <w:rPr>
-          <w:rStyle w:val="NormalTok"/>
-        </w:rPr>
-        <w:t xml:space="preserve">  dat </w:t>
-      </w:r>
-      <w:r>
-        <w:rPr>
-          <w:rStyle w:val="SpecialCharTok"/>
-        </w:rPr>
-        <w:t>%&gt;%</w:t>
-      </w:r>
-      <w:r>
-        <w:br/>
-      </w:r>
-      <w:r>
-        <w:rPr>
-          <w:rStyle w:val="NormalTok"/>
-        </w:rPr>
-        <w:t xml:space="preserve">    </w:t>
-      </w:r>
-      <w:r>
-        <w:rPr>
-          <w:rStyle w:val="FunctionTok"/>
-        </w:rPr>
-        <w:t>distinct</w:t>
-      </w:r>
-      <w:r>
-        <w:rPr>
-          <w:rStyle w:val="NormalTok"/>
-        </w:rPr>
-        <w:t xml:space="preserve">(iso3c, </w:t>
-      </w:r>
-      <w:r>
-        <w:rPr>
-          <w:rStyle w:val="FunctionTok"/>
-        </w:rPr>
-        <w:t>across</w:t>
-      </w:r>
-      <w:r>
-        <w:rPr>
-          <w:rStyle w:val="NormalTok"/>
-        </w:rPr>
-        <w:t>(</w:t>
-      </w:r>
-      <w:r>
-        <w:rPr>
-          <w:rStyle w:val="FunctionTok"/>
-        </w:rPr>
-        <w:t>all_of</w:t>
-      </w:r>
-      <w:r>
-        <w:rPr>
-          <w:rStyle w:val="NormalTok"/>
-        </w:rPr>
-        <w:t xml:space="preserve">(between_vars))) </w:t>
-      </w:r>
-      <w:r>
-        <w:rPr>
-          <w:rStyle w:val="SpecialCharTok"/>
-        </w:rPr>
-        <w:t>%&gt;%</w:t>
-      </w:r>
-      <w:r>
-        <w:br/>
-      </w:r>
-      <w:r>
-        <w:rPr>
-          <w:rStyle w:val="NormalTok"/>
-        </w:rPr>
-        <w:t xml:space="preserve">    </w:t>
-      </w:r>
-      <w:r>
-        <w:rPr>
-          <w:rStyle w:val="FunctionTok"/>
-        </w:rPr>
-        <w:t>mutate</w:t>
-      </w:r>
-      <w:r>
-        <w:rPr>
-          <w:rStyle w:val="NormalTok"/>
-        </w:rPr>
-        <w:t>(</w:t>
-      </w:r>
-      <w:r>
-        <w:rPr>
-          <w:rStyle w:val="FunctionTok"/>
-        </w:rPr>
-        <w:t>across</w:t>
-      </w:r>
-      <w:r>
-        <w:rPr>
-          <w:rStyle w:val="NormalTok"/>
-        </w:rPr>
-        <w:t>(</w:t>
-      </w:r>
-      <w:r>
-        <w:rPr>
-          <w:rStyle w:val="FunctionTok"/>
-        </w:rPr>
-        <w:t>all_of</w:t>
-      </w:r>
-      <w:r>
-        <w:rPr>
-          <w:rStyle w:val="NormalTok"/>
-        </w:rPr>
-        <w:t xml:space="preserve">(between_vars), </w:t>
-      </w:r>
-      <w:r>
-        <w:rPr>
-          <w:rStyle w:val="SpecialCharTok"/>
-        </w:rPr>
-        <w:t>~</w:t>
-      </w:r>
-      <w:r>
-        <w:rPr>
-          <w:rStyle w:val="NormalTok"/>
-        </w:rPr>
-        <w:t>{</w:t>
-      </w:r>
-      <w:r>
-        <w:br/>
-      </w:r>
-      <w:r>
-        <w:rPr>
-          <w:rStyle w:val="NormalTok"/>
-        </w:rPr>
-        <w:t xml:space="preserve">        m </w:t>
-      </w:r>
-      <w:r>
-        <w:rPr>
-          <w:rStyle w:val="OtherTok"/>
-        </w:rPr>
-        <w:t>&lt;-</w:t>
-      </w:r>
-      <w:r>
-        <w:rPr>
-          <w:rStyle w:val="NormalTok"/>
-        </w:rPr>
-        <w:t xml:space="preserve"> </w:t>
-      </w:r>
-      <w:r>
-        <w:rPr>
-          <w:rStyle w:val="FunctionTok"/>
-        </w:rPr>
-        <w:t>mean</w:t>
-      </w:r>
-      <w:r>
-        <w:rPr>
-          <w:rStyle w:val="NormalTok"/>
-        </w:rPr>
-        <w:t xml:space="preserve">(.x, </w:t>
-      </w:r>
-      <w:r>
-        <w:rPr>
-          <w:rStyle w:val="AttributeTok"/>
-        </w:rPr>
-        <w:t>na.rm =</w:t>
-      </w:r>
-      <w:r>
-        <w:rPr>
-          <w:rStyle w:val="NormalTok"/>
-        </w:rPr>
-        <w:t xml:space="preserve"> </w:t>
-      </w:r>
-      <w:r>
-        <w:rPr>
-          <w:rStyle w:val="ConstantTok"/>
-        </w:rPr>
-        <w:t>TRUE</w:t>
-      </w:r>
-      <w:r>
-        <w:rPr>
-          <w:rStyle w:val="NormalTok"/>
-        </w:rPr>
-        <w:t>)</w:t>
-      </w:r>
-      <w:r>
-        <w:br/>
-      </w:r>
-      <w:r>
-        <w:rPr>
-          <w:rStyle w:val="NormalTok"/>
-        </w:rPr>
-        <w:t xml:space="preserve">        s </w:t>
-      </w:r>
-      <w:r>
-        <w:rPr>
-          <w:rStyle w:val="OtherTok"/>
-        </w:rPr>
-        <w:t>&lt;-</w:t>
-      </w:r>
-      <w:r>
-        <w:rPr>
-          <w:rStyle w:val="NormalTok"/>
-        </w:rPr>
-        <w:t xml:space="preserve"> </w:t>
-      </w:r>
-      <w:r>
-        <w:rPr>
-          <w:rStyle w:val="FunctionTok"/>
-        </w:rPr>
-        <w:t>sd</w:t>
-      </w:r>
-      <w:r>
-        <w:rPr>
-          <w:rStyle w:val="NormalTok"/>
-        </w:rPr>
-        <w:t xml:space="preserve">(.x, </w:t>
-      </w:r>
-      <w:r>
-        <w:rPr>
-          <w:rStyle w:val="AttributeTok"/>
-        </w:rPr>
-        <w:t>na.rm =</w:t>
-      </w:r>
-      <w:r>
-        <w:rPr>
-          <w:rStyle w:val="NormalTok"/>
-        </w:rPr>
-        <w:t xml:space="preserve"> </w:t>
-      </w:r>
-      <w:r>
-        <w:rPr>
-          <w:rStyle w:val="ConstantTok"/>
-        </w:rPr>
-        <w:t>TRUE</w:t>
-      </w:r>
-      <w:r>
-        <w:rPr>
-          <w:rStyle w:val="NormalTok"/>
-        </w:rPr>
-        <w:t>)</w:t>
-      </w:r>
-      <w:r>
-        <w:br/>
-      </w:r>
-      <w:r>
-        <w:rPr>
-          <w:rStyle w:val="NormalTok"/>
-        </w:rPr>
-        <w:t xml:space="preserve">        </w:t>
-      </w:r>
-      <w:r>
-        <w:rPr>
-          <w:rStyle w:val="ControlFlowTok"/>
-        </w:rPr>
-        <w:t>if</w:t>
-      </w:r>
-      <w:r>
-        <w:rPr>
-          <w:rStyle w:val="NormalTok"/>
-        </w:rPr>
-        <w:t xml:space="preserve"> (</w:t>
-      </w:r>
-      <w:r>
-        <w:rPr>
-          <w:rStyle w:val="FunctionTok"/>
-        </w:rPr>
-        <w:t>is.na</w:t>
-      </w:r>
-      <w:r>
-        <w:rPr>
-          <w:rStyle w:val="NormalTok"/>
-        </w:rPr>
-        <w:t xml:space="preserve">(s) </w:t>
-      </w:r>
-      <w:r>
-        <w:rPr>
-          <w:rStyle w:val="SpecialCharTok"/>
-        </w:rPr>
-        <w:t>||</w:t>
-      </w:r>
-      <w:r>
-        <w:rPr>
-          <w:rStyle w:val="NormalTok"/>
-        </w:rPr>
-        <w:t xml:space="preserve"> s </w:t>
-      </w:r>
-      <w:r>
-        <w:rPr>
-          <w:rStyle w:val="SpecialCharTok"/>
-        </w:rPr>
-        <w:t>==</w:t>
-      </w:r>
-      <w:r>
-        <w:rPr>
-          <w:rStyle w:val="NormalTok"/>
-        </w:rPr>
-        <w:t xml:space="preserve"> </w:t>
-      </w:r>
-      <w:r>
-        <w:rPr>
-          <w:rStyle w:val="DecValTok"/>
-        </w:rPr>
-        <w:t>0</w:t>
-      </w:r>
-      <w:r>
-        <w:rPr>
-          <w:rStyle w:val="NormalTok"/>
-        </w:rPr>
-        <w:t xml:space="preserve">) </w:t>
-      </w:r>
-      <w:r>
-        <w:rPr>
-          <w:rStyle w:val="ConstantTok"/>
-        </w:rPr>
-        <w:t>NA_real_</w:t>
-      </w:r>
-      <w:r>
-        <w:rPr>
-          <w:rStyle w:val="NormalTok"/>
-        </w:rPr>
-        <w:t xml:space="preserve"> </w:t>
-      </w:r>
-      <w:r>
-        <w:rPr>
-          <w:rStyle w:val="ControlFlowTok"/>
-        </w:rPr>
-        <w:t>else</w:t>
-      </w:r>
-      <w:r>
-        <w:rPr>
-          <w:rStyle w:val="NormalTok"/>
-        </w:rPr>
-        <w:t xml:space="preserve"> </w:t>
-      </w:r>
-      <w:r>
-        <w:rPr>
-          <w:rStyle w:val="FunctionTok"/>
-        </w:rPr>
-        <w:t>as.numeric</w:t>
-      </w:r>
-      <w:r>
-        <w:rPr>
-          <w:rStyle w:val="NormalTok"/>
-        </w:rPr>
-        <w:t xml:space="preserve">((.x </w:t>
-      </w:r>
-      <w:r>
-        <w:rPr>
-          <w:rStyle w:val="SpecialCharTok"/>
-        </w:rPr>
-        <w:t>-</w:t>
-      </w:r>
-      <w:r>
-        <w:rPr>
-          <w:rStyle w:val="NormalTok"/>
-        </w:rPr>
-        <w:t xml:space="preserve"> m) </w:t>
-      </w:r>
-      <w:r>
-        <w:rPr>
-          <w:rStyle w:val="SpecialCharTok"/>
-        </w:rPr>
-        <w:t>/</w:t>
-      </w:r>
-      <w:r>
-        <w:rPr>
-          <w:rStyle w:val="NormalTok"/>
-        </w:rPr>
-        <w:t xml:space="preserve"> s)</w:t>
-      </w:r>
-      <w:r>
-        <w:br/>
-      </w:r>
-      <w:r>
-        <w:rPr>
-          <w:rStyle w:val="NormalTok"/>
-        </w:rPr>
-        <w:t xml:space="preserve">      }, </w:t>
-      </w:r>
-      <w:r>
-        <w:rPr>
-          <w:rStyle w:val="AttributeTok"/>
-        </w:rPr>
-        <w:t>.names =</w:t>
-      </w:r>
-      <w:r>
-        <w:rPr>
-          <w:rStyle w:val="NormalTok"/>
-        </w:rPr>
-        <w:t xml:space="preserve"> </w:t>
-      </w:r>
-      <w:r>
-        <w:rPr>
-          <w:rStyle w:val="FunctionTok"/>
-        </w:rPr>
-        <w:t>paste0</w:t>
-      </w:r>
-      <w:r>
-        <w:rPr>
-          <w:rStyle w:val="NormalTok"/>
-        </w:rPr>
-        <w:t>(</w:t>
-      </w:r>
-      <w:r>
-        <w:rPr>
-          <w:rStyle w:val="StringTok"/>
-        </w:rPr>
-        <w:t>"{.col}"</w:t>
-      </w:r>
-      <w:r>
-        <w:rPr>
-          <w:rStyle w:val="NormalTok"/>
-        </w:rPr>
-        <w:t xml:space="preserve">, suffix))) </w:t>
-      </w:r>
-      <w:r>
-        <w:rPr>
-          <w:rStyle w:val="SpecialCharTok"/>
-        </w:rPr>
-        <w:t>%&gt;%</w:t>
-      </w:r>
-      <w:r>
-        <w:br/>
-      </w:r>
-      <w:r>
-        <w:rPr>
-          <w:rStyle w:val="NormalTok"/>
-        </w:rPr>
-        <w:t xml:space="preserve">    </w:t>
-      </w:r>
-      <w:r>
-        <w:rPr>
-          <w:rStyle w:val="FunctionTok"/>
-        </w:rPr>
-        <w:t>select</w:t>
-      </w:r>
-      <w:r>
-        <w:rPr>
-          <w:rStyle w:val="NormalTok"/>
-        </w:rPr>
-        <w:t xml:space="preserve">(iso3c, </w:t>
-      </w:r>
-      <w:r>
-        <w:rPr>
-          <w:rStyle w:val="FunctionTok"/>
-        </w:rPr>
-        <w:t>ends_with</w:t>
-      </w:r>
-      <w:r>
-        <w:rPr>
-          <w:rStyle w:val="NormalTok"/>
-        </w:rPr>
-        <w:t>(suffix))</w:t>
-      </w:r>
-      <w:r>
-        <w:br/>
-      </w:r>
-      <w:r>
-        <w:rPr>
-          <w:rStyle w:val="NormalTok"/>
-        </w:rPr>
-        <w:t>}</w:t>
-      </w:r>
-      <w:r>
-        <w:br/>
-      </w:r>
-      <w:r>
-        <w:br/>
-      </w:r>
-      <w:r>
-        <w:rPr>
-          <w:rStyle w:val="NormalTok"/>
-        </w:rPr>
-        <w:t xml:space="preserve">df2_sub </w:t>
-      </w:r>
-      <w:r>
-        <w:rPr>
-          <w:rStyle w:val="OtherTok"/>
-        </w:rPr>
-        <w:t>&lt;-</w:t>
-      </w:r>
-      <w:r>
-        <w:rPr>
-          <w:rStyle w:val="NormalTok"/>
-        </w:rPr>
-        <w:t xml:space="preserve"> df2_sub </w:t>
-      </w:r>
-      <w:r>
-        <w:rPr>
-          <w:rStyle w:val="SpecialCharTok"/>
-        </w:rPr>
-        <w:t>%&gt;%</w:t>
-      </w:r>
-      <w:r>
-        <w:rPr>
-          <w:rStyle w:val="NormalTok"/>
-        </w:rPr>
-        <w:t xml:space="preserve"> </w:t>
-      </w:r>
-      <w:r>
-        <w:rPr>
-          <w:rStyle w:val="FunctionTok"/>
-        </w:rPr>
-        <w:t>left_join</w:t>
-      </w:r>
-      <w:r>
-        <w:rPr>
-          <w:rStyle w:val="NormalTok"/>
-        </w:rPr>
-        <w:t>(</w:t>
-      </w:r>
-      <w:r>
-        <w:rPr>
-          <w:rStyle w:val="FunctionTok"/>
-        </w:rPr>
-        <w:t>country_between_scaled</w:t>
-      </w:r>
-      <w:r>
-        <w:rPr>
-          <w:rStyle w:val="NormalTok"/>
-        </w:rPr>
-        <w:t xml:space="preserve">(df2_sub, between_vars), </w:t>
-      </w:r>
-      <w:r>
-        <w:rPr>
-          <w:rStyle w:val="AttributeTok"/>
-        </w:rPr>
-        <w:t>by =</w:t>
-      </w:r>
-      <w:r>
-        <w:rPr>
-          <w:rStyle w:val="NormalTok"/>
-        </w:rPr>
-        <w:t xml:space="preserve"> </w:t>
-      </w:r>
-      <w:r>
-        <w:rPr>
-          <w:rStyle w:val="StringTok"/>
-        </w:rPr>
-        <w:t>"iso3c"</w:t>
-      </w:r>
-      <w:r>
-        <w:rPr>
-          <w:rStyle w:val="NormalTok"/>
-        </w:rPr>
-        <w:t>)</w:t>
-      </w:r>
-      <w:r>
-        <w:br/>
-      </w:r>
-      <w:r>
-        <w:br/>
-      </w:r>
-      <w:r>
-        <w:rPr>
-          <w:rStyle w:val="DocumentationTok"/>
-        </w:rPr>
-        <w:t>### The Single Pooled GLM</w:t>
-      </w:r>
-      <w:r>
-        <w:br/>
-      </w:r>
-      <w:r>
-        <w:br/>
-      </w:r>
-      <w:r>
-        <w:rPr>
-          <w:rStyle w:val="NormalTok"/>
-        </w:rPr>
-        <w:t xml:space="preserve">m4_pooled </w:t>
-      </w:r>
-      <w:r>
-        <w:rPr>
-          <w:rStyle w:val="OtherTok"/>
-        </w:rPr>
-        <w:t>&lt;-</w:t>
-      </w:r>
-      <w:r>
-        <w:rPr>
-          <w:rStyle w:val="NormalTok"/>
-        </w:rPr>
-        <w:t xml:space="preserve"> </w:t>
-      </w:r>
-      <w:r>
-        <w:rPr>
-          <w:rStyle w:val="FunctionTok"/>
-        </w:rPr>
-        <w:t>lmer</w:t>
-      </w:r>
-      <w:r>
-        <w:rPr>
-          <w:rStyle w:val="NormalTok"/>
-        </w:rPr>
-        <w:t>(</w:t>
-      </w:r>
-      <w:r>
-        <w:br/>
-      </w:r>
-      <w:r>
-        <w:rPr>
-          <w:rStyle w:val="NormalTok"/>
-        </w:rPr>
-        <w:t xml:space="preserve">  skill_reading </w:t>
-      </w:r>
-      <w:r>
-        <w:rPr>
-          <w:rStyle w:val="SpecialCharTok"/>
-        </w:rPr>
-        <w:t>~</w:t>
-      </w:r>
-      <w:r>
-        <w:rPr>
-          <w:rStyle w:val="NormalTok"/>
-        </w:rPr>
-        <w:t xml:space="preserve"> </w:t>
-      </w:r>
-      <w:r>
-        <w:br/>
-      </w:r>
-      <w:r>
-        <w:rPr>
-          <w:rStyle w:val="NormalTok"/>
-        </w:rPr>
-        <w:t xml:space="preserve">    </w:t>
-      </w:r>
-      <w:r>
-        <w:rPr>
-          <w:rStyle w:val="CommentTok"/>
-        </w:rPr>
-        <w:t># Base fixed effects</w:t>
-      </w:r>
-      <w:r>
-        <w:br/>
-      </w:r>
-      <w:r>
-        <w:rPr>
-          <w:rStyle w:val="NormalTok"/>
-        </w:rPr>
-        <w:t xml:space="preserve">    NFE12_within </w:t>
-      </w:r>
-      <w:r>
-        <w:rPr>
-          <w:rStyle w:val="SpecialCharTok"/>
-        </w:rPr>
-        <w:t>+</w:t>
-      </w:r>
-      <w:r>
-        <w:rPr>
-          <w:rStyle w:val="NormalTok"/>
-        </w:rPr>
-        <w:t xml:space="preserve"> NFE12_between_z </w:t>
-      </w:r>
-      <w:r>
-        <w:rPr>
-          <w:rStyle w:val="SpecialCharTok"/>
-        </w:rPr>
-        <w:t>+</w:t>
-      </w:r>
-      <w:r>
-        <w:br/>
-      </w:r>
-      <w:r>
-        <w:rPr>
-          <w:rStyle w:val="NormalTok"/>
-        </w:rPr>
-        <w:t xml:space="preserve">    female_within </w:t>
-      </w:r>
-      <w:r>
-        <w:rPr>
-          <w:rStyle w:val="SpecialCharTok"/>
-        </w:rPr>
-        <w:t>+</w:t>
-      </w:r>
-      <w:r>
-        <w:rPr>
-          <w:rStyle w:val="NormalTok"/>
-        </w:rPr>
-        <w:t xml:space="preserve"> female_between_z </w:t>
-      </w:r>
-      <w:r>
-        <w:rPr>
-          <w:rStyle w:val="SpecialCharTok"/>
-        </w:rPr>
-        <w:t>+</w:t>
-      </w:r>
-      <w:r>
-        <w:rPr>
-          <w:rStyle w:val="NormalTok"/>
-        </w:rPr>
-        <w:t xml:space="preserve"> </w:t>
-      </w:r>
-      <w:r>
-        <w:br/>
-      </w:r>
-      <w:r>
-        <w:rPr>
-          <w:rStyle w:val="NormalTok"/>
-        </w:rPr>
-        <w:t xml:space="preserve">    children_within </w:t>
-      </w:r>
-      <w:r>
-        <w:rPr>
-          <w:rStyle w:val="SpecialCharTok"/>
-        </w:rPr>
-        <w:t>+</w:t>
-      </w:r>
-      <w:r>
-        <w:rPr>
-          <w:rStyle w:val="NormalTok"/>
-        </w:rPr>
-        <w:t xml:space="preserve"> children_between_z </w:t>
-      </w:r>
-      <w:r>
-        <w:rPr>
-          <w:rStyle w:val="SpecialCharTok"/>
-        </w:rPr>
-        <w:t>+</w:t>
-      </w:r>
-      <w:r>
-        <w:br/>
-      </w:r>
-      <w:r>
-        <w:rPr>
-          <w:rStyle w:val="NormalTok"/>
-        </w:rPr>
-        <w:t xml:space="preserve">    forlang_within </w:t>
-      </w:r>
-      <w:r>
-        <w:rPr>
-          <w:rStyle w:val="SpecialCharTok"/>
-        </w:rPr>
-        <w:t>+</w:t>
-      </w:r>
-      <w:r>
-        <w:rPr>
-          <w:rStyle w:val="NormalTok"/>
-        </w:rPr>
-        <w:t xml:space="preserve"> forlang_between_z </w:t>
-      </w:r>
-      <w:r>
-        <w:rPr>
-          <w:rStyle w:val="SpecialCharTok"/>
-        </w:rPr>
-        <w:t>+</w:t>
-      </w:r>
-      <w:r>
-        <w:br/>
-      </w:r>
-      <w:r>
-        <w:rPr>
-          <w:rStyle w:val="NormalTok"/>
-        </w:rPr>
-        <w:t xml:space="preserve">    forborn_within </w:t>
-      </w:r>
-      <w:r>
-        <w:rPr>
-          <w:rStyle w:val="SpecialCharTok"/>
-        </w:rPr>
-        <w:t>+</w:t>
-      </w:r>
-      <w:r>
-        <w:rPr>
-          <w:rStyle w:val="NormalTok"/>
-        </w:rPr>
-        <w:t xml:space="preserve"> forborn_between_z </w:t>
-      </w:r>
-      <w:r>
-        <w:rPr>
-          <w:rStyle w:val="SpecialCharTok"/>
-        </w:rPr>
-        <w:t>+</w:t>
-      </w:r>
-      <w:r>
-        <w:br/>
-      </w:r>
-      <w:r>
-        <w:rPr>
-          <w:rStyle w:val="NormalTok"/>
-        </w:rPr>
-        <w:t xml:space="preserve">    </w:t>
-      </w:r>
-      <w:r>
-        <w:rPr>
-          <w:rStyle w:val="CommentTok"/>
-        </w:rPr>
-        <w:t>#ed3_secondary_within + ed3_secondary_between_z + # this can't be in the model because of collinearity</w:t>
-      </w:r>
-      <w:r>
-        <w:br/>
-      </w:r>
-      <w:r>
-        <w:rPr>
-          <w:rStyle w:val="NormalTok"/>
-        </w:rPr>
-        <w:t xml:space="preserve">    ed3_tertiary_within </w:t>
-      </w:r>
-      <w:r>
-        <w:rPr>
-          <w:rStyle w:val="SpecialCharTok"/>
-        </w:rPr>
-        <w:t>+</w:t>
-      </w:r>
-      <w:r>
-        <w:rPr>
-          <w:rStyle w:val="NormalTok"/>
-        </w:rPr>
-        <w:t xml:space="preserve"> ed3_tertiary_between_z </w:t>
-      </w:r>
-      <w:r>
-        <w:rPr>
-          <w:rStyle w:val="SpecialCharTok"/>
-        </w:rPr>
-        <w:t>+</w:t>
-      </w:r>
-      <w:r>
-        <w:br/>
-      </w:r>
-      <w:r>
-        <w:rPr>
-          <w:rStyle w:val="NormalTok"/>
-        </w:rPr>
-        <w:t xml:space="preserve">    gdppc_k_log </w:t>
-      </w:r>
-      <w:r>
-        <w:rPr>
-          <w:rStyle w:val="SpecialCharTok"/>
-        </w:rPr>
-        <w:t>+</w:t>
-      </w:r>
-      <w:r>
-        <w:br/>
-      </w:r>
-      <w:r>
-        <w:rPr>
-          <w:rStyle w:val="NormalTok"/>
-        </w:rPr>
-        <w:t xml:space="preserve">    </w:t>
-      </w:r>
-      <w:r>
-        <w:rPr>
-          <w:rStyle w:val="CommentTok"/>
-        </w:rPr>
-        <w:t>#Intercategorical approach</w:t>
-      </w:r>
-      <w:r>
-        <w:br/>
-      </w:r>
-      <w:r>
-        <w:rPr>
-          <w:rStyle w:val="NormalTok"/>
-        </w:rPr>
-        <w:t xml:space="preserve">    female_within </w:t>
-      </w:r>
-      <w:r>
-        <w:rPr>
-          <w:rStyle w:val="SpecialCharTok"/>
-        </w:rPr>
-        <w:t>*</w:t>
-      </w:r>
-      <w:r>
-        <w:rPr>
-          <w:rStyle w:val="NormalTok"/>
-        </w:rPr>
-        <w:t xml:space="preserve"> forborn_within </w:t>
-      </w:r>
-      <w:r>
-        <w:rPr>
-          <w:rStyle w:val="SpecialCharTok"/>
-        </w:rPr>
-        <w:t>*</w:t>
-      </w:r>
-      <w:r>
-        <w:rPr>
-          <w:rStyle w:val="NormalTok"/>
-        </w:rPr>
-        <w:t xml:space="preserve"> children_within </w:t>
-      </w:r>
-      <w:r>
-        <w:rPr>
-          <w:rStyle w:val="SpecialCharTok"/>
-        </w:rPr>
-        <w:t>*</w:t>
-      </w:r>
-      <w:r>
-        <w:rPr>
-          <w:rStyle w:val="NormalTok"/>
-        </w:rPr>
-        <w:t xml:space="preserve"> forlang_within </w:t>
-      </w:r>
-      <w:r>
-        <w:rPr>
-          <w:rStyle w:val="SpecialCharTok"/>
-        </w:rPr>
-        <w:t>*</w:t>
-      </w:r>
-      <w:r>
-        <w:rPr>
-          <w:rStyle w:val="NormalTok"/>
-        </w:rPr>
-        <w:t xml:space="preserve"> NFE12_within </w:t>
-      </w:r>
-      <w:r>
-        <w:rPr>
-          <w:rStyle w:val="SpecialCharTok"/>
-        </w:rPr>
-        <w:t>*</w:t>
-      </w:r>
-      <w:r>
-        <w:rPr>
-          <w:rStyle w:val="NormalTok"/>
-        </w:rPr>
-        <w:t xml:space="preserve"> ed3_tertiary_within </w:t>
-      </w:r>
-      <w:r>
-        <w:rPr>
-          <w:rStyle w:val="SpecialCharTok"/>
-        </w:rPr>
-        <w:t>+</w:t>
-      </w:r>
-      <w:r>
-        <w:br/>
-      </w:r>
-      <w:r>
-        <w:rPr>
-          <w:rStyle w:val="NormalTok"/>
-        </w:rPr>
-        <w:lastRenderedPageBreak/>
-        <w:t xml:space="preserve">    (</w:t>
-      </w:r>
-      <w:r>
-        <w:rPr>
-          <w:rStyle w:val="DecValTok"/>
-        </w:rPr>
-        <w:t>1</w:t>
-      </w:r>
-      <w:r>
-        <w:rPr>
-          <w:rStyle w:val="NormalTok"/>
-        </w:rPr>
-        <w:t xml:space="preserve"> </w:t>
-      </w:r>
-      <w:r>
-        <w:rPr>
-          <w:rStyle w:val="SpecialCharTok"/>
-        </w:rPr>
-        <w:t>|</w:t>
-      </w:r>
-      <w:r>
-        <w:rPr>
-          <w:rStyle w:val="NormalTok"/>
-        </w:rPr>
-        <w:t xml:space="preserve"> iso3c),</w:t>
-      </w:r>
-      <w:r>
-        <w:br/>
-      </w:r>
-      <w:r>
-        <w:rPr>
-          <w:rStyle w:val="NormalTok"/>
-        </w:rPr>
-        <w:t xml:space="preserve">  </w:t>
-      </w:r>
-      <w:r>
-        <w:rPr>
-          <w:rStyle w:val="AttributeTok"/>
-        </w:rPr>
-        <w:t>data =</w:t>
-      </w:r>
-      <w:r>
-        <w:rPr>
-          <w:rStyle w:val="NormalTok"/>
-        </w:rPr>
-        <w:t xml:space="preserve"> df2_sub</w:t>
-      </w:r>
-      <w:r>
-        <w:br/>
-      </w:r>
-      <w:r>
-        <w:rPr>
-          <w:rStyle w:val="NormalTok"/>
-        </w:rPr>
-        <w:t>)</w:t>
-      </w:r>
-      <w:r>
-        <w:br/>
-      </w:r>
-      <w:r>
-        <w:br/>
-      </w:r>
-      <w:r>
-        <w:rPr>
-          <w:rStyle w:val="CommentTok"/>
-        </w:rPr>
-        <w:t xml:space="preserve"># Export summary </w:t>
-      </w:r>
-      <w:r>
-        <w:br/>
-      </w:r>
-      <w:r>
-        <w:rPr>
-          <w:rStyle w:val="FunctionTok"/>
-        </w:rPr>
-        <w:t>export_summs</w:t>
-      </w:r>
-      <w:r>
-        <w:rPr>
-          <w:rStyle w:val="NormalTok"/>
-        </w:rPr>
-        <w:t xml:space="preserve">(m4_pooled, </w:t>
-      </w:r>
-      <w:r>
-        <w:rPr>
-          <w:rStyle w:val="AttributeTok"/>
-        </w:rPr>
-        <w:t>statistics =</w:t>
-      </w:r>
-      <w:r>
-        <w:rPr>
-          <w:rStyle w:val="NormalTok"/>
-        </w:rPr>
-        <w:t xml:space="preserve"> </w:t>
-      </w:r>
-      <w:r>
-        <w:rPr>
-          <w:rStyle w:val="StringTok"/>
-        </w:rPr>
-        <w:t>"all"</w:t>
-      </w:r>
-      <w:r>
-        <w:rPr>
-          <w:rStyle w:val="NormalTok"/>
-        </w:rPr>
-        <w:t xml:space="preserve">, </w:t>
-      </w:r>
-      <w:r>
-        <w:rPr>
-          <w:rStyle w:val="AttributeTok"/>
-        </w:rPr>
-        <w:t>error_pos =</w:t>
-      </w:r>
-      <w:r>
-        <w:rPr>
-          <w:rStyle w:val="NormalTok"/>
-        </w:rPr>
-        <w:t xml:space="preserve"> </w:t>
-      </w:r>
-      <w:r>
-        <w:rPr>
-          <w:rStyle w:val="StringTok"/>
-        </w:rPr>
-        <w:t>"right"</w:t>
-      </w:r>
-      <w:r>
-        <w:rPr>
-          <w:rStyle w:val="NormalTok"/>
-        </w:rPr>
-        <w:t xml:space="preserve">, </w:t>
-      </w:r>
-      <w:r>
-        <w:rPr>
-          <w:rStyle w:val="AttributeTok"/>
-        </w:rPr>
-        <w:t>error_format =</w:t>
-      </w:r>
-      <w:r>
-        <w:rPr>
-          <w:rStyle w:val="NormalTok"/>
-        </w:rPr>
-        <w:t xml:space="preserve"> </w:t>
-      </w:r>
-      <w:r>
-        <w:rPr>
-          <w:rStyle w:val="StringTok"/>
-        </w:rPr>
-        <w:t>"({std.error})"</w:t>
-      </w:r>
-      <w:r>
-        <w:rPr>
-          <w:rStyle w:val="NormalTok"/>
-        </w:rPr>
-        <w:t xml:space="preserve">, </w:t>
-      </w:r>
-      <w:r>
-        <w:br/>
-      </w:r>
-      <w:r>
-        <w:rPr>
-          <w:rStyle w:val="NormalTok"/>
-        </w:rPr>
-        <w:t xml:space="preserve">             </w:t>
-      </w:r>
-      <w:r>
-        <w:rPr>
-          <w:rStyle w:val="AttributeTok"/>
-        </w:rPr>
-        <w:t>to.file =</w:t>
-      </w:r>
-      <w:r>
-        <w:rPr>
-          <w:rStyle w:val="NormalTok"/>
-        </w:rPr>
-        <w:t xml:space="preserve"> </w:t>
-      </w:r>
-      <w:r>
-        <w:rPr>
-          <w:rStyle w:val="StringTok"/>
-        </w:rPr>
-        <w:t>"docx"</w:t>
-      </w:r>
-      <w:r>
-        <w:rPr>
-          <w:rStyle w:val="NormalTok"/>
-        </w:rPr>
-        <w:t xml:space="preserve">, </w:t>
-      </w:r>
-      <w:r>
-        <w:rPr>
-          <w:rStyle w:val="AttributeTok"/>
-        </w:rPr>
-        <w:t>file.name =</w:t>
-      </w:r>
-      <w:r>
-        <w:rPr>
-          <w:rStyle w:val="NormalTok"/>
-        </w:rPr>
-        <w:t xml:space="preserve"> </w:t>
-      </w:r>
-      <w:r>
-        <w:rPr>
-          <w:rStyle w:val="FunctionTok"/>
-        </w:rPr>
-        <w:t>here</w:t>
-      </w:r>
-      <w:r>
-        <w:rPr>
-          <w:rStyle w:val="NormalTok"/>
-        </w:rPr>
-        <w:t>(</w:t>
-      </w:r>
-      <w:r>
-        <w:rPr>
-          <w:rStyle w:val="StringTok"/>
-        </w:rPr>
-        <w:t>"Results"</w:t>
-      </w:r>
-      <w:r>
-        <w:rPr>
-          <w:rStyle w:val="NormalTok"/>
-        </w:rPr>
-        <w:t xml:space="preserve">, </w:t>
-      </w:r>
-      <w:r>
-        <w:rPr>
-          <w:rStyle w:val="StringTok"/>
-        </w:rPr>
-        <w:t>"TS1.docx"</w:t>
-      </w:r>
-      <w:r>
-        <w:rPr>
-          <w:rStyle w:val="NormalTok"/>
-        </w:rPr>
-        <w:t>))</w:t>
-      </w:r>
     </w:p>
     <w:p>
       <w:pPr>
@@ -5120,7 +2696,7 @@
                 <w:sz w:val="22"/>
                 <w:szCs w:val="22"/>
               </w:rPr>
-              <w:t xml:space="preserve">207.81 ** </w:t>
+              <w:t xml:space="preserve">217.98 ** </w:t>
             </w:r>
           </w:p>
         </w:tc>
@@ -5166,7 +2742,7 @@
                 <w:sz w:val="22"/>
                 <w:szCs w:val="22"/>
               </w:rPr>
-              <w:t>(60.09)</w:t>
+              <w:t>(61.43)</w:t>
             </w:r>
           </w:p>
         </w:tc>
@@ -5262,7 +2838,7 @@
                 <w:sz w:val="22"/>
                 <w:szCs w:val="22"/>
               </w:rPr>
-              <w:t>18.35 ***</w:t>
+              <w:t>16.34 ***</w:t>
             </w:r>
           </w:p>
         </w:tc>
@@ -5404,7 +2980,7 @@
                 <w:sz w:val="22"/>
                 <w:szCs w:val="22"/>
               </w:rPr>
-              <w:t xml:space="preserve">11.64 ** </w:t>
+              <w:t xml:space="preserve">11.23 ** </w:t>
             </w:r>
           </w:p>
         </w:tc>
@@ -5450,7 +3026,7 @@
                 <w:sz w:val="22"/>
                 <w:szCs w:val="22"/>
               </w:rPr>
-              <w:t>(3.79)</w:t>
+              <w:t>(3.80)</w:t>
             </w:r>
           </w:p>
         </w:tc>
@@ -5546,7 +3122,7 @@
                 <w:sz w:val="22"/>
                 <w:szCs w:val="22"/>
               </w:rPr>
-              <w:t xml:space="preserve">-0.24    </w:t>
+              <w:t xml:space="preserve">-0.45    </w:t>
             </w:r>
           </w:p>
         </w:tc>
@@ -5688,7 +3264,7 @@
                 <w:sz w:val="22"/>
                 <w:szCs w:val="22"/>
               </w:rPr>
-              <w:t xml:space="preserve">-6.00    </w:t>
+              <w:t xml:space="preserve">-5.99    </w:t>
             </w:r>
           </w:p>
         </w:tc>
@@ -5734,7 +3310,7 @@
                 <w:sz w:val="22"/>
                 <w:szCs w:val="22"/>
               </w:rPr>
-              <w:t>(2.98)</w:t>
+              <w:t>(3.04)</w:t>
             </w:r>
           </w:p>
         </w:tc>
@@ -5830,7 +3406,7 @@
                 <w:sz w:val="22"/>
                 <w:szCs w:val="22"/>
               </w:rPr>
-              <w:t>-8.82 ***</w:t>
+              <w:t>-8.33 ***</w:t>
             </w:r>
           </w:p>
         </w:tc>
@@ -5876,7 +3452,7 @@
                 <w:sz w:val="22"/>
                 <w:szCs w:val="22"/>
               </w:rPr>
-              <w:t>(0.32)</w:t>
+              <w:t>(0.31)</w:t>
             </w:r>
           </w:p>
         </w:tc>
@@ -5972,7 +3548,7 @@
                 <w:sz w:val="22"/>
                 <w:szCs w:val="22"/>
               </w:rPr>
-              <w:t xml:space="preserve">-6.02    </w:t>
+              <w:t xml:space="preserve">-6.39    </w:t>
             </w:r>
           </w:p>
         </w:tc>
@@ -6018,7 +3594,7 @@
                 <w:sz w:val="22"/>
                 <w:szCs w:val="22"/>
               </w:rPr>
-              <w:t>(3.51)</w:t>
+              <w:t>(3.53)</w:t>
             </w:r>
           </w:p>
         </w:tc>
@@ -6114,7 +3690,7 @@
                 <w:sz w:val="22"/>
                 <w:szCs w:val="22"/>
               </w:rPr>
-              <w:t>-17.94 ***</w:t>
+              <w:t>-16.29 ***</w:t>
             </w:r>
           </w:p>
         </w:tc>
@@ -6160,7 +3736,7 @@
                 <w:sz w:val="22"/>
                 <w:szCs w:val="22"/>
               </w:rPr>
-              <w:t>(0.66)</w:t>
+              <w:t>(0.65)</w:t>
             </w:r>
           </w:p>
         </w:tc>
@@ -6256,7 +3832,7 @@
                 <w:sz w:val="22"/>
                 <w:szCs w:val="22"/>
               </w:rPr>
-              <w:t xml:space="preserve">-2.27    </w:t>
+              <w:t xml:space="preserve">-2.36    </w:t>
             </w:r>
           </w:p>
         </w:tc>
@@ -6302,7 +3878,7 @@
                 <w:sz w:val="22"/>
                 <w:szCs w:val="22"/>
               </w:rPr>
-              <w:t>(3.99)</w:t>
+              <w:t>(4.14)</w:t>
             </w:r>
           </w:p>
         </w:tc>
@@ -6398,7 +3974,7 @@
                 <w:sz w:val="22"/>
                 <w:szCs w:val="22"/>
               </w:rPr>
-              <w:t>-17.18 ***</w:t>
+              <w:t>-16.88 ***</w:t>
             </w:r>
           </w:p>
         </w:tc>
@@ -6444,7 +4020,7 @@
                 <w:sz w:val="22"/>
                 <w:szCs w:val="22"/>
               </w:rPr>
-              <w:t>(0.51)</w:t>
+              <w:t>(0.50)</w:t>
             </w:r>
           </w:p>
         </w:tc>
@@ -6540,7 +4116,7 @@
                 <w:sz w:val="22"/>
                 <w:szCs w:val="22"/>
               </w:rPr>
-              <w:t xml:space="preserve">-3.94    </w:t>
+              <w:t xml:space="preserve">-2.83    </w:t>
             </w:r>
           </w:p>
         </w:tc>
@@ -6586,7 +4162,7 @@
                 <w:sz w:val="22"/>
                 <w:szCs w:val="22"/>
               </w:rPr>
-              <w:t>(3.93)</w:t>
+              <w:t>(4.59)</w:t>
             </w:r>
           </w:p>
         </w:tc>
@@ -6636,7 +4212,7 @@
                 <w:sz w:val="22"/>
                 <w:szCs w:val="22"/>
               </w:rPr>
-              <w:t>ed3_tertiary_within</w:t>
+              <w:t>ed3_secondary_within</w:t>
             </w:r>
           </w:p>
         </w:tc>
@@ -6682,7 +4258,7 @@
                 <w:sz w:val="22"/>
                 <w:szCs w:val="22"/>
               </w:rPr>
-              <w:t>37.39 ***</w:t>
+              <w:t>30.39 ***</w:t>
             </w:r>
           </w:p>
         </w:tc>
@@ -6728,7 +4304,7 @@
                 <w:sz w:val="22"/>
                 <w:szCs w:val="22"/>
               </w:rPr>
-              <w:t>(0.30)</w:t>
+              <w:t>(0.41)</w:t>
             </w:r>
           </w:p>
         </w:tc>
@@ -6778,7 +4354,7 @@
                 <w:sz w:val="22"/>
                 <w:szCs w:val="22"/>
               </w:rPr>
-              <w:t>ed3_tertiary_between_z</w:t>
+              <w:t>ed3_secondary_between_z</w:t>
             </w:r>
           </w:p>
         </w:tc>
@@ -6824,7 +4400,7 @@
                 <w:sz w:val="22"/>
                 <w:szCs w:val="22"/>
               </w:rPr>
-              <w:t xml:space="preserve">-1.07    </w:t>
+              <w:t xml:space="preserve">2.52    </w:t>
             </w:r>
           </w:p>
         </w:tc>
@@ -6870,7 +4446,7 @@
                 <w:sz w:val="22"/>
                 <w:szCs w:val="22"/>
               </w:rPr>
-              <w:t>(3.25)</w:t>
+              <w:t>(3.66)</w:t>
             </w:r>
           </w:p>
         </w:tc>
@@ -6920,7 +4496,7 @@
                 <w:sz w:val="22"/>
                 <w:szCs w:val="22"/>
               </w:rPr>
-              <w:t>gdppc_k_log</w:t>
+              <w:t>ed3_tertiary_within</w:t>
             </w:r>
           </w:p>
         </w:tc>
@@ -6966,7 +4542,7 @@
                 <w:sz w:val="22"/>
                 <w:szCs w:val="22"/>
               </w:rPr>
-              <w:t xml:space="preserve">14.31    </w:t>
+              <w:t>61.55 ***</w:t>
             </w:r>
           </w:p>
         </w:tc>
@@ -7012,7 +4588,7 @@
                 <w:sz w:val="22"/>
                 <w:szCs w:val="22"/>
               </w:rPr>
-              <w:t>(16.56)</w:t>
+              <w:t>(0.44)</w:t>
             </w:r>
           </w:p>
         </w:tc>
@@ -7062,7 +4638,7 @@
                 <w:sz w:val="22"/>
                 <w:szCs w:val="22"/>
               </w:rPr>
-              <w:t>female_within:forborn_within</w:t>
+              <w:t>ed3_tertiary_between_z</w:t>
             </w:r>
           </w:p>
         </w:tc>
@@ -7108,7 +4684,7 @@
                 <w:sz w:val="22"/>
                 <w:szCs w:val="22"/>
               </w:rPr>
-              <w:t xml:space="preserve">-0.39    </w:t>
+              <w:t xml:space="preserve">1.14    </w:t>
             </w:r>
           </w:p>
         </w:tc>
@@ -7154,7 +4730,7 @@
                 <w:sz w:val="22"/>
                 <w:szCs w:val="22"/>
               </w:rPr>
-              <w:t>(1.01)</w:t>
+              <w:t>(4.17)</w:t>
             </w:r>
           </w:p>
         </w:tc>
@@ -7204,7 +4780,7 @@
                 <w:sz w:val="22"/>
                 <w:szCs w:val="22"/>
               </w:rPr>
-              <w:t>female_within:children_within</w:t>
+              <w:t>gdppc_k_log</w:t>
             </w:r>
           </w:p>
         </w:tc>
@@ -7250,7 +4826,7 @@
                 <w:sz w:val="22"/>
                 <w:szCs w:val="22"/>
               </w:rPr>
-              <w:t>-3.03 ***</w:t>
+              <w:t xml:space="preserve">11.33    </w:t>
             </w:r>
           </w:p>
         </w:tc>
@@ -7296,7 +4872,7 @@
                 <w:sz w:val="22"/>
                 <w:szCs w:val="22"/>
               </w:rPr>
-              <w:t>(0.63)</w:t>
+              <w:t>(16.93)</w:t>
             </w:r>
           </w:p>
         </w:tc>
@@ -7346,7 +4922,7 @@
                 <w:sz w:val="22"/>
                 <w:szCs w:val="22"/>
               </w:rPr>
-              <w:t>children_within:forborn_within</w:t>
+              <w:t>female_within:forborn_within</w:t>
             </w:r>
           </w:p>
         </w:tc>
@@ -7392,7 +4968,7 @@
                 <w:sz w:val="22"/>
                 <w:szCs w:val="22"/>
               </w:rPr>
-              <w:t xml:space="preserve">-2.78 *  </w:t>
+              <w:t xml:space="preserve">-0.44    </w:t>
             </w:r>
           </w:p>
         </w:tc>
@@ -7438,7 +5014,7 @@
                 <w:sz w:val="22"/>
                 <w:szCs w:val="22"/>
               </w:rPr>
-              <w:t>(1.10)</w:t>
+              <w:t>(0.98)</w:t>
             </w:r>
           </w:p>
         </w:tc>
@@ -7488,7 +5064,7 @@
                 <w:sz w:val="22"/>
                 <w:szCs w:val="22"/>
               </w:rPr>
-              <w:t>female_within:forlang_within</w:t>
+              <w:t>female_within:children_within</w:t>
             </w:r>
           </w:p>
         </w:tc>
@@ -7534,7 +5110,7 @@
                 <w:sz w:val="22"/>
                 <w:szCs w:val="22"/>
               </w:rPr>
-              <w:t xml:space="preserve">3.11 *  </w:t>
+              <w:t xml:space="preserve">-1.92 ** </w:t>
             </w:r>
           </w:p>
         </w:tc>
@@ -7580,7 +5156,7 @@
                 <w:sz w:val="22"/>
                 <w:szCs w:val="22"/>
               </w:rPr>
-              <w:t>(1.29)</w:t>
+              <w:t>(0.62)</w:t>
             </w:r>
           </w:p>
         </w:tc>
@@ -7630,7 +5206,7 @@
                 <w:sz w:val="22"/>
                 <w:szCs w:val="22"/>
               </w:rPr>
-              <w:t>forlang_within:forborn_within</w:t>
+              <w:t>children_within:forborn_within</w:t>
             </w:r>
           </w:p>
         </w:tc>
@@ -7676,7 +5252,7 @@
                 <w:sz w:val="22"/>
                 <w:szCs w:val="22"/>
               </w:rPr>
-              <w:t>-3.88 ***</w:t>
+              <w:t xml:space="preserve">-2.61 *  </w:t>
             </w:r>
           </w:p>
         </w:tc>
@@ -7722,7 +5298,7 @@
                 <w:sz w:val="22"/>
                 <w:szCs w:val="22"/>
               </w:rPr>
-              <w:t>(1.12)</w:t>
+              <w:t>(1.08)</w:t>
             </w:r>
           </w:p>
         </w:tc>
@@ -7772,7 +5348,7 @@
                 <w:sz w:val="22"/>
                 <w:szCs w:val="22"/>
               </w:rPr>
-              <w:t>children_within:forlang_within</w:t>
+              <w:t>female_within:forlang_within</w:t>
             </w:r>
           </w:p>
         </w:tc>
@@ -7818,7 +5394,7 @@
                 <w:sz w:val="22"/>
                 <w:szCs w:val="22"/>
               </w:rPr>
-              <w:t xml:space="preserve">-0.85    </w:t>
+              <w:t xml:space="preserve">3.08 *  </w:t>
             </w:r>
           </w:p>
         </w:tc>
@@ -7864,7 +5440,7 @@
                 <w:sz w:val="22"/>
                 <w:szCs w:val="22"/>
               </w:rPr>
-              <w:t>(1.36)</w:t>
+              <w:t>(1.26)</w:t>
             </w:r>
           </w:p>
         </w:tc>
@@ -7914,7 +5490,7 @@
                 <w:sz w:val="22"/>
                 <w:szCs w:val="22"/>
               </w:rPr>
-              <w:t>NFE12_within:female_within</w:t>
+              <w:t>forlang_within:forborn_within</w:t>
             </w:r>
           </w:p>
         </w:tc>
@@ -7960,7 +5536,7 @@
                 <w:sz w:val="22"/>
                 <w:szCs w:val="22"/>
               </w:rPr>
-              <w:t xml:space="preserve">-1.91 ** </w:t>
+              <w:t xml:space="preserve">-3.58 ** </w:t>
             </w:r>
           </w:p>
         </w:tc>
@@ -8006,7 +5582,7 @@
                 <w:sz w:val="22"/>
                 <w:szCs w:val="22"/>
               </w:rPr>
-              <w:t>(0.63)</w:t>
+              <w:t>(1.10)</w:t>
             </w:r>
           </w:p>
         </w:tc>
@@ -8056,7 +5632,7 @@
                 <w:sz w:val="22"/>
                 <w:szCs w:val="22"/>
               </w:rPr>
-              <w:t>NFE12_within:forborn_within</w:t>
+              <w:t>children_within:forlang_within</w:t>
             </w:r>
           </w:p>
         </w:tc>
@@ -8102,7 +5678,7 @@
                 <w:sz w:val="22"/>
                 <w:szCs w:val="22"/>
               </w:rPr>
-              <w:t xml:space="preserve">3.18 ** </w:t>
+              <w:t xml:space="preserve">-0.17    </w:t>
             </w:r>
           </w:p>
         </w:tc>
@@ -8148,7 +5724,7 @@
                 <w:sz w:val="22"/>
                 <w:szCs w:val="22"/>
               </w:rPr>
-              <w:t>(1.06)</w:t>
+              <w:t>(1.33)</w:t>
             </w:r>
           </w:p>
         </w:tc>
@@ -8198,7 +5774,7 @@
                 <w:sz w:val="22"/>
                 <w:szCs w:val="22"/>
               </w:rPr>
-              <w:t>NFE12_within:children_within</w:t>
+              <w:t>NFE12_within:female_within</w:t>
             </w:r>
           </w:p>
         </w:tc>
@@ -8244,7 +5820,7 @@
                 <w:sz w:val="22"/>
                 <w:szCs w:val="22"/>
               </w:rPr>
-              <w:t>-3.44 ***</w:t>
+              <w:t>-2.11 ***</w:t>
             </w:r>
           </w:p>
         </w:tc>
@@ -8290,7 +5866,7 @@
                 <w:sz w:val="22"/>
                 <w:szCs w:val="22"/>
               </w:rPr>
-              <w:t>(0.68)</w:t>
+              <w:t>(0.61)</w:t>
             </w:r>
           </w:p>
         </w:tc>
@@ -8340,7 +5916,7 @@
                 <w:sz w:val="22"/>
                 <w:szCs w:val="22"/>
               </w:rPr>
-              <w:t>NFE12_within:forlang_within</w:t>
+              <w:t>NFE12_within:forborn_within</w:t>
             </w:r>
           </w:p>
         </w:tc>
@@ -8386,7 +5962,7 @@
                 <w:sz w:val="22"/>
                 <w:szCs w:val="22"/>
               </w:rPr>
-              <w:t xml:space="preserve">0.56    </w:t>
+              <w:t>3.42 ***</w:t>
             </w:r>
           </w:p>
         </w:tc>
@@ -8432,7 +6008,7 @@
                 <w:sz w:val="22"/>
                 <w:szCs w:val="22"/>
               </w:rPr>
-              <w:t>(1.34)</w:t>
+              <w:t>(1.04)</w:t>
             </w:r>
           </w:p>
         </w:tc>
@@ -8482,7 +6058,7 @@
                 <w:sz w:val="22"/>
                 <w:szCs w:val="22"/>
               </w:rPr>
-              <w:t>female_within:ed3_tertiary_within</w:t>
+              <w:t>NFE12_within:children_within</w:t>
             </w:r>
           </w:p>
         </w:tc>
@@ -8528,7 +6104,7 @@
                 <w:sz w:val="22"/>
                 <w:szCs w:val="22"/>
               </w:rPr>
-              <w:t>-4.20 ***</w:t>
+              <w:t>-3.63 ***</w:t>
             </w:r>
           </w:p>
         </w:tc>
@@ -8574,7 +6150,7 @@
                 <w:sz w:val="22"/>
                 <w:szCs w:val="22"/>
               </w:rPr>
-              <w:t>(0.61)</w:t>
+              <w:t>(0.66)</w:t>
             </w:r>
           </w:p>
         </w:tc>
@@ -8624,7 +6200,7 @@
                 <w:sz w:val="22"/>
                 <w:szCs w:val="22"/>
               </w:rPr>
-              <w:t>forborn_within:ed3_tertiary_within</w:t>
+              <w:t>NFE12_within:forlang_within</w:t>
             </w:r>
           </w:p>
         </w:tc>
@@ -8670,7 +6246,7 @@
                 <w:sz w:val="22"/>
                 <w:szCs w:val="22"/>
               </w:rPr>
-              <w:t xml:space="preserve">-2.25 *  </w:t>
+              <w:t xml:space="preserve">-0.27    </w:t>
             </w:r>
           </w:p>
         </w:tc>
@@ -8716,7 +6292,7 @@
                 <w:sz w:val="22"/>
                 <w:szCs w:val="22"/>
               </w:rPr>
-              <w:t>(1.04)</w:t>
+              <w:t>(1.31)</w:t>
             </w:r>
           </w:p>
         </w:tc>
@@ -8766,7 +6342,7 @@
                 <w:sz w:val="22"/>
                 <w:szCs w:val="22"/>
               </w:rPr>
-              <w:t>children_within:ed3_tertiary_within</w:t>
+              <w:t>female_within:ed3_tertiary_within</w:t>
             </w:r>
           </w:p>
         </w:tc>
@@ -8812,7 +6388,7 @@
                 <w:sz w:val="22"/>
                 <w:szCs w:val="22"/>
               </w:rPr>
-              <w:t xml:space="preserve">2.01 ** </w:t>
+              <w:t>-3.70 ***</w:t>
             </w:r>
           </w:p>
         </w:tc>
@@ -8858,7 +6434,7 @@
                 <w:sz w:val="22"/>
                 <w:szCs w:val="22"/>
               </w:rPr>
-              <w:t>(0.65)</w:t>
+              <w:t>(0.59)</w:t>
             </w:r>
           </w:p>
         </w:tc>
@@ -8908,7 +6484,7 @@
                 <w:sz w:val="22"/>
                 <w:szCs w:val="22"/>
               </w:rPr>
-              <w:t>forlang_within:ed3_tertiary_within</w:t>
+              <w:t>forborn_within:ed3_tertiary_within</w:t>
             </w:r>
           </w:p>
         </w:tc>
@@ -8954,7 +6530,7 @@
                 <w:sz w:val="22"/>
                 <w:szCs w:val="22"/>
               </w:rPr>
-              <w:t xml:space="preserve">4.35 ** </w:t>
+              <w:t xml:space="preserve">-2.36 *  </w:t>
             </w:r>
           </w:p>
         </w:tc>
@@ -9000,7 +6576,7 @@
                 <w:sz w:val="22"/>
                 <w:szCs w:val="22"/>
               </w:rPr>
-              <w:t>(1.33)</w:t>
+              <w:t>(1.02)</w:t>
             </w:r>
           </w:p>
         </w:tc>
@@ -9050,7 +6626,7 @@
                 <w:sz w:val="22"/>
                 <w:szCs w:val="22"/>
               </w:rPr>
-              <w:t>NFE12_within:ed3_tertiary_within</w:t>
+              <w:t>children_within:ed3_tertiary_within</w:t>
             </w:r>
           </w:p>
         </w:tc>
@@ -9096,7 +6672,7 @@
                 <w:sz w:val="22"/>
                 <w:szCs w:val="22"/>
               </w:rPr>
-              <w:t>-6.20 ***</w:t>
+              <w:t xml:space="preserve">1.70 ** </w:t>
             </w:r>
           </w:p>
         </w:tc>
@@ -9142,7 +6718,7 @@
                 <w:sz w:val="22"/>
                 <w:szCs w:val="22"/>
               </w:rPr>
-              <w:t>(0.63)</w:t>
+              <w:t>(0.64)</w:t>
             </w:r>
           </w:p>
         </w:tc>
@@ -9192,7 +6768,7 @@
                 <w:sz w:val="22"/>
                 <w:szCs w:val="22"/>
               </w:rPr>
-              <w:t>female_within:children_within:forborn_within</w:t>
+              <w:t>forlang_within:ed3_tertiary_within</w:t>
             </w:r>
           </w:p>
         </w:tc>
@@ -9238,7 +6814,7 @@
                 <w:sz w:val="22"/>
                 <w:szCs w:val="22"/>
               </w:rPr>
-              <w:t xml:space="preserve">-0.36    </w:t>
+              <w:t xml:space="preserve">1.11    </w:t>
             </w:r>
           </w:p>
         </w:tc>
@@ -9284,7 +6860,7 @@
                 <w:sz w:val="22"/>
                 <w:szCs w:val="22"/>
               </w:rPr>
-              <w:t>(2.21)</w:t>
+              <w:t>(1.30)</w:t>
             </w:r>
           </w:p>
         </w:tc>
@@ -9334,7 +6910,7 @@
                 <w:sz w:val="22"/>
                 <w:szCs w:val="22"/>
               </w:rPr>
-              <w:t>female_within:forlang_within:forborn_within</w:t>
+              <w:t>NFE12_within:ed3_tertiary_within</w:t>
             </w:r>
           </w:p>
         </w:tc>
@@ -9380,7 +6956,7 @@
                 <w:sz w:val="22"/>
                 <w:szCs w:val="22"/>
               </w:rPr>
-              <w:t xml:space="preserve">2.17    </w:t>
+              <w:t>-2.98 ***</w:t>
             </w:r>
           </w:p>
         </w:tc>
@@ -9426,7 +7002,7 @@
                 <w:sz w:val="22"/>
                 <w:szCs w:val="22"/>
               </w:rPr>
-              <w:t>(2.07)</w:t>
+              <w:t>(0.61)</w:t>
             </w:r>
           </w:p>
         </w:tc>
@@ -9476,7 +7052,7 @@
                 <w:sz w:val="22"/>
                 <w:szCs w:val="22"/>
               </w:rPr>
-              <w:t>female_within:children_within:forlang_within</w:t>
+              <w:t>female_within:children_within:forborn_within</w:t>
             </w:r>
           </w:p>
         </w:tc>
@@ -9522,7 +7098,7 @@
                 <w:sz w:val="22"/>
                 <w:szCs w:val="22"/>
               </w:rPr>
-              <w:t xml:space="preserve">2.57    </w:t>
+              <w:t xml:space="preserve">-0.11    </w:t>
             </w:r>
           </w:p>
         </w:tc>
@@ -9568,7 +7144,7 @@
                 <w:sz w:val="22"/>
                 <w:szCs w:val="22"/>
               </w:rPr>
-              <w:t>(2.72)</w:t>
+              <w:t>(2.16)</w:t>
             </w:r>
           </w:p>
         </w:tc>
@@ -9618,7 +7194,7 @@
                 <w:sz w:val="22"/>
                 <w:szCs w:val="22"/>
               </w:rPr>
-              <w:t>children_within:forlang_within:forborn_within</w:t>
+              <w:t>female_within:forlang_within:forborn_within</w:t>
             </w:r>
           </w:p>
         </w:tc>
@@ -9664,7 +7240,7 @@
                 <w:sz w:val="22"/>
                 <w:szCs w:val="22"/>
               </w:rPr>
-              <w:t xml:space="preserve">-3.50    </w:t>
+              <w:t xml:space="preserve">1.22    </w:t>
             </w:r>
           </w:p>
         </w:tc>
@@ -9710,7 +7286,7 @@
                 <w:sz w:val="22"/>
                 <w:szCs w:val="22"/>
               </w:rPr>
-              <w:t>(2.21)</w:t>
+              <w:t>(2.03)</w:t>
             </w:r>
           </w:p>
         </w:tc>
@@ -9760,7 +7336,7 @@
                 <w:sz w:val="22"/>
                 <w:szCs w:val="22"/>
               </w:rPr>
-              <w:t>NFE12_within:female_within:forborn_within</w:t>
+              <w:t>female_within:children_within:forlang_within</w:t>
             </w:r>
           </w:p>
         </w:tc>
@@ -9806,7 +7382,7 @@
                 <w:sz w:val="22"/>
                 <w:szCs w:val="22"/>
               </w:rPr>
-              <w:t xml:space="preserve">1.42    </w:t>
+              <w:t xml:space="preserve">4.02    </w:t>
             </w:r>
           </w:p>
         </w:tc>
@@ -9852,7 +7428,7 @@
                 <w:sz w:val="22"/>
                 <w:szCs w:val="22"/>
               </w:rPr>
-              <w:t>(2.12)</w:t>
+              <w:t>(2.66)</w:t>
             </w:r>
           </w:p>
         </w:tc>
@@ -9903,7 +7479,7 @@
                 <w:szCs w:val="22"/>
               </w:rPr>
               <w:lastRenderedPageBreak/>
-              <w:t>NFE12_within:female_within:children_within</w:t>
+              <w:t>children_within:forlang_within:forborn_within</w:t>
             </w:r>
           </w:p>
         </w:tc>
@@ -9949,7 +7525,7 @@
                 <w:sz w:val="22"/>
                 <w:szCs w:val="22"/>
               </w:rPr>
-              <w:t xml:space="preserve">-0.82    </w:t>
+              <w:t xml:space="preserve">-3.18    </w:t>
             </w:r>
           </w:p>
         </w:tc>
@@ -9995,7 +7571,7 @@
                 <w:sz w:val="22"/>
                 <w:szCs w:val="22"/>
               </w:rPr>
-              <w:t>(1.35)</w:t>
+              <w:t>(2.16)</w:t>
             </w:r>
           </w:p>
         </w:tc>
@@ -10045,7 +7621,7 @@
                 <w:sz w:val="22"/>
                 <w:szCs w:val="22"/>
               </w:rPr>
-              <w:t>NFE12_within:children_within:forborn_within</w:t>
+              <w:t>NFE12_within:female_within:forborn_within</w:t>
             </w:r>
           </w:p>
         </w:tc>
@@ -10091,7 +7667,7 @@
                 <w:sz w:val="22"/>
                 <w:szCs w:val="22"/>
               </w:rPr>
-              <w:t xml:space="preserve">1.53    </w:t>
+              <w:t xml:space="preserve">1.13    </w:t>
             </w:r>
           </w:p>
         </w:tc>
@@ -10137,7 +7713,7 @@
                 <w:sz w:val="22"/>
                 <w:szCs w:val="22"/>
               </w:rPr>
-              <w:t>(2.32)</w:t>
+              <w:t>(2.08)</w:t>
             </w:r>
           </w:p>
         </w:tc>
@@ -10187,7 +7763,7 @@
                 <w:sz w:val="22"/>
                 <w:szCs w:val="22"/>
               </w:rPr>
-              <w:t>NFE12_within:female_within:forlang_within</w:t>
+              <w:t>NFE12_within:female_within:children_within</w:t>
             </w:r>
           </w:p>
         </w:tc>
@@ -10233,7 +7809,7 @@
                 <w:sz w:val="22"/>
                 <w:szCs w:val="22"/>
               </w:rPr>
-              <w:t xml:space="preserve">0.71    </w:t>
+              <w:t xml:space="preserve">-1.20    </w:t>
             </w:r>
           </w:p>
         </w:tc>
@@ -10279,7 +7855,7 @@
                 <w:sz w:val="22"/>
                 <w:szCs w:val="22"/>
               </w:rPr>
-              <w:t>(2.67)</w:t>
+              <w:t>(1.32)</w:t>
             </w:r>
           </w:p>
         </w:tc>
@@ -10329,7 +7905,7 @@
                 <w:sz w:val="22"/>
                 <w:szCs w:val="22"/>
               </w:rPr>
-              <w:t>NFE12_within:forlang_within:forborn_within</w:t>
+              <w:t>NFE12_within:children_within:forborn_within</w:t>
             </w:r>
           </w:p>
         </w:tc>
@@ -10375,7 +7951,7 @@
                 <w:sz w:val="22"/>
                 <w:szCs w:val="22"/>
               </w:rPr>
-              <w:t xml:space="preserve">6.48 ** </w:t>
+              <w:t xml:space="preserve">1.36    </w:t>
             </w:r>
           </w:p>
         </w:tc>
@@ -10421,7 +7997,7 @@
                 <w:sz w:val="22"/>
                 <w:szCs w:val="22"/>
               </w:rPr>
-              <w:t>(2.19)</w:t>
+              <w:t>(2.27)</w:t>
             </w:r>
           </w:p>
         </w:tc>
@@ -10471,7 +8047,7 @@
                 <w:sz w:val="22"/>
                 <w:szCs w:val="22"/>
               </w:rPr>
-              <w:t>NFE12_within:children_within:forlang_within</w:t>
+              <w:t>NFE12_within:female_within:forlang_within</w:t>
             </w:r>
           </w:p>
         </w:tc>
@@ -10517,7 +8093,7 @@
                 <w:sz w:val="22"/>
                 <w:szCs w:val="22"/>
               </w:rPr>
-              <w:t xml:space="preserve">-3.97    </w:t>
+              <w:t xml:space="preserve">0.18    </w:t>
             </w:r>
           </w:p>
         </w:tc>
@@ -10563,7 +8139,7 @@
                 <w:sz w:val="22"/>
                 <w:szCs w:val="22"/>
               </w:rPr>
-              <w:t>(2.80)</w:t>
+              <w:t>(2.61)</w:t>
             </w:r>
           </w:p>
         </w:tc>
@@ -10613,7 +8189,7 @@
                 <w:sz w:val="22"/>
                 <w:szCs w:val="22"/>
               </w:rPr>
-              <w:t>female_within:forborn_within:ed3_tertiary_within</w:t>
+              <w:t>NFE12_within:forlang_within:forborn_within</w:t>
             </w:r>
           </w:p>
         </w:tc>
@@ -10659,7 +8235,7 @@
                 <w:sz w:val="22"/>
                 <w:szCs w:val="22"/>
               </w:rPr>
-              <w:t xml:space="preserve">-1.59    </w:t>
+              <w:t xml:space="preserve">6.61 ** </w:t>
             </w:r>
           </w:p>
         </w:tc>
@@ -10705,7 +8281,7 @@
                 <w:sz w:val="22"/>
                 <w:szCs w:val="22"/>
               </w:rPr>
-              <w:t>(2.07)</w:t>
+              <w:t>(2.14)</w:t>
             </w:r>
           </w:p>
         </w:tc>
@@ -10755,7 +8331,7 @@
                 <w:sz w:val="22"/>
                 <w:szCs w:val="22"/>
               </w:rPr>
-              <w:t>female_within:children_within:ed3_tertiary_within</w:t>
+              <w:t>NFE12_within:children_within:forlang_within</w:t>
             </w:r>
           </w:p>
         </w:tc>
@@ -10801,7 +8377,7 @@
                 <w:sz w:val="22"/>
                 <w:szCs w:val="22"/>
               </w:rPr>
-              <w:t xml:space="preserve">1.99    </w:t>
+              <w:t xml:space="preserve">-3.25    </w:t>
             </w:r>
           </w:p>
         </w:tc>
@@ -10847,7 +8423,7 @@
                 <w:sz w:val="22"/>
                 <w:szCs w:val="22"/>
               </w:rPr>
-              <w:t>(1.30)</w:t>
+              <w:t>(2.74)</w:t>
             </w:r>
           </w:p>
         </w:tc>
@@ -10897,7 +8473,7 @@
                 <w:sz w:val="22"/>
                 <w:szCs w:val="22"/>
               </w:rPr>
-              <w:t>children_within:forborn_within:ed3_tertiary_within</w:t>
+              <w:t>female_within:forborn_within:ed3_tertiary_within</w:t>
             </w:r>
           </w:p>
         </w:tc>
@@ -10943,7 +8519,7 @@
                 <w:sz w:val="22"/>
                 <w:szCs w:val="22"/>
               </w:rPr>
-              <w:t xml:space="preserve">2.10    </w:t>
+              <w:t xml:space="preserve">-2.23    </w:t>
             </w:r>
           </w:p>
         </w:tc>
@@ -10989,7 +8565,7 @@
                 <w:sz w:val="22"/>
                 <w:szCs w:val="22"/>
               </w:rPr>
-              <w:t>(2.26)</w:t>
+              <w:t>(2.03)</w:t>
             </w:r>
           </w:p>
         </w:tc>
@@ -11039,7 +8615,7 @@
                 <w:sz w:val="22"/>
                 <w:szCs w:val="22"/>
               </w:rPr>
-              <w:t>female_within:forlang_within:ed3_tertiary_within</w:t>
+              <w:t>female_within:children_within:ed3_tertiary_within</w:t>
             </w:r>
           </w:p>
         </w:tc>
@@ -11085,7 +8661,7 @@
                 <w:sz w:val="22"/>
                 <w:szCs w:val="22"/>
               </w:rPr>
-              <w:t xml:space="preserve">1.59    </w:t>
+              <w:t xml:space="preserve">0.16    </w:t>
             </w:r>
           </w:p>
         </w:tc>
@@ -11131,7 +8707,7 @@
                 <w:sz w:val="22"/>
                 <w:szCs w:val="22"/>
               </w:rPr>
-              <w:t>(2.65)</w:t>
+              <w:t>(1.28)</w:t>
             </w:r>
           </w:p>
         </w:tc>
@@ -11181,7 +8757,7 @@
                 <w:sz w:val="22"/>
                 <w:szCs w:val="22"/>
               </w:rPr>
-              <w:t>forlang_within:forborn_within:ed3_tertiary_within</w:t>
+              <w:t>children_within:forborn_within:ed3_tertiary_within</w:t>
             </w:r>
           </w:p>
         </w:tc>
@@ -11227,7 +8803,7 @@
                 <w:sz w:val="22"/>
                 <w:szCs w:val="22"/>
               </w:rPr>
-              <w:t xml:space="preserve">4.33 *  </w:t>
+              <w:t xml:space="preserve">1.34    </w:t>
             </w:r>
           </w:p>
         </w:tc>
@@ -11273,7 +8849,7 @@
                 <w:sz w:val="22"/>
                 <w:szCs w:val="22"/>
               </w:rPr>
-              <w:t>(2.16)</w:t>
+              <w:t>(2.21)</w:t>
             </w:r>
           </w:p>
         </w:tc>
@@ -11323,7 +8899,7 @@
                 <w:sz w:val="22"/>
                 <w:szCs w:val="22"/>
               </w:rPr>
-              <w:t>children_within:forlang_within:ed3_tertiary_within</w:t>
+              <w:t>female_within:forlang_within:ed3_tertiary_within</w:t>
             </w:r>
           </w:p>
         </w:tc>
@@ -11369,7 +8945,7 @@
                 <w:sz w:val="22"/>
                 <w:szCs w:val="22"/>
               </w:rPr>
-              <w:t xml:space="preserve">4.53    </w:t>
+              <w:t xml:space="preserve">2.06    </w:t>
             </w:r>
           </w:p>
         </w:tc>
@@ -11415,7 +8991,7 @@
                 <w:sz w:val="22"/>
                 <w:szCs w:val="22"/>
               </w:rPr>
-              <w:t>(2.78)</w:t>
+              <w:t>(2.59)</w:t>
             </w:r>
           </w:p>
         </w:tc>
@@ -11465,7 +9041,7 @@
                 <w:sz w:val="22"/>
                 <w:szCs w:val="22"/>
               </w:rPr>
-              <w:t>NFE12_within:female_within:ed3_tertiary_within</w:t>
+              <w:t>forlang_within:forborn_within:ed3_tertiary_within</w:t>
             </w:r>
           </w:p>
         </w:tc>
@@ -11511,7 +9087,7 @@
                 <w:sz w:val="22"/>
                 <w:szCs w:val="22"/>
               </w:rPr>
-              <w:t xml:space="preserve">-1.60    </w:t>
+              <w:t xml:space="preserve">3.74    </w:t>
             </w:r>
           </w:p>
         </w:tc>
@@ -11557,7 +9133,7 @@
                 <w:sz w:val="22"/>
                 <w:szCs w:val="22"/>
               </w:rPr>
-              <w:t>(1.25)</w:t>
+              <w:t>(2.11)</w:t>
             </w:r>
           </w:p>
         </w:tc>
@@ -11607,7 +9183,7 @@
                 <w:sz w:val="22"/>
                 <w:szCs w:val="22"/>
               </w:rPr>
-              <w:t>NFE12_within:forborn_within:ed3_tertiary_within</w:t>
+              <w:t>children_within:forlang_within:ed3_tertiary_within</w:t>
             </w:r>
           </w:p>
         </w:tc>
@@ -11653,7 +9229,7 @@
                 <w:sz w:val="22"/>
                 <w:szCs w:val="22"/>
               </w:rPr>
-              <w:t xml:space="preserve">2.28    </w:t>
+              <w:t xml:space="preserve">3.28    </w:t>
             </w:r>
           </w:p>
         </w:tc>
@@ -11699,7 +9275,7 @@
                 <w:sz w:val="22"/>
                 <w:szCs w:val="22"/>
               </w:rPr>
-              <w:t>(2.12)</w:t>
+              <w:t>(2.72)</w:t>
             </w:r>
           </w:p>
         </w:tc>
@@ -11749,7 +9325,7 @@
                 <w:sz w:val="22"/>
                 <w:szCs w:val="22"/>
               </w:rPr>
-              <w:t>NFE12_within:children_within:ed3_tertiary_within</w:t>
+              <w:t>NFE12_within:female_within:ed3_tertiary_within</w:t>
             </w:r>
           </w:p>
         </w:tc>
@@ -11795,7 +9371,7 @@
                 <w:sz w:val="22"/>
                 <w:szCs w:val="22"/>
               </w:rPr>
-              <w:t xml:space="preserve">3.57 ** </w:t>
+              <w:t xml:space="preserve">-1.24    </w:t>
             </w:r>
           </w:p>
         </w:tc>
@@ -11841,7 +9417,7 @@
                 <w:sz w:val="22"/>
                 <w:szCs w:val="22"/>
               </w:rPr>
-              <w:t>(1.34)</w:t>
+              <w:t>(1.22)</w:t>
             </w:r>
           </w:p>
         </w:tc>
@@ -11891,7 +9467,7 @@
                 <w:sz w:val="22"/>
                 <w:szCs w:val="22"/>
               </w:rPr>
-              <w:t>NFE12_within:forlang_within:ed3_tertiary_within</w:t>
+              <w:t>NFE12_within:forborn_within:ed3_tertiary_within</w:t>
             </w:r>
           </w:p>
         </w:tc>
@@ -11937,7 +9513,7 @@
                 <w:sz w:val="22"/>
                 <w:szCs w:val="22"/>
               </w:rPr>
-              <w:t xml:space="preserve">5.89 *  </w:t>
+              <w:t xml:space="preserve">2.24    </w:t>
             </w:r>
           </w:p>
         </w:tc>
@@ -11983,7 +9559,7 @@
                 <w:sz w:val="22"/>
                 <w:szCs w:val="22"/>
               </w:rPr>
-              <w:t>(2.69)</w:t>
+              <w:t>(2.08)</w:t>
             </w:r>
           </w:p>
         </w:tc>
@@ -12033,7 +9609,7 @@
                 <w:sz w:val="22"/>
                 <w:szCs w:val="22"/>
               </w:rPr>
-              <w:t>female_within:children_within:forlang_within:forborn_within</w:t>
+              <w:t>NFE12_within:children_within:ed3_tertiary_within</w:t>
             </w:r>
           </w:p>
         </w:tc>
@@ -12079,7 +9655,7 @@
                 <w:sz w:val="22"/>
                 <w:szCs w:val="22"/>
               </w:rPr>
-              <w:t xml:space="preserve">7.69    </w:t>
+              <w:t xml:space="preserve">3.95 ** </w:t>
             </w:r>
           </w:p>
         </w:tc>
@@ -12125,7 +9701,7 @@
                 <w:sz w:val="22"/>
                 <w:szCs w:val="22"/>
               </w:rPr>
-              <w:t>(4.41)</w:t>
+              <w:t>(1.31)</w:t>
             </w:r>
           </w:p>
         </w:tc>
@@ -12175,7 +9751,7 @@
                 <w:sz w:val="22"/>
                 <w:szCs w:val="22"/>
               </w:rPr>
-              <w:t>NFE12_within:female_within:children_within:forborn_within</w:t>
+              <w:t>NFE12_within:forlang_within:ed3_tertiary_within</w:t>
             </w:r>
           </w:p>
         </w:tc>
@@ -12221,7 +9797,7 @@
                 <w:sz w:val="22"/>
                 <w:szCs w:val="22"/>
               </w:rPr>
-              <w:t xml:space="preserve">0.13    </w:t>
+              <w:t xml:space="preserve">6.79 ** </w:t>
             </w:r>
           </w:p>
         </w:tc>
@@ -12267,7 +9843,7 @@
                 <w:sz w:val="22"/>
                 <w:szCs w:val="22"/>
               </w:rPr>
-              <w:t>(4.65)</w:t>
+              <w:t>(2.63)</w:t>
             </w:r>
           </w:p>
         </w:tc>
@@ -12317,7 +9893,7 @@
                 <w:sz w:val="22"/>
                 <w:szCs w:val="22"/>
               </w:rPr>
-              <w:t>NFE12_within:female_within:forlang_within:forborn_within</w:t>
+              <w:t>female_within:children_within:forlang_within:forborn_within</w:t>
             </w:r>
           </w:p>
         </w:tc>
@@ -12363,7 +9939,7 @@
                 <w:sz w:val="22"/>
                 <w:szCs w:val="22"/>
               </w:rPr>
-              <w:t xml:space="preserve">-3.32    </w:t>
+              <w:t xml:space="preserve">5.69    </w:t>
             </w:r>
           </w:p>
         </w:tc>
@@ -12409,7 +9985,7 @@
                 <w:sz w:val="22"/>
                 <w:szCs w:val="22"/>
               </w:rPr>
-              <w:t>(4.38)</w:t>
+              <w:t>(4.32)</w:t>
             </w:r>
           </w:p>
         </w:tc>
@@ -12459,7 +10035,7 @@
                 <w:sz w:val="22"/>
                 <w:szCs w:val="22"/>
               </w:rPr>
-              <w:t>NFE12_within:female_within:children_within:forlang_within</w:t>
+              <w:t>NFE12_within:female_within:children_within:forborn_within</w:t>
             </w:r>
           </w:p>
         </w:tc>
@@ -12505,7 +10081,7 @@
                 <w:sz w:val="22"/>
                 <w:szCs w:val="22"/>
               </w:rPr>
-              <w:t xml:space="preserve">-5.63    </w:t>
+              <w:t xml:space="preserve">1.26    </w:t>
             </w:r>
           </w:p>
         </w:tc>
@@ -12551,7 +10127,7 @@
                 <w:sz w:val="22"/>
                 <w:szCs w:val="22"/>
               </w:rPr>
-              <w:t>(5.60)</w:t>
+              <w:t>(4.55)</w:t>
             </w:r>
           </w:p>
         </w:tc>
@@ -12601,7 +10177,7 @@
                 <w:sz w:val="22"/>
                 <w:szCs w:val="22"/>
               </w:rPr>
-              <w:t>NFE12_within:children_within:forlang_within:forborn_within</w:t>
+              <w:t>NFE12_within:female_within:forlang_within:forborn_within</w:t>
             </w:r>
           </w:p>
         </w:tc>
@@ -12647,7 +10223,7 @@
                 <w:sz w:val="22"/>
                 <w:szCs w:val="22"/>
               </w:rPr>
-              <w:t xml:space="preserve">9.69 *  </w:t>
+              <w:t xml:space="preserve">-2.51    </w:t>
             </w:r>
           </w:p>
         </w:tc>
@@ -12693,7 +10269,7 @@
                 <w:sz w:val="22"/>
                 <w:szCs w:val="22"/>
               </w:rPr>
-              <w:t>(4.65)</w:t>
+              <w:t>(4.28)</w:t>
             </w:r>
           </w:p>
         </w:tc>
@@ -12743,7 +10319,7 @@
                 <w:sz w:val="22"/>
                 <w:szCs w:val="22"/>
               </w:rPr>
-              <w:t>female_within:children_within:forborn_within:ed3_tertiary_within</w:t>
+              <w:t>NFE12_within:female_within:children_within:forlang_within</w:t>
             </w:r>
           </w:p>
         </w:tc>
@@ -12789,7 +10365,7 @@
                 <w:sz w:val="22"/>
                 <w:szCs w:val="22"/>
               </w:rPr>
-              <w:t xml:space="preserve">3.35    </w:t>
+              <w:t xml:space="preserve">-6.44    </w:t>
             </w:r>
           </w:p>
         </w:tc>
@@ -12835,7 +10411,7 @@
                 <w:sz w:val="22"/>
                 <w:szCs w:val="22"/>
               </w:rPr>
-              <w:t>(4.52)</w:t>
+              <w:t>(5.48)</w:t>
             </w:r>
           </w:p>
         </w:tc>
@@ -12885,7 +10461,7 @@
                 <w:sz w:val="22"/>
                 <w:szCs w:val="22"/>
               </w:rPr>
-              <w:t>female_within:forlang_within:forborn_within:ed3_tertiary_within</w:t>
+              <w:t>NFE12_within:children_within:forlang_within:forborn_within</w:t>
             </w:r>
           </w:p>
         </w:tc>
@@ -12931,7 +10507,7 @@
                 <w:sz w:val="22"/>
                 <w:szCs w:val="22"/>
               </w:rPr>
-              <w:t xml:space="preserve">-0.86    </w:t>
+              <w:t xml:space="preserve">10.22 *  </w:t>
             </w:r>
           </w:p>
         </w:tc>
@@ -12977,7 +10553,7 @@
                 <w:sz w:val="22"/>
                 <w:szCs w:val="22"/>
               </w:rPr>
-              <w:t>(4.31)</w:t>
+              <w:t>(4.55)</w:t>
             </w:r>
           </w:p>
         </w:tc>
@@ -13027,7 +10603,7 @@
                 <w:sz w:val="22"/>
                 <w:szCs w:val="22"/>
               </w:rPr>
-              <w:t>female_within:children_within:forlang_within:ed3_tertiary_within</w:t>
+              <w:t>female_within:children_within:forborn_within:ed3_tertiary_within</w:t>
             </w:r>
           </w:p>
         </w:tc>
@@ -13073,7 +10649,7 @@
                 <w:sz w:val="22"/>
                 <w:szCs w:val="22"/>
               </w:rPr>
-              <w:t xml:space="preserve">-0.57    </w:t>
+              <w:t xml:space="preserve">3.21    </w:t>
             </w:r>
           </w:p>
         </w:tc>
@@ -13119,7 +10695,7 @@
                 <w:sz w:val="22"/>
                 <w:szCs w:val="22"/>
               </w:rPr>
-              <w:t>(5.57)</w:t>
+              <w:t>(4.43)</w:t>
             </w:r>
           </w:p>
         </w:tc>
@@ -13169,7 +10745,7 @@
                 <w:sz w:val="22"/>
                 <w:szCs w:val="22"/>
               </w:rPr>
-              <w:t>children_within:forlang_within:forborn_within:ed3_tertiary_within</w:t>
+              <w:t>female_within:forlang_within:forborn_within:ed3_tertiary_within</w:t>
             </w:r>
           </w:p>
         </w:tc>
@@ -13215,7 +10791,7 @@
                 <w:sz w:val="22"/>
                 <w:szCs w:val="22"/>
               </w:rPr>
-              <w:t xml:space="preserve">-0.78    </w:t>
+              <w:t xml:space="preserve">-0.16    </w:t>
             </w:r>
           </w:p>
         </w:tc>
@@ -13261,7 +10837,7 @@
                 <w:sz w:val="22"/>
                 <w:szCs w:val="22"/>
               </w:rPr>
-              <w:t>(4.58)</w:t>
+              <w:t>(4.21)</w:t>
             </w:r>
           </w:p>
         </w:tc>
@@ -13311,7 +10887,7 @@
                 <w:sz w:val="22"/>
                 <w:szCs w:val="22"/>
               </w:rPr>
-              <w:t>NFE12_within:female_within:forborn_within:ed3_tertiary_within</w:t>
+              <w:t>female_within:children_within:forlang_within:ed3_tertiary_within</w:t>
             </w:r>
           </w:p>
         </w:tc>
@@ -13357,7 +10933,7 @@
                 <w:sz w:val="22"/>
                 <w:szCs w:val="22"/>
               </w:rPr>
-              <w:t xml:space="preserve">1.12    </w:t>
+              <w:t xml:space="preserve">-2.85    </w:t>
             </w:r>
           </w:p>
         </w:tc>
@@ -13403,7 +10979,7 @@
                 <w:sz w:val="22"/>
                 <w:szCs w:val="22"/>
               </w:rPr>
-              <w:t>(4.25)</w:t>
+              <w:t>(5.44)</w:t>
             </w:r>
           </w:p>
         </w:tc>
@@ -13453,7 +11029,7 @@
                 <w:sz w:val="22"/>
                 <w:szCs w:val="22"/>
               </w:rPr>
-              <w:t>NFE12_within:female_within:children_within:ed3_tertiary_within</w:t>
+              <w:t>children_within:forlang_within:forborn_within:ed3_tertiary_within</w:t>
             </w:r>
           </w:p>
         </w:tc>
@@ -13499,7 +11075,7 @@
                 <w:sz w:val="22"/>
                 <w:szCs w:val="22"/>
               </w:rPr>
-              <w:t xml:space="preserve">-6.77 *  </w:t>
+              <w:t xml:space="preserve">-1.62    </w:t>
             </w:r>
           </w:p>
         </w:tc>
@@ -13545,7 +11121,7 @@
                 <w:sz w:val="22"/>
                 <w:szCs w:val="22"/>
               </w:rPr>
-              <w:t>(2.69)</w:t>
+              <w:t>(4.48)</w:t>
             </w:r>
           </w:p>
         </w:tc>
@@ -13595,7 +11171,7 @@
                 <w:sz w:val="22"/>
                 <w:szCs w:val="22"/>
               </w:rPr>
-              <w:t>NFE12_within:children_within:forborn_within:ed3_tertiary_within</w:t>
+              <w:t>NFE12_within:female_within:forborn_within:ed3_tertiary_within</w:t>
             </w:r>
           </w:p>
         </w:tc>
@@ -13641,7 +11217,7 @@
                 <w:sz w:val="22"/>
                 <w:szCs w:val="22"/>
               </w:rPr>
-              <w:t xml:space="preserve">6.65    </w:t>
+              <w:t xml:space="preserve">1.83    </w:t>
             </w:r>
           </w:p>
         </w:tc>
@@ -13687,7 +11263,7 @@
                 <w:sz w:val="22"/>
                 <w:szCs w:val="22"/>
               </w:rPr>
-              <w:t>(4.63)</w:t>
+              <w:t>(4.15)</w:t>
             </w:r>
           </w:p>
         </w:tc>
@@ -13737,7 +11313,7 @@
                 <w:sz w:val="22"/>
                 <w:szCs w:val="22"/>
               </w:rPr>
-              <w:t>NFE12_within:female_within:forlang_within:ed3_tertiary_within</w:t>
+              <w:t>NFE12_within:female_within:children_within:ed3_tertiary_within</w:t>
             </w:r>
           </w:p>
         </w:tc>
@@ -13783,7 +11359,7 @@
                 <w:sz w:val="22"/>
                 <w:szCs w:val="22"/>
               </w:rPr>
-              <w:t xml:space="preserve">-8.54    </w:t>
+              <w:t xml:space="preserve">-6.12 *  </w:t>
             </w:r>
           </w:p>
         </w:tc>
@@ -13829,7 +11405,7 @@
                 <w:sz w:val="22"/>
                 <w:szCs w:val="22"/>
               </w:rPr>
-              <w:t>(5.37)</w:t>
+              <w:t>(2.63)</w:t>
             </w:r>
           </w:p>
         </w:tc>
@@ -13879,7 +11455,7 @@
                 <w:sz w:val="22"/>
                 <w:szCs w:val="22"/>
               </w:rPr>
-              <w:t>NFE12_within:forlang_within:forborn_within:ed3_tertiary_within</w:t>
+              <w:t>NFE12_within:children_within:forborn_within:ed3_tertiary_within</w:t>
             </w:r>
           </w:p>
         </w:tc>
@@ -13925,7 +11501,7 @@
                 <w:sz w:val="22"/>
                 <w:szCs w:val="22"/>
               </w:rPr>
-              <w:t xml:space="preserve">-2.48    </w:t>
+              <w:t xml:space="preserve">7.24    </w:t>
             </w:r>
           </w:p>
         </w:tc>
@@ -13971,7 +11547,7 @@
                 <w:sz w:val="22"/>
                 <w:szCs w:val="22"/>
               </w:rPr>
-              <w:t>(4.42)</w:t>
+              <w:t>(4.52)</w:t>
             </w:r>
           </w:p>
         </w:tc>
@@ -14021,7 +11597,7 @@
                 <w:sz w:val="22"/>
                 <w:szCs w:val="22"/>
               </w:rPr>
-              <w:t>NFE12_within:children_within:forlang_within:ed3_tertiary_within</w:t>
+              <w:t>NFE12_within:female_within:forlang_within:ed3_tertiary_within</w:t>
             </w:r>
           </w:p>
         </w:tc>
@@ -14067,7 +11643,7 @@
                 <w:sz w:val="22"/>
                 <w:szCs w:val="22"/>
               </w:rPr>
-              <w:t xml:space="preserve">1.66    </w:t>
+              <w:t xml:space="preserve">-7.34    </w:t>
             </w:r>
           </w:p>
         </w:tc>
@@ -14113,7 +11689,7 @@
                 <w:sz w:val="22"/>
                 <w:szCs w:val="22"/>
               </w:rPr>
-              <w:t>(5.63)</w:t>
+              <w:t>(5.25)</w:t>
             </w:r>
           </w:p>
         </w:tc>
@@ -14163,7 +11739,7 @@
                 <w:sz w:val="22"/>
                 <w:szCs w:val="22"/>
               </w:rPr>
-              <w:t>NFE12_within:female_within:children_within:forlang_within:forborn_within</w:t>
+              <w:t>NFE12_within:forlang_within:forborn_within:ed3_tertiary_within</w:t>
             </w:r>
           </w:p>
         </w:tc>
@@ -14209,7 +11785,7 @@
                 <w:sz w:val="22"/>
                 <w:szCs w:val="22"/>
               </w:rPr>
-              <w:t xml:space="preserve">15.84    </w:t>
+              <w:t xml:space="preserve">-2.27    </w:t>
             </w:r>
           </w:p>
         </w:tc>
@@ -14255,7 +11831,7 @@
                 <w:sz w:val="22"/>
                 <w:szCs w:val="22"/>
               </w:rPr>
-              <w:t>(9.30)</w:t>
+              <w:t>(4.33)</w:t>
             </w:r>
           </w:p>
         </w:tc>
@@ -14305,7 +11881,7 @@
                 <w:sz w:val="22"/>
                 <w:szCs w:val="22"/>
               </w:rPr>
-              <w:t>female_within:children_within:forlang_within:forborn_within:ed3_tertiary_within</w:t>
+              <w:t>NFE12_within:children_within:forlang_within:ed3_tertiary_within</w:t>
             </w:r>
           </w:p>
         </w:tc>
@@ -14351,7 +11927,7 @@
                 <w:sz w:val="22"/>
                 <w:szCs w:val="22"/>
               </w:rPr>
-              <w:t xml:space="preserve">-3.97    </w:t>
+              <w:t xml:space="preserve">0.32    </w:t>
             </w:r>
           </w:p>
         </w:tc>
@@ -14397,7 +11973,7 @@
                 <w:sz w:val="22"/>
                 <w:szCs w:val="22"/>
               </w:rPr>
-              <w:t>(9.16)</w:t>
+              <w:t>(5.50)</w:t>
             </w:r>
           </w:p>
         </w:tc>
@@ -14447,7 +12023,7 @@
                 <w:sz w:val="22"/>
                 <w:szCs w:val="22"/>
               </w:rPr>
-              <w:t>NFE12_within:female_within:children_within:forborn_within:ed3_tertiary_within</w:t>
+              <w:t>NFE12_within:female_within:children_within:forlang_within:forborn_within</w:t>
             </w:r>
           </w:p>
         </w:tc>
@@ -14493,7 +12069,7 @@
                 <w:sz w:val="22"/>
                 <w:szCs w:val="22"/>
               </w:rPr>
-              <w:t xml:space="preserve">-11.34    </w:t>
+              <w:t xml:space="preserve">17.70    </w:t>
             </w:r>
           </w:p>
         </w:tc>
@@ -14539,7 +12115,7 @@
                 <w:sz w:val="22"/>
                 <w:szCs w:val="22"/>
               </w:rPr>
-              <w:t>(9.26)</w:t>
+              <w:t>(9.09)</w:t>
             </w:r>
           </w:p>
         </w:tc>
@@ -14589,7 +12165,7 @@
                 <w:sz w:val="22"/>
                 <w:szCs w:val="22"/>
               </w:rPr>
-              <w:t>NFE12_within:female_within:forlang_within:forborn_within:ed3_tertiary_within</w:t>
+              <w:t>female_within:children_within:forlang_within:forborn_within:ed3_tertiary_within</w:t>
             </w:r>
           </w:p>
         </w:tc>
@@ -14635,7 +12211,7 @@
                 <w:sz w:val="22"/>
                 <w:szCs w:val="22"/>
               </w:rPr>
-              <w:t xml:space="preserve">21.31 *  </w:t>
+              <w:t xml:space="preserve">-0.74    </w:t>
             </w:r>
           </w:p>
         </w:tc>
@@ -14681,7 +12257,7 @@
                 <w:sz w:val="22"/>
                 <w:szCs w:val="22"/>
               </w:rPr>
-              <w:t>(8.84)</w:t>
+              <w:t>(8.96)</w:t>
             </w:r>
           </w:p>
         </w:tc>
@@ -14731,7 +12307,7 @@
                 <w:sz w:val="22"/>
                 <w:szCs w:val="22"/>
               </w:rPr>
-              <w:t>NFE12_within:female_within:children_within:forlang_within:ed3_tertiary_within</w:t>
+              <w:t>NFE12_within:female_within:children_within:forborn_within:ed3_tertiary_within</w:t>
             </w:r>
           </w:p>
         </w:tc>
@@ -14777,7 +12353,7 @@
                 <w:sz w:val="22"/>
                 <w:szCs w:val="22"/>
               </w:rPr>
-              <w:t xml:space="preserve">-14.51    </w:t>
+              <w:t xml:space="preserve">-12.91    </w:t>
             </w:r>
           </w:p>
         </w:tc>
@@ -14823,7 +12399,7 @@
                 <w:sz w:val="22"/>
                 <w:szCs w:val="22"/>
               </w:rPr>
-              <w:t>(11.25)</w:t>
+              <w:t>(9.06)</w:t>
             </w:r>
           </w:p>
         </w:tc>
@@ -14873,7 +12449,7 @@
                 <w:sz w:val="22"/>
                 <w:szCs w:val="22"/>
               </w:rPr>
-              <w:t>NFE12_within:children_within:forlang_within:forborn_within:ed3_tertiary_within</w:t>
+              <w:t>NFE12_within:female_within:forlang_within:forborn_within:ed3_tertiary_within</w:t>
             </w:r>
           </w:p>
         </w:tc>
@@ -14919,7 +12495,7 @@
                 <w:sz w:val="22"/>
                 <w:szCs w:val="22"/>
               </w:rPr>
-              <w:t xml:space="preserve">-5.80    </w:t>
+              <w:t xml:space="preserve">20.03 *  </w:t>
             </w:r>
           </w:p>
         </w:tc>
@@ -14965,7 +12541,7 @@
                 <w:sz w:val="22"/>
                 <w:szCs w:val="22"/>
               </w:rPr>
-              <w:t>(9.38)</w:t>
+              <w:t>(8.65)</w:t>
             </w:r>
           </w:p>
         </w:tc>
@@ -15015,7 +12591,7 @@
                 <w:sz w:val="22"/>
                 <w:szCs w:val="22"/>
               </w:rPr>
-              <w:t>NFE12_within:female_within:children_within:forlang_within:forborn_within:ed3_tertiary_within</w:t>
+              <w:t>NFE12_within:female_within:children_within:forlang_within:ed3_tertiary_within</w:t>
             </w:r>
           </w:p>
         </w:tc>
@@ -15025,7 +12601,7 @@
             <w:tcBorders>
               <w:top w:val="none" w:sz="0" w:space="0" w:color="000000"/>
               <w:left w:val="none" w:sz="0" w:space="0" w:color="000000"/>
-              <w:bottom w:val="single" w:sz="3" w:space="0" w:color="000000"/>
+              <w:bottom w:val="none" w:sz="0" w:space="0" w:color="000000"/>
               <w:right w:val="none" w:sz="0" w:space="0" w:color="000000"/>
             </w:tcBorders>
             <w:shd w:val="clear" w:color="auto" w:fill="FFFFFF"/>
@@ -15061,7 +12637,7 @@
                 <w:sz w:val="22"/>
                 <w:szCs w:val="22"/>
               </w:rPr>
-              <w:t xml:space="preserve">14.30    </w:t>
+              <w:t xml:space="preserve">-13.76    </w:t>
             </w:r>
           </w:p>
         </w:tc>
@@ -15071,7 +12647,7 @@
             <w:tcBorders>
               <w:top w:val="none" w:sz="0" w:space="0" w:color="000000"/>
               <w:left w:val="none" w:sz="0" w:space="0" w:color="000000"/>
-              <w:bottom w:val="single" w:sz="3" w:space="0" w:color="000000"/>
+              <w:bottom w:val="none" w:sz="0" w:space="0" w:color="000000"/>
               <w:right w:val="none" w:sz="0" w:space="0" w:color="000000"/>
             </w:tcBorders>
             <w:shd w:val="clear" w:color="auto" w:fill="FFFFFF"/>
@@ -15107,7 +12683,7 @@
                 <w:sz w:val="22"/>
                 <w:szCs w:val="22"/>
               </w:rPr>
-              <w:t>(18.77)</w:t>
+              <w:t>(11.00)</w:t>
             </w:r>
           </w:p>
         </w:tc>
@@ -15158,7 +12734,7 @@
                 <w:szCs w:val="22"/>
               </w:rPr>
               <w:lastRenderedPageBreak/>
-              <w:t>nobs</w:t>
+              <w:t>NFE12_within:children_within:forlang_within:forborn_within:ed3_tertiary_within</w:t>
             </w:r>
           </w:p>
         </w:tc>
@@ -15166,7 +12742,7 @@
           <w:tcPr>
             <w:tcW w:w="1871" w:type="dxa"/>
             <w:tcBorders>
-              <w:top w:val="single" w:sz="3" w:space="0" w:color="000000"/>
+              <w:top w:val="none" w:sz="0" w:space="0" w:color="000000"/>
               <w:left w:val="none" w:sz="0" w:space="0" w:color="000000"/>
               <w:bottom w:val="none" w:sz="0" w:space="0" w:color="000000"/>
               <w:right w:val="none" w:sz="0" w:space="0" w:color="000000"/>
@@ -15204,7 +12780,7 @@
                 <w:sz w:val="22"/>
                 <w:szCs w:val="22"/>
               </w:rPr>
-              <w:t xml:space="preserve">122641       </w:t>
+              <w:t xml:space="preserve">-6.25    </w:t>
             </w:r>
           </w:p>
         </w:tc>
@@ -15212,7 +12788,7 @@
           <w:tcPr>
             <w:tcW w:w="1161" w:type="dxa"/>
             <w:tcBorders>
-              <w:top w:val="single" w:sz="3" w:space="0" w:color="000000"/>
+              <w:top w:val="none" w:sz="0" w:space="0" w:color="000000"/>
               <w:left w:val="none" w:sz="0" w:space="0" w:color="000000"/>
               <w:bottom w:val="none" w:sz="0" w:space="0" w:color="000000"/>
               <w:right w:val="none" w:sz="0" w:space="0" w:color="000000"/>
@@ -15250,7 +12826,7 @@
                 <w:sz w:val="22"/>
                 <w:szCs w:val="22"/>
               </w:rPr>
-              <w:t xml:space="preserve">    </w:t>
+              <w:t>(9.18)</w:t>
             </w:r>
           </w:p>
         </w:tc>
@@ -15300,7 +12876,7 @@
                 <w:sz w:val="22"/>
                 <w:szCs w:val="22"/>
               </w:rPr>
-              <w:t>nobs.1</w:t>
+              <w:t>NFE12_within:female_within:children_within:forlang_within:forborn_within:ed3_tertiary_within</w:t>
             </w:r>
           </w:p>
         </w:tc>
@@ -15310,7 +12886,7 @@
             <w:tcBorders>
               <w:top w:val="none" w:sz="0" w:space="0" w:color="000000"/>
               <w:left w:val="none" w:sz="0" w:space="0" w:color="000000"/>
-              <w:bottom w:val="none" w:sz="0" w:space="0" w:color="000000"/>
+              <w:bottom w:val="single" w:sz="3" w:space="0" w:color="000000"/>
               <w:right w:val="none" w:sz="0" w:space="0" w:color="000000"/>
             </w:tcBorders>
             <w:shd w:val="clear" w:color="auto" w:fill="FFFFFF"/>
@@ -15346,7 +12922,7 @@
                 <w:sz w:val="22"/>
                 <w:szCs w:val="22"/>
               </w:rPr>
-              <w:t xml:space="preserve">122641.00    </w:t>
+              <w:t xml:space="preserve">9.24    </w:t>
             </w:r>
           </w:p>
         </w:tc>
@@ -15356,7 +12932,7 @@
             <w:tcBorders>
               <w:top w:val="none" w:sz="0" w:space="0" w:color="000000"/>
               <w:left w:val="none" w:sz="0" w:space="0" w:color="000000"/>
-              <w:bottom w:val="none" w:sz="0" w:space="0" w:color="000000"/>
+              <w:bottom w:val="single" w:sz="3" w:space="0" w:color="000000"/>
               <w:right w:val="none" w:sz="0" w:space="0" w:color="000000"/>
             </w:tcBorders>
             <w:shd w:val="clear" w:color="auto" w:fill="FFFFFF"/>
@@ -15392,7 +12968,7 @@
                 <w:sz w:val="22"/>
                 <w:szCs w:val="22"/>
               </w:rPr>
-              <w:t xml:space="preserve">    </w:t>
+              <w:t>(18.36)</w:t>
             </w:r>
           </w:p>
         </w:tc>
@@ -15442,7 +13018,7 @@
                 <w:sz w:val="22"/>
                 <w:szCs w:val="22"/>
               </w:rPr>
-              <w:t>sigma</w:t>
+              <w:t>nobs</w:t>
             </w:r>
           </w:p>
         </w:tc>
@@ -15450,7 +13026,7 @@
           <w:tcPr>
             <w:tcW w:w="1871" w:type="dxa"/>
             <w:tcBorders>
-              <w:top w:val="none" w:sz="0" w:space="0" w:color="000000"/>
+              <w:top w:val="single" w:sz="3" w:space="0" w:color="000000"/>
               <w:left w:val="none" w:sz="0" w:space="0" w:color="000000"/>
               <w:bottom w:val="none" w:sz="0" w:space="0" w:color="000000"/>
               <w:right w:val="none" w:sz="0" w:space="0" w:color="000000"/>
@@ -15488,7 +13064,7 @@
                 <w:sz w:val="22"/>
                 <w:szCs w:val="22"/>
               </w:rPr>
-              <w:t xml:space="preserve">43.68    </w:t>
+              <w:t xml:space="preserve">122641       </w:t>
             </w:r>
           </w:p>
         </w:tc>
@@ -15496,7 +13072,7 @@
           <w:tcPr>
             <w:tcW w:w="1161" w:type="dxa"/>
             <w:tcBorders>
-              <w:top w:val="none" w:sz="0" w:space="0" w:color="000000"/>
+              <w:top w:val="single" w:sz="3" w:space="0" w:color="000000"/>
               <w:left w:val="none" w:sz="0" w:space="0" w:color="000000"/>
               <w:bottom w:val="none" w:sz="0" w:space="0" w:color="000000"/>
               <w:right w:val="none" w:sz="0" w:space="0" w:color="000000"/>
@@ -15584,7 +13160,7 @@
                 <w:sz w:val="22"/>
                 <w:szCs w:val="22"/>
               </w:rPr>
-              <w:t>logLik</w:t>
+              <w:t>nobs.1</w:t>
             </w:r>
           </w:p>
         </w:tc>
@@ -15630,7 +13206,7 @@
                 <w:sz w:val="22"/>
                 <w:szCs w:val="22"/>
               </w:rPr>
-              <w:t xml:space="preserve">-637165.56    </w:t>
+              <w:t xml:space="preserve">122641.00    </w:t>
             </w:r>
           </w:p>
         </w:tc>
@@ -15726,7 +13302,7 @@
                 <w:sz w:val="22"/>
                 <w:szCs w:val="22"/>
               </w:rPr>
-              <w:t>AIC</w:t>
+              <w:t>sigma</w:t>
             </w:r>
           </w:p>
         </w:tc>
@@ -15772,7 +13348,7 @@
                 <w:sz w:val="22"/>
                 <w:szCs w:val="22"/>
               </w:rPr>
-              <w:t xml:space="preserve">1274477.13    </w:t>
+              <w:t xml:space="preserve">42.73    </w:t>
             </w:r>
           </w:p>
         </w:tc>
@@ -15868,7 +13444,7 @@
                 <w:sz w:val="22"/>
                 <w:szCs w:val="22"/>
               </w:rPr>
-              <w:t>BIC</w:t>
+              <w:t>logLik</w:t>
             </w:r>
           </w:p>
         </w:tc>
@@ -15914,7 +13490,7 @@
                 <w:sz w:val="22"/>
                 <w:szCs w:val="22"/>
               </w:rPr>
-              <w:t xml:space="preserve">1275186.47    </w:t>
+              <w:t xml:space="preserve">-634452.14    </w:t>
             </w:r>
           </w:p>
         </w:tc>
@@ -16010,7 +13586,7 @@
                 <w:sz w:val="22"/>
                 <w:szCs w:val="22"/>
               </w:rPr>
-              <w:t>REMLcrit</w:t>
+              <w:t>AIC</w:t>
             </w:r>
           </w:p>
         </w:tc>
@@ -16056,7 +13632,7 @@
                 <w:sz w:val="22"/>
                 <w:szCs w:val="22"/>
               </w:rPr>
-              <w:t xml:space="preserve">1274331.13    </w:t>
+              <w:t xml:space="preserve">1269054.29    </w:t>
             </w:r>
           </w:p>
         </w:tc>
@@ -16152,7 +13728,7 @@
                 <w:sz w:val="22"/>
                 <w:szCs w:val="22"/>
               </w:rPr>
-              <w:t>df.residual</w:t>
+              <w:t>BIC</w:t>
             </w:r>
           </w:p>
         </w:tc>
@@ -16198,7 +13774,7 @@
                 <w:sz w:val="22"/>
                 <w:szCs w:val="22"/>
               </w:rPr>
-              <w:t xml:space="preserve">122568.00    </w:t>
+              <w:t xml:space="preserve">1269783.06    </w:t>
             </w:r>
           </w:p>
         </w:tc>
@@ -16294,7 +13870,7 @@
                 <w:sz w:val="22"/>
                 <w:szCs w:val="22"/>
               </w:rPr>
-              <w:t>p.value</w:t>
+              <w:t>REMLcrit</w:t>
             </w:r>
           </w:p>
         </w:tc>
@@ -16340,7 +13916,7 @@
                 <w:sz w:val="22"/>
                 <w:szCs w:val="22"/>
               </w:rPr>
-              <w:t xml:space="preserve">       </w:t>
+              <w:t xml:space="preserve">1268904.29    </w:t>
             </w:r>
           </w:p>
         </w:tc>
@@ -16436,7 +14012,7 @@
                 <w:sz w:val="22"/>
                 <w:szCs w:val="22"/>
               </w:rPr>
-              <w:t>r.squared</w:t>
+              <w:t>df.residual</w:t>
             </w:r>
           </w:p>
         </w:tc>
@@ -16482,7 +14058,7 @@
                 <w:sz w:val="22"/>
                 <w:szCs w:val="22"/>
               </w:rPr>
-              <w:t xml:space="preserve">0.35    </w:t>
+              <w:t xml:space="preserve">122566.00    </w:t>
             </w:r>
           </w:p>
         </w:tc>
@@ -16578,7 +14154,7 @@
                 <w:sz w:val="22"/>
                 <w:szCs w:val="22"/>
               </w:rPr>
-              <w:t>r.squared.fixed</w:t>
+              <w:t>p.value</w:t>
             </w:r>
           </w:p>
         </w:tc>
@@ -16624,7 +14200,291 @@
                 <w:sz w:val="22"/>
                 <w:szCs w:val="22"/>
               </w:rPr>
-              <w:t xml:space="preserve">0.30    </w:t>
+              <w:t xml:space="preserve">       </w:t>
+            </w:r>
+          </w:p>
+        </w:tc>
+        <w:tc>
+          <w:tcPr>
+            <w:tcW w:w="1161" w:type="dxa"/>
+            <w:tcBorders>
+              <w:top w:val="none" w:sz="0" w:space="0" w:color="000000"/>
+              <w:left w:val="none" w:sz="0" w:space="0" w:color="000000"/>
+              <w:bottom w:val="none" w:sz="0" w:space="0" w:color="000000"/>
+              <w:right w:val="none" w:sz="0" w:space="0" w:color="000000"/>
+            </w:tcBorders>
+            <w:shd w:val="clear" w:color="auto" w:fill="FFFFFF"/>
+            <w:tcMar>
+              <w:top w:w="0" w:type="dxa"/>
+              <w:left w:w="0" w:type="dxa"/>
+              <w:bottom w:w="0" w:type="dxa"/>
+              <w:right w:w="0" w:type="dxa"/>
+            </w:tcMar>
+          </w:tcPr>
+          <w:p>
+            <w:pPr>
+              <w:pBdr>
+                <w:top w:val="none" w:sz="0" w:space="0" w:color="000000"/>
+                <w:left w:val="none" w:sz="0" w:space="0" w:color="000000"/>
+                <w:bottom w:val="none" w:sz="0" w:space="0" w:color="000000"/>
+                <w:right w:val="none" w:sz="0" w:space="0" w:color="000000"/>
+              </w:pBdr>
+              <w:spacing w:after="0"/>
+              <w:ind w:left="120" w:right="120"/>
+              <w:jc w:val="right"/>
+              <w:rPr>
+                <w:rFonts w:ascii="Arial" w:eastAsia="Arial" w:hAnsi="Arial" w:cs="Arial"/>
+                <w:color w:val="000000"/>
+                <w:sz w:val="22"/>
+                <w:szCs w:val="22"/>
+              </w:rPr>
+            </w:pPr>
+            <w:r>
+              <w:rPr>
+                <w:rFonts w:ascii="Arial" w:eastAsia="Arial" w:hAnsi="Arial" w:cs="Arial"/>
+                <w:color w:val="000000"/>
+                <w:sz w:val="22"/>
+                <w:szCs w:val="22"/>
+              </w:rPr>
+              <w:t xml:space="preserve">    </w:t>
+            </w:r>
+          </w:p>
+        </w:tc>
+      </w:tr>
+      <w:tr>
+        <w:trPr>
+          <w:jc w:val="center"/>
+        </w:trPr>
+        <w:tc>
+          <w:tcPr>
+            <w:tcW w:w="9525" w:type="dxa"/>
+            <w:tcBorders>
+              <w:top w:val="none" w:sz="0" w:space="0" w:color="000000"/>
+              <w:left w:val="none" w:sz="0" w:space="0" w:color="000000"/>
+              <w:bottom w:val="none" w:sz="0" w:space="0" w:color="000000"/>
+              <w:right w:val="none" w:sz="0" w:space="0" w:color="000000"/>
+            </w:tcBorders>
+            <w:shd w:val="clear" w:color="auto" w:fill="FFFFFF"/>
+            <w:tcMar>
+              <w:top w:w="0" w:type="dxa"/>
+              <w:left w:w="0" w:type="dxa"/>
+              <w:bottom w:w="0" w:type="dxa"/>
+              <w:right w:w="0" w:type="dxa"/>
+            </w:tcMar>
+          </w:tcPr>
+          <w:p>
+            <w:pPr>
+              <w:pBdr>
+                <w:top w:val="none" w:sz="0" w:space="0" w:color="000000"/>
+                <w:left w:val="none" w:sz="0" w:space="0" w:color="000000"/>
+                <w:bottom w:val="none" w:sz="0" w:space="0" w:color="000000"/>
+                <w:right w:val="none" w:sz="0" w:space="0" w:color="000000"/>
+              </w:pBdr>
+              <w:spacing w:after="0"/>
+              <w:ind w:left="120" w:right="120"/>
+              <w:rPr>
+                <w:rFonts w:ascii="Arial" w:eastAsia="Arial" w:hAnsi="Arial" w:cs="Arial"/>
+                <w:color w:val="000000"/>
+                <w:sz w:val="22"/>
+                <w:szCs w:val="22"/>
+              </w:rPr>
+            </w:pPr>
+            <w:r>
+              <w:rPr>
+                <w:rFonts w:ascii="Arial" w:eastAsia="Arial" w:hAnsi="Arial" w:cs="Arial"/>
+                <w:color w:val="000000"/>
+                <w:sz w:val="22"/>
+                <w:szCs w:val="22"/>
+              </w:rPr>
+              <w:t>r.squared</w:t>
+            </w:r>
+          </w:p>
+        </w:tc>
+        <w:tc>
+          <w:tcPr>
+            <w:tcW w:w="1871" w:type="dxa"/>
+            <w:tcBorders>
+              <w:top w:val="none" w:sz="0" w:space="0" w:color="000000"/>
+              <w:left w:val="none" w:sz="0" w:space="0" w:color="000000"/>
+              <w:bottom w:val="none" w:sz="0" w:space="0" w:color="000000"/>
+              <w:right w:val="none" w:sz="0" w:space="0" w:color="000000"/>
+            </w:tcBorders>
+            <w:shd w:val="clear" w:color="auto" w:fill="FFFFFF"/>
+            <w:tcMar>
+              <w:top w:w="0" w:type="dxa"/>
+              <w:left w:w="0" w:type="dxa"/>
+              <w:bottom w:w="0" w:type="dxa"/>
+              <w:right w:w="0" w:type="dxa"/>
+            </w:tcMar>
+          </w:tcPr>
+          <w:p>
+            <w:pPr>
+              <w:pBdr>
+                <w:top w:val="none" w:sz="0" w:space="0" w:color="000000"/>
+                <w:left w:val="none" w:sz="0" w:space="0" w:color="000000"/>
+                <w:bottom w:val="none" w:sz="0" w:space="0" w:color="000000"/>
+                <w:right w:val="none" w:sz="0" w:space="0" w:color="000000"/>
+              </w:pBdr>
+              <w:spacing w:after="0"/>
+              <w:ind w:left="120" w:right="120"/>
+              <w:jc w:val="right"/>
+              <w:rPr>
+                <w:rFonts w:ascii="Arial" w:eastAsia="Arial" w:hAnsi="Arial" w:cs="Arial"/>
+                <w:color w:val="000000"/>
+                <w:sz w:val="22"/>
+                <w:szCs w:val="22"/>
+              </w:rPr>
+            </w:pPr>
+            <w:r>
+              <w:rPr>
+                <w:rFonts w:ascii="Arial" w:eastAsia="Arial" w:hAnsi="Arial" w:cs="Arial"/>
+                <w:color w:val="000000"/>
+                <w:sz w:val="22"/>
+                <w:szCs w:val="22"/>
+              </w:rPr>
+              <w:t xml:space="preserve">0.38    </w:t>
+            </w:r>
+          </w:p>
+        </w:tc>
+        <w:tc>
+          <w:tcPr>
+            <w:tcW w:w="1161" w:type="dxa"/>
+            <w:tcBorders>
+              <w:top w:val="none" w:sz="0" w:space="0" w:color="000000"/>
+              <w:left w:val="none" w:sz="0" w:space="0" w:color="000000"/>
+              <w:bottom w:val="none" w:sz="0" w:space="0" w:color="000000"/>
+              <w:right w:val="none" w:sz="0" w:space="0" w:color="000000"/>
+            </w:tcBorders>
+            <w:shd w:val="clear" w:color="auto" w:fill="FFFFFF"/>
+            <w:tcMar>
+              <w:top w:w="0" w:type="dxa"/>
+              <w:left w:w="0" w:type="dxa"/>
+              <w:bottom w:w="0" w:type="dxa"/>
+              <w:right w:w="0" w:type="dxa"/>
+            </w:tcMar>
+          </w:tcPr>
+          <w:p>
+            <w:pPr>
+              <w:pBdr>
+                <w:top w:val="none" w:sz="0" w:space="0" w:color="000000"/>
+                <w:left w:val="none" w:sz="0" w:space="0" w:color="000000"/>
+                <w:bottom w:val="none" w:sz="0" w:space="0" w:color="000000"/>
+                <w:right w:val="none" w:sz="0" w:space="0" w:color="000000"/>
+              </w:pBdr>
+              <w:spacing w:after="0"/>
+              <w:ind w:left="120" w:right="120"/>
+              <w:jc w:val="right"/>
+              <w:rPr>
+                <w:rFonts w:ascii="Arial" w:eastAsia="Arial" w:hAnsi="Arial" w:cs="Arial"/>
+                <w:color w:val="000000"/>
+                <w:sz w:val="22"/>
+                <w:szCs w:val="22"/>
+              </w:rPr>
+            </w:pPr>
+            <w:r>
+              <w:rPr>
+                <w:rFonts w:ascii="Arial" w:eastAsia="Arial" w:hAnsi="Arial" w:cs="Arial"/>
+                <w:color w:val="000000"/>
+                <w:sz w:val="22"/>
+                <w:szCs w:val="22"/>
+              </w:rPr>
+              <w:t xml:space="preserve">    </w:t>
+            </w:r>
+          </w:p>
+        </w:tc>
+      </w:tr>
+      <w:tr>
+        <w:trPr>
+          <w:jc w:val="center"/>
+        </w:trPr>
+        <w:tc>
+          <w:tcPr>
+            <w:tcW w:w="9525" w:type="dxa"/>
+            <w:tcBorders>
+              <w:top w:val="none" w:sz="0" w:space="0" w:color="000000"/>
+              <w:left w:val="none" w:sz="0" w:space="0" w:color="000000"/>
+              <w:bottom w:val="none" w:sz="0" w:space="0" w:color="000000"/>
+              <w:right w:val="none" w:sz="0" w:space="0" w:color="000000"/>
+            </w:tcBorders>
+            <w:shd w:val="clear" w:color="auto" w:fill="FFFFFF"/>
+            <w:tcMar>
+              <w:top w:w="0" w:type="dxa"/>
+              <w:left w:w="0" w:type="dxa"/>
+              <w:bottom w:w="0" w:type="dxa"/>
+              <w:right w:w="0" w:type="dxa"/>
+            </w:tcMar>
+          </w:tcPr>
+          <w:p>
+            <w:pPr>
+              <w:pBdr>
+                <w:top w:val="none" w:sz="0" w:space="0" w:color="000000"/>
+                <w:left w:val="none" w:sz="0" w:space="0" w:color="000000"/>
+                <w:bottom w:val="none" w:sz="0" w:space="0" w:color="000000"/>
+                <w:right w:val="none" w:sz="0" w:space="0" w:color="000000"/>
+              </w:pBdr>
+              <w:spacing w:after="0"/>
+              <w:ind w:left="120" w:right="120"/>
+              <w:rPr>
+                <w:rFonts w:ascii="Arial" w:eastAsia="Arial" w:hAnsi="Arial" w:cs="Arial"/>
+                <w:color w:val="000000"/>
+                <w:sz w:val="22"/>
+                <w:szCs w:val="22"/>
+              </w:rPr>
+            </w:pPr>
+            <w:r>
+              <w:rPr>
+                <w:rFonts w:ascii="Arial" w:eastAsia="Arial" w:hAnsi="Arial" w:cs="Arial"/>
+                <w:color w:val="000000"/>
+                <w:sz w:val="22"/>
+                <w:szCs w:val="22"/>
+              </w:rPr>
+              <w:t>r.squared.fixed</w:t>
+            </w:r>
+          </w:p>
+        </w:tc>
+        <w:tc>
+          <w:tcPr>
+            <w:tcW w:w="1871" w:type="dxa"/>
+            <w:tcBorders>
+              <w:top w:val="none" w:sz="0" w:space="0" w:color="000000"/>
+              <w:left w:val="none" w:sz="0" w:space="0" w:color="000000"/>
+              <w:bottom w:val="none" w:sz="0" w:space="0" w:color="000000"/>
+              <w:right w:val="none" w:sz="0" w:space="0" w:color="000000"/>
+            </w:tcBorders>
+            <w:shd w:val="clear" w:color="auto" w:fill="FFFFFF"/>
+            <w:tcMar>
+              <w:top w:w="0" w:type="dxa"/>
+              <w:left w:w="0" w:type="dxa"/>
+              <w:bottom w:w="0" w:type="dxa"/>
+              <w:right w:w="0" w:type="dxa"/>
+            </w:tcMar>
+          </w:tcPr>
+          <w:p>
+            <w:pPr>
+              <w:pBdr>
+                <w:top w:val="none" w:sz="0" w:space="0" w:color="000000"/>
+                <w:left w:val="none" w:sz="0" w:space="0" w:color="000000"/>
+                <w:bottom w:val="none" w:sz="0" w:space="0" w:color="000000"/>
+                <w:right w:val="none" w:sz="0" w:space="0" w:color="000000"/>
+              </w:pBdr>
+              <w:spacing w:after="0"/>
+              <w:ind w:left="120" w:right="120"/>
+              <w:jc w:val="right"/>
+              <w:rPr>
+                <w:rFonts w:ascii="Arial" w:eastAsia="Arial" w:hAnsi="Arial" w:cs="Arial"/>
+                <w:color w:val="000000"/>
+                <w:sz w:val="22"/>
+                <w:szCs w:val="22"/>
+              </w:rPr>
+            </w:pPr>
+            <w:r>
+              <w:rPr>
+                <w:rFonts w:ascii="Arial" w:eastAsia="Arial" w:hAnsi="Arial" w:cs="Arial"/>
+                <w:color w:val="000000"/>
+                <w:sz w:val="22"/>
+                <w:szCs w:val="22"/>
+              </w:rPr>
+              <w:t xml:space="preserve">0.33    </w:t>
             </w:r>
           </w:p>
         </w:tc>
@@ -16877,19 +14737,19 @@
             <w:numRestart w:val="eachSect"/>
           </w:footnotePr>
           <w:pgSz w:w="15840" w:h="12240" w:orient="landscape"/>
-          <w:pgMar w:top="1417" w:right="1134" w:bottom="1417" w:left="1417" w:header="720" w:footer="720" w:gutter="0"/>
+          <w:pgMar w:top="1417" w:right="1417" w:bottom="1417" w:left="1134" w:header="720" w:footer="720" w:gutter="0"/>
           <w:cols w:space="720"/>
           <w:docGrid w:linePitch="326"/>
         </w:sectPr>
       </w:pPr>
       <w:bookmarkStart w:id="8" w:name="predicted-ates"/>
+      <w:bookmarkStart w:id="9" w:name="_Toc228973918"/>
       <w:bookmarkEnd w:id="6"/>
     </w:p>
     <w:p>
       <w:pPr>
         <w:pStyle w:val="Heading3"/>
       </w:pPr>
-      <w:bookmarkStart w:id="9" w:name="_Toc228972426"/>
       <w:r>
         <w:lastRenderedPageBreak/>
         <w:t>Predicted ATEs</w:t>
@@ -18302,7 +16162,7 @@
         <w:rPr>
           <w:rStyle w:val="NormalTok"/>
         </w:rPr>
-        <w:t xml:space="preserve">(m4_pooled, </w:t>
+        <w:t xml:space="preserve">(m5, </w:t>
       </w:r>
       <w:r>
         <w:rPr>
@@ -18371,7 +16231,7 @@
         <w:rPr>
           <w:rStyle w:val="NormalTok"/>
         </w:rPr>
-        <w:t xml:space="preserve">(m4_pooled, </w:t>
+        <w:t xml:space="preserve">(m5, </w:t>
       </w:r>
       <w:r>
         <w:rPr>
@@ -20147,7 +18007,7 @@
         <w:pStyle w:val="Heading3"/>
       </w:pPr>
       <w:bookmarkStart w:id="10" w:name="prepare-data-for-plotting"/>
-      <w:bookmarkStart w:id="11" w:name="_Toc228972427"/>
+      <w:bookmarkStart w:id="11" w:name="_Toc228973919"/>
       <w:bookmarkEnd w:id="8"/>
       <w:r>
         <w:t>Prepare Data for Plotting</w:t>
@@ -21197,7 +19057,7 @@
         <w:pStyle w:val="Heading3"/>
       </w:pPr>
       <w:bookmarkStart w:id="12" w:name="generate-main-plots-components"/>
-      <w:bookmarkStart w:id="13" w:name="_Toc228972428"/>
+      <w:bookmarkStart w:id="13" w:name="_Toc228973920"/>
       <w:bookmarkEnd w:id="10"/>
       <w:r>
         <w:t>Generate Main Plots’ Components</w:t>
@@ -24059,7 +21919,7 @@
         <w:pStyle w:val="Heading3"/>
       </w:pPr>
       <w:bookmarkStart w:id="14" w:name="generate-difference-by-educ"/>
-      <w:bookmarkStart w:id="15" w:name="_Toc228972429"/>
+      <w:bookmarkStart w:id="15" w:name="_Toc228973921"/>
       <w:bookmarkEnd w:id="12"/>
       <w:r>
         <w:t>Generate Difference by Educ</w:t>
@@ -25054,7 +22914,7 @@
         <w:pStyle w:val="Heading3"/>
       </w:pPr>
       <w:bookmarkStart w:id="16" w:name="compile-and-save"/>
-      <w:bookmarkStart w:id="17" w:name="_Toc228972430"/>
+      <w:bookmarkStart w:id="17" w:name="_Toc228973922"/>
       <w:bookmarkEnd w:id="14"/>
       <w:r>
         <w:t>Compile and Save</w:t>
@@ -25491,7 +23351,7 @@
         </w:rPr>
         <w:lastRenderedPageBreak/>
         <w:drawing>
-          <wp:inline distT="0" distB="0" distL="0" distR="0" wp14:anchorId="149481C0" wp14:editId="20425F85">
+          <wp:inline distT="0" distB="0" distL="0" distR="0" wp14:anchorId="75217010" wp14:editId="1ED50BE7">
             <wp:extent cx="5334000" cy="3774056"/>
             <wp:effectExtent l="0" t="0" r="0" b="0"/>
             <wp:docPr id="28" name="Picture"/>
@@ -25538,7 +23398,7 @@
         <w:pStyle w:val="Heading2"/>
       </w:pPr>
       <w:bookmarkStart w:id="18" w:name="shiny-app-precompute"/>
-      <w:bookmarkStart w:id="19" w:name="_Toc228972431"/>
+      <w:bookmarkStart w:id="19" w:name="_Toc228973923"/>
       <w:bookmarkEnd w:id="4"/>
       <w:bookmarkEnd w:id="16"/>
       <w:r>
@@ -25559,7 +23419,7 @@
         <w:pStyle w:val="Heading3"/>
       </w:pPr>
       <w:bookmarkStart w:id="20" w:name="country-gains-function"/>
-      <w:bookmarkStart w:id="21" w:name="_Toc228972432"/>
+      <w:bookmarkStart w:id="21" w:name="_Toc228973924"/>
       <w:r>
         <w:t>Country gains function</w:t>
       </w:r>
@@ -27229,7 +25089,7 @@
         <w:pStyle w:val="Heading3"/>
       </w:pPr>
       <w:bookmarkStart w:id="22" w:name="X717f652cfdaedf23330ca708196eae9984d8a66"/>
-      <w:bookmarkStart w:id="23" w:name="_Toc228972433"/>
+      <w:bookmarkStart w:id="23" w:name="_Toc228973925"/>
       <w:bookmarkEnd w:id="20"/>
       <w:r>
         <w:t>Shiny App Pre-computation (5-Way Intercategorical)</w:t>
@@ -27289,7 +25149,7 @@
         <w:rPr>
           <w:rStyle w:val="NormalTok"/>
         </w:rPr>
-        <w:t xml:space="preserve">(m4_pooled, </w:t>
+        <w:t xml:space="preserve">(m5, </w:t>
       </w:r>
       <w:r>
         <w:rPr>
@@ -30353,7 +28213,7 @@
         <w:pStyle w:val="Heading3"/>
       </w:pPr>
       <w:bookmarkStart w:id="24" w:name="main-computation"/>
-      <w:bookmarkStart w:id="25" w:name="_Toc228972434"/>
+      <w:bookmarkStart w:id="25" w:name="_Toc228973926"/>
       <w:bookmarkEnd w:id="22"/>
       <w:r>
         <w:t>Main computation</w:t>
@@ -30539,7 +28399,7 @@
         <w:rPr>
           <w:rStyle w:val="NormalTok"/>
         </w:rPr>
-        <w:t>(m4_pooled, df2r, spec)</w:t>
+        <w:t>(m5, df2r, spec)</w:t>
       </w:r>
       <w:r>
         <w:br/>
@@ -30997,7 +28857,7 @@
         </w:rPr>
       </w:pPr>
       <w:bookmarkStart w:id="26" w:name="citations"/>
-      <w:bookmarkStart w:id="27" w:name="_Toc228972435"/>
+      <w:bookmarkStart w:id="27" w:name="_Toc228973927"/>
       <w:bookmarkEnd w:id="18"/>
       <w:bookmarkEnd w:id="24"/>
       <w:r>
@@ -32666,7 +30526,7 @@
         <w:pStyle w:val="Heading2"/>
       </w:pPr>
       <w:bookmarkStart w:id="28" w:name="colophon"/>
-      <w:bookmarkStart w:id="29" w:name="_Toc228972436"/>
+      <w:bookmarkStart w:id="29" w:name="_Toc228973928"/>
       <w:bookmarkEnd w:id="26"/>
       <w:r>
         <w:t>Colophon</w:t>
@@ -33294,7 +31154,7 @@
 <w:ftr xmlns:wpc="http://schemas.microsoft.com/office/word/2010/wordprocessingCanvas" xmlns:cx="http://schemas.microsoft.com/office/drawing/2014/chartex" xmlns:cx1="http://schemas.microsoft.com/office/drawing/2015/9/8/chartex" xmlns:cx2="http://schemas.microsoft.com/office/drawing/2015/10/21/chartex" xmlns:cx3="http://schemas.microsoft.com/office/drawing/2016/5/9/chartex" xmlns:cx4="http://schemas.microsoft.com/office/drawing/2016/5/10/chartex" xmlns:cx5="http://schemas.microsoft.com/office/drawing/2016/5/11/chartex" xmlns:cx6="http://schemas.microsoft.com/office/drawing/2016/5/12/chartex" xmlns:cx7="http://schemas.microsoft.com/office/drawing/2016/5/13/chartex" xmlns:cx8="http://schemas.microsoft.com/office/drawing/2016/5/14/chartex" xmlns:mc="http://schemas.openxmlformats.org/markup-compatibility/2006" xmlns:aink="http://schemas.microsoft.com/office/drawing/2016/ink" xmlns:am3d="http://schemas.microsoft.com/office/drawing/2017/model3d" xmlns:o="urn:schemas-microsoft-com:office:office" xmlns:oel="http://schemas.microsoft.com/office/2019/extlst" xmlns:r="http://schemas.openxmlformats.org/officeDocument/2006/relationships" xmlns:m="http://schemas.openxmlformats.org/officeDocument/2006/math" xmlns:v="urn:schemas-microsoft-com:vml" xmlns:wp14="http://schemas.microsoft.com/office/word/2010/wordprocessingDrawing" xmlns:wp="http://schemas.openxmlformats.org/drawingml/2006/wordprocessingDrawing" xmlns:w10="urn:schemas-microsoft-com:office:word" xmlns:w="http://schemas.openxmlformats.org/wordprocessingml/2006/main" xmlns:w14="http://schemas.microsoft.com/office/word/2010/wordml" xmlns:w15="http://schemas.microsoft.com/office/word/2012/wordml" xmlns:w16cex="http://schemas.microsoft.com/office/word/2018/wordml/cex" xmlns:w16cid="http://schemas.microsoft.com/office/word/2016/wordml/cid" xmlns:w16="http://schemas.microsoft.com/office/word/2018/wordml" xmlns:w16du="http://schemas.microsoft.com/office/word/2023/wordml/word16du" xmlns:w16sdtdh="http://schemas.microsoft.com/office/word/2020/wordml/sdtdatahash" xmlns:w16sdtfl="http://schemas.microsoft.com/office/word/2024/wordml/sdtformatlock" xmlns:w16se="http://schemas.microsoft.com/office/word/2015/wordml/symex" xmlns:wpg="http://schemas.microsoft.com/office/word/2010/wordprocessingGroup" xmlns:wpi="http://schemas.microsoft.com/office/word/2010/wordprocessingInk" xmlns:wne="http://schemas.microsoft.com/office/word/2006/wordml" xmlns:wps="http://schemas.microsoft.com/office/word/2010/wordprocessingShape" mc:Ignorable="w14 w15 w16se w16cid w16 w16cex w16sdtdh w16sdtfl w16du wp14">
   <w:sdt>
     <w:sdtPr>
-      <w:id w:val="1370877630"/>
+      <w:id w:val="-186063578"/>
       <w:docPartObj>
         <w:docPartGallery w:val="Page Numbers (Bottom of Page)"/>
         <w:docPartUnique/>
@@ -33373,7 +31233,7 @@
   <w:abstractNum w:abstractNumId="0" w15:restartNumberingAfterBreak="0">
     <w:nsid w:val="0000A990"/>
     <w:multiLevelType w:val="multilevel"/>
-    <w:tmpl w:val="5DA4DA16"/>
+    <w:tmpl w:val="49327874"/>
     <w:lvl w:ilvl="0">
       <w:numFmt w:val="bullet"/>
       <w:lvlText w:val=" "/>
@@ -33447,7 +31307,7 @@
       </w:pPr>
     </w:lvl>
   </w:abstractNum>
-  <w:num w:numId="1" w16cid:durableId="1794441662">
+  <w:num w:numId="1" w16cid:durableId="134102342">
     <w:abstractNumId w:val="0"/>
   </w:num>
 </w:numbering>
@@ -34705,11 +32565,35 @@
       <w:shd w:val="clear" w:color="auto" w:fill="F8F8F8"/>
     </w:rPr>
   </w:style>
+  <w:style w:type="paragraph" w:styleId="TOC2">
+    <w:name w:val="toc 2"/>
+    <w:basedOn w:val="Normal"/>
+    <w:next w:val="Normal"/>
+    <w:autoRedefine/>
+    <w:uiPriority w:val="39"/>
+    <w:rsid w:val="00007F2D"/>
+    <w:pPr>
+      <w:spacing w:after="100"/>
+      <w:ind w:left="240"/>
+    </w:pPr>
+  </w:style>
+  <w:style w:type="paragraph" w:styleId="TOC3">
+    <w:name w:val="toc 3"/>
+    <w:basedOn w:val="Normal"/>
+    <w:next w:val="Normal"/>
+    <w:autoRedefine/>
+    <w:uiPriority w:val="39"/>
+    <w:rsid w:val="00007F2D"/>
+    <w:pPr>
+      <w:spacing w:after="100"/>
+      <w:ind w:left="480"/>
+    </w:pPr>
+  </w:style>
   <w:style w:type="paragraph" w:styleId="Header">
     <w:name w:val="header"/>
     <w:basedOn w:val="Normal"/>
     <w:link w:val="HeaderChar"/>
-    <w:rsid w:val="006A7B11"/>
+    <w:rsid w:val="00007F2D"/>
     <w:pPr>
       <w:tabs>
         <w:tab w:val="center" w:pos="4703"/>
@@ -34722,14 +32606,14 @@
     <w:name w:val="Header Char"/>
     <w:basedOn w:val="DefaultParagraphFont"/>
     <w:link w:val="Header"/>
-    <w:rsid w:val="006A7B11"/>
+    <w:rsid w:val="00007F2D"/>
   </w:style>
   <w:style w:type="paragraph" w:styleId="Footer">
     <w:name w:val="footer"/>
     <w:basedOn w:val="Normal"/>
     <w:link w:val="FooterChar"/>
     <w:uiPriority w:val="99"/>
-    <w:rsid w:val="006A7B11"/>
+    <w:rsid w:val="00007F2D"/>
     <w:pPr>
       <w:tabs>
         <w:tab w:val="center" w:pos="4703"/>
@@ -34743,31 +32627,7 @@
     <w:basedOn w:val="DefaultParagraphFont"/>
     <w:link w:val="Footer"/>
     <w:uiPriority w:val="99"/>
-    <w:rsid w:val="006A7B11"/>
-  </w:style>
-  <w:style w:type="paragraph" w:styleId="TOC2">
-    <w:name w:val="toc 2"/>
-    <w:basedOn w:val="Normal"/>
-    <w:next w:val="Normal"/>
-    <w:autoRedefine/>
-    <w:uiPriority w:val="39"/>
-    <w:rsid w:val="00EC73CF"/>
-    <w:pPr>
-      <w:spacing w:after="100"/>
-      <w:ind w:left="240"/>
-    </w:pPr>
-  </w:style>
-  <w:style w:type="paragraph" w:styleId="TOC3">
-    <w:name w:val="toc 3"/>
-    <w:basedOn w:val="Normal"/>
-    <w:next w:val="Normal"/>
-    <w:autoRedefine/>
-    <w:uiPriority w:val="39"/>
-    <w:rsid w:val="00EC73CF"/>
-    <w:pPr>
-      <w:spacing w:after="100"/>
-      <w:ind w:left="480"/>
-    </w:pPr>
+    <w:rsid w:val="00007F2D"/>
   </w:style>
 </w:styles>
 </file>
